--- a/doc/architecture/competition-registration-review-remediation-plan.docx
+++ b/doc/architecture/competition-registration-review-remediation-plan.docx
@@ -1,8 +1,8 @@
 
 <file path=word/document.xml><?xml version="1.0" encoding="utf-8"?>
-<w:document xmlns:wpc="http://schemas.microsoft.com/office/word/2010/wordprocessingCanvas" xmlns:cx="http://schemas.microsoft.com/office/drawing/2014/chartex" xmlns:cx1="http://schemas.microsoft.com/office/drawing/2015/9/8/chartex" xmlns:cx2="http://schemas.microsoft.com/office/drawing/2015/10/21/chartex" xmlns:cx3="http://schemas.microsoft.com/office/drawing/2016/5/9/chartex" xmlns:cx4="http://schemas.microsoft.com/office/drawing/2016/5/10/chartex" xmlns:cx5="http://schemas.microsoft.com/office/drawing/2016/5/11/chartex" xmlns:cx6="http://schemas.microsoft.com/office/drawing/2016/5/12/chartex" xmlns:cx7="http://schemas.microsoft.com/office/drawing/2016/5/13/chartex" xmlns:cx8="http://schemas.microsoft.com/office/drawing/2016/5/14/chartex" xmlns:mc="http://schemas.openxmlformats.org/markup-compatibility/2006" xmlns:aink="http://schemas.microsoft.com/office/drawing/2016/ink" xmlns:am3d="http://schemas.microsoft.com/office/drawing/2017/model3d" xmlns:o="urn:schemas-microsoft-com:office:office" xmlns:oel="http://schemas.microsoft.com/office/2019/extlst" xmlns:r="http://schemas.openxmlformats.org/officeDocument/2006/relationships" xmlns:m="http://schemas.openxmlformats.org/officeDocument/2006/math" xmlns:v="urn:schemas-microsoft-com:vml" xmlns:wp14="http://schemas.microsoft.com/office/word/2010/wordprocessingDrawing" xmlns:wp="http://schemas.openxmlformats.org/drawingml/2006/wordprocessingDrawing" xmlns:w10="urn:schemas-microsoft-com:office:word" xmlns:w="http://schemas.openxmlformats.org/wordprocessingml/2006/main" xmlns:w14="http://schemas.microsoft.com/office/word/2010/wordml" xmlns:w15="http://schemas.microsoft.com/office/word/2012/wordml" xmlns:w16cex="http://schemas.microsoft.com/office/word/2018/wordml/cex" xmlns:w16cid="http://schemas.microsoft.com/office/word/2016/wordml/cid" xmlns:w16="http://schemas.microsoft.com/office/word/2018/wordml" xmlns:w16sdtdh="http://schemas.microsoft.com/office/word/2020/wordml/sdtdatahash" xmlns:w16se="http://schemas.microsoft.com/office/word/2015/wordml/symex" xmlns:wpg="http://schemas.microsoft.com/office/word/2010/wordprocessingGroup" xmlns:wpi="http://schemas.microsoft.com/office/word/2010/wordprocessingInk" xmlns:wne="http://schemas.microsoft.com/office/word/2006/wordml" xmlns:wps="http://schemas.microsoft.com/office/word/2010/wordprocessingShape" mc:Ignorable="w14 w15 w16se w16cid w16 w16cex w16sdtdh wp14">
+<w:document xmlns:ns1="http://schemas.openxmlformats.org/markup-compatibility/2006" xmlns:ns2="http://schemas.microsoft.com/office/word/2010/wordml" xmlns:w="http://schemas.openxmlformats.org/wordprocessingml/2006/main" ns1:Ignorable="w14 w15 w16se w16cid w16 w16cex w16sdtdh wp14">
   <w:body>
-    <w:p>
+    <w:p ns2:paraId="4B2CE537" ns2:textId="77777777">
       <w:pPr>
         <w:pStyle w:val="1"/>
         <w:rPr>
@@ -22,7 +22,7 @@
         <w:t>赛事报名、材料与评审体系完整整改方案</w:t>
       </w:r>
     </w:p>
-    <w:p>
+    <w:p ns2:paraId="146251BD" ns2:textId="77777777">
       <w:pPr>
         <w:pStyle w:val="a6"/>
         <w:rPr>
@@ -186,7 +186,7 @@
         <w:t>产品、研发、测试、运维、安全、赛事运营负责人</w:t>
       </w:r>
     </w:p>
-    <w:p>
+    <w:p ns2:paraId="1AE68293" ns2:textId="77777777">
       <w:pPr>
         <w:pStyle w:val="a6"/>
         <w:shd w:val="clear" w:color="auto" w:fill="EEF6FF"/>
@@ -262,7 +262,7 @@
         <w:t>事件协作；不采用每场比赛动态创建物理业务表，也不建立跨服务数据库联表。</w:t>
       </w:r>
     </w:p>
-    <w:p>
+    <w:p ns2:paraId="182BFCC0" ns2:textId="77777777">
       <w:pPr>
         <w:pStyle w:val="2"/>
         <w:rPr>
@@ -282,7 +282,7 @@
         <w:t>执行摘要</w:t>
       </w:r>
     </w:p>
-    <w:p>
+    <w:p ns2:paraId="6A8BFFD4" ns2:textId="77777777">
       <w:pPr>
         <w:pStyle w:val="a6"/>
         <w:rPr>
@@ -320,7 +320,7 @@
         <w:t>项目快照、阶段材料、支付联动、单分数评审、晋级规则和证书等基础能力，但报名资料查看、批量导出和完整评审闭环仍然不足。现有评审由管理员直接录入一个总分和结论，无法支撑多专家独立评审、盲审、回避、评分项版本、异常仲裁、冻结与发布审计。</w:t>
       </w:r>
     </w:p>
-    <w:p>
+    <w:p ns2:paraId="17E25D0E" ns2:textId="77777777">
       <w:pPr>
         <w:pStyle w:val="a6"/>
         <w:rPr>
@@ -340,7 +340,7 @@
         <w:t>本次整改分为四个层次：</w:t>
       </w:r>
     </w:p>
-    <w:p>
+    <w:p ns2:paraId="6218B149" ns2:textId="77777777">
       <w:pPr>
         <w:numPr>
           <w:ilvl w:val="0"/>
@@ -383,7 +383,7 @@
         <w:t>完成“报名团队资料”统一页面，按赛事查询团队、学生、项目、材料和支付状态，支持整队与整场导出、批量材料包任务。</w:t>
       </w:r>
     </w:p>
-    <w:p>
+    <w:p ns2:paraId="68561722" ns2:textId="77777777">
       <w:pPr>
         <w:numPr>
           <w:ilvl w:val="0"/>
@@ -444,7 +444,7 @@
         <w:t>本团队，赛事管理员按授权赛事访问，平台管理员可以跨赛事访问。</w:t>
       </w:r>
     </w:p>
-    <w:p>
+    <w:p ns2:paraId="49C2567B" ns2:textId="77777777">
       <w:pPr>
         <w:numPr>
           <w:ilvl w:val="0"/>
@@ -487,7 +487,7 @@
         <w:t>增加评审方案、评分表版本、评审批次、候选快照、专家分配、评分单、汇总、仲裁、定稿、发布和申诉审计。</w:t>
       </w:r>
     </w:p>
-    <w:p>
+    <w:p ns2:paraId="3F7C9270" ns2:textId="77777777">
       <w:pPr>
         <w:numPr>
           <w:ilvl w:val="0"/>
@@ -600,7 +600,7 @@
         <w:t>和领域事件建立边界；达到拆分门槛后再依次拆出报名服务和评审服务。</w:t>
       </w:r>
     </w:p>
-    <w:p>
+    <w:p ns2:paraId="290A9FCA" ns2:textId="77777777">
       <w:pPr>
         <w:pStyle w:val="a6"/>
         <w:rPr>
@@ -620,7 +620,7 @@
         <w:t>最终业务闭环为：</w:t>
       </w:r>
     </w:p>
-    <w:p>
+    <w:p ns2:paraId="17A0DEB4" ns2:textId="77777777">
       <w:pPr>
         <w:pStyle w:val="a6"/>
         <w:rPr>
@@ -1163,7 +1163,7 @@
         <w:t>证书与归档。</w:t>
       </w:r>
     </w:p>
-    <w:p>
+    <w:p ns2:paraId="118C5C76" ns2:textId="77777777">
       <w:pPr>
         <w:pStyle w:val="3"/>
         <w:rPr>
@@ -1183,7 +1183,7 @@
         <w:t>实施进展</w:t>
       </w:r>
     </w:p>
-    <w:p>
+    <w:p ns2:paraId="50C3CFC4" ns2:textId="77777777">
       <w:pPr>
         <w:numPr>
           <w:ilvl w:val="0"/>
@@ -1208,7 +1208,7 @@
         <w:t>已完成每场比赛独立逻辑报名数据集、历史报名回填和数据集边界校验。</w:t>
       </w:r>
     </w:p>
-    <w:p>
+    <w:p ns2:paraId="03067530" ns2:textId="77777777">
       <w:pPr>
         <w:numPr>
           <w:ilvl w:val="0"/>
@@ -1269,7 +1269,7 @@
         <w:t>。</w:t>
       </w:r>
     </w:p>
-    <w:p>
+    <w:p ns2:paraId="29CA63E4" ns2:textId="77777777">
       <w:pPr>
         <w:numPr>
           <w:ilvl w:val="0"/>
@@ -1312,7 +1312,7 @@
         <w:t>越权读取。</w:t>
       </w:r>
     </w:p>
-    <w:p>
+    <w:p ns2:paraId="5466F72C" ns2:textId="77777777">
       <w:pPr>
         <w:numPr>
           <w:ilvl w:val="0"/>
@@ -1409,7 +1409,7 @@
         <w:t>超时、评分草稿与提交。</w:t>
       </w:r>
     </w:p>
-    <w:p>
+    <w:p ns2:paraId="0D253F8F" ns2:textId="77777777">
       <w:pPr>
         <w:numPr>
           <w:ilvl w:val="0"/>
@@ -1434,7 +1434,7 @@
         <w:t>已完成平均值、中位数、加权平均、去极值聚合，异常标记、人工仲裁、定稿、发布、旧结果投影。</w:t>
       </w:r>
     </w:p>
-    <w:p>
+    <w:p ns2:paraId="69040BFE" ns2:textId="77777777">
       <w:pPr>
         <w:numPr>
           <w:ilvl w:val="0"/>
@@ -1459,7 +1459,7 @@
         <w:t>已完成学生结果查询与申诉、管理员申诉处理、已发布结果撤回更正和发布版本留痕。</w:t>
       </w:r>
     </w:p>
-    <w:p>
+    <w:p ns2:paraId="5B4CEE35" ns2:textId="77777777">
       <w:pPr>
         <w:numPr>
           <w:ilvl w:val="0"/>
@@ -1484,7 +1484,7 @@
         <w:t>已完成运营评审页面、专家工作台、学生结果页面，以及主路由、菜单和角色权限目录接入。</w:t>
       </w:r>
     </w:p>
-    <w:p>
+    <w:p ns2:paraId="315B466A" ns2:textId="77777777">
       <w:pPr>
         <w:numPr>
           <w:ilvl w:val="0"/>
@@ -1552,7 +1552,7 @@
         <w:t>。</w:t>
       </w:r>
     </w:p>
-    <w:p>
+    <w:p ns2:paraId="15A91E36" ns2:textId="77777777">
       <w:pPr>
         <w:pStyle w:val="2"/>
         <w:rPr>
@@ -1572,7 +1572,7 @@
         <w:t>整改目标与非目标</w:t>
       </w:r>
     </w:p>
-    <w:p>
+    <w:p ns2:paraId="13F8BEF5" ns2:textId="77777777">
       <w:pPr>
         <w:pStyle w:val="3"/>
         <w:rPr>
@@ -1592,7 +1592,7 @@
         <w:t>目标</w:t>
       </w:r>
     </w:p>
-    <w:p>
+    <w:p ns2:paraId="48C27F77" ns2:textId="77777777">
       <w:pPr>
         <w:numPr>
           <w:ilvl w:val="0"/>
@@ -1617,7 +1617,7 @@
         <w:t>每场比赛的数据在查询、授权、导出、归档和评审中都具有明确的数据集边界。</w:t>
       </w:r>
     </w:p>
-    <w:p>
+    <w:p ns2:paraId="68A0D67D" ns2:textId="77777777">
       <w:pPr>
         <w:numPr>
           <w:ilvl w:val="0"/>
@@ -1642,7 +1642,7 @@
         <w:t>管理员可以在一个页面查看该赛事全部报名团队、学生、项目、材料和状态。</w:t>
       </w:r>
     </w:p>
-    <w:p>
+    <w:p ns2:paraId="7D516694" ns2:textId="77777777">
       <w:pPr>
         <w:numPr>
           <w:ilvl w:val="0"/>
@@ -1685,7 +1685,7 @@
         <w:t>枚举、导出接口或文件地址读取他人数据。</w:t>
       </w:r>
     </w:p>
-    <w:p>
+    <w:p ns2:paraId="36D92E8F" ns2:textId="77777777">
       <w:pPr>
         <w:numPr>
           <w:ilvl w:val="0"/>
@@ -1710,7 +1710,7 @@
         <w:t>评审支持多轮、多专家、多评分项、盲审、回避、超时改派、聚合、仲裁、定稿和发布。</w:t>
       </w:r>
     </w:p>
-    <w:p>
+    <w:p ns2:paraId="44DBE1EA" ns2:textId="77777777">
       <w:pPr>
         <w:numPr>
           <w:ilvl w:val="0"/>
@@ -1735,7 +1735,7 @@
         <w:t>报名关闭后，评审读取冻结快照，不受团队资料后续变化影响。</w:t>
       </w:r>
     </w:p>
-    <w:p>
+    <w:p ns2:paraId="4276B02A" ns2:textId="77777777">
       <w:pPr>
         <w:numPr>
           <w:ilvl w:val="0"/>
@@ -1760,7 +1760,7 @@
         <w:t>评审定稿后不可直接覆盖历史，只能通过有审计记录的撤回、重开或更正流程处理。</w:t>
       </w:r>
     </w:p>
-    <w:p>
+    <w:p ns2:paraId="5E511326" ns2:textId="77777777">
       <w:pPr>
         <w:numPr>
           <w:ilvl w:val="0"/>
@@ -1785,7 +1785,7 @@
         <w:t>服务故障时不形成长同步调用链，关键业务可重试、可补偿、可追踪。</w:t>
       </w:r>
     </w:p>
-    <w:p>
+    <w:p ns2:paraId="6758751D" ns2:textId="77777777">
       <w:pPr>
         <w:numPr>
           <w:ilvl w:val="0"/>
@@ -1810,7 +1810,7 @@
         <w:t>当前单体可以渐进整改，未来拆分微服务时不重做核心模型。</w:t>
       </w:r>
     </w:p>
-    <w:p>
+    <w:p ns2:paraId="4791D158" ns2:textId="77777777">
       <w:pPr>
         <w:pStyle w:val="3"/>
         <w:rPr>
@@ -1830,7 +1830,7 @@
         <w:t>非目标</w:t>
       </w:r>
     </w:p>
-    <w:p>
+    <w:p ns2:paraId="401907D1" ns2:textId="77777777">
       <w:pPr>
         <w:numPr>
           <w:ilvl w:val="0"/>
@@ -1855,7 +1855,7 @@
         <w:t>本阶段不要求立即把所有模块拆成独立部署的微服务。</w:t>
       </w:r>
     </w:p>
-    <w:p>
+    <w:p ns2:paraId="1B4DB784" ns2:textId="77777777">
       <w:pPr>
         <w:numPr>
           <w:ilvl w:val="0"/>
@@ -1898,7 +1898,7 @@
         <w:t>表”的方式。</w:t>
       </w:r>
     </w:p>
-    <w:p>
+    <w:p ns2:paraId="0F860D96" ns2:textId="77777777">
       <w:pPr>
         <w:numPr>
           <w:ilvl w:val="0"/>
@@ -1923,7 +1923,7 @@
         <w:t>不允许评审服务直接查询报名、团队、文件、支付服务的业务表。</w:t>
       </w:r>
     </w:p>
-    <w:p>
+    <w:p ns2:paraId="24C3E3AC" ns2:textId="77777777">
       <w:pPr>
         <w:numPr>
           <w:ilvl w:val="0"/>
@@ -1966,7 +1966,7 @@
         <w:t>债务；优先治理本方案涉及的新写入路径。</w:t>
       </w:r>
     </w:p>
-    <w:p>
+    <w:p ns2:paraId="0A020F76" ns2:textId="77777777">
       <w:pPr>
         <w:pStyle w:val="2"/>
         <w:rPr>
@@ -1986,7 +1986,7 @@
         <w:t>当前能力与主要差距</w:t>
       </w:r>
     </w:p>
-    <w:p>
+    <w:p ns2:paraId="0C17CA68" ns2:textId="77777777">
       <w:pPr>
         <w:pStyle w:val="3"/>
         <w:rPr>
@@ -2022,7 +2022,7 @@
         <w:gridCol w:w="2644"/>
         <w:gridCol w:w="5031"/>
       </w:tblGrid>
-      <w:tr>
+      <w:tr ns2:paraId="65E50FD1" ns2:textId="77777777">
         <w:trPr>
           <w:tblHeader/>
         </w:trPr>
@@ -2045,7 +2045,7 @@
             <w:vAlign w:val="center"/>
             <w:hideMark/>
           </w:tcPr>
-          <w:p>
+          <w:p ns2:paraId="07BCB587" ns2:textId="77777777">
             <w:pPr>
               <w:spacing w:before="200" w:after="280"/>
               <w:jc w:val="center"/>
@@ -2090,7 +2090,7 @@
             <w:vAlign w:val="center"/>
             <w:hideMark/>
           </w:tcPr>
-          <w:p>
+          <w:p ns2:paraId="6D8CA2EE" ns2:textId="77777777">
             <w:pPr>
               <w:spacing w:before="200" w:after="280"/>
               <w:jc w:val="center"/>
@@ -2135,7 +2135,7 @@
             <w:vAlign w:val="center"/>
             <w:hideMark/>
           </w:tcPr>
-          <w:p>
+          <w:p ns2:paraId="475368B7" ns2:textId="77777777">
             <w:pPr>
               <w:spacing w:before="200" w:after="280"/>
               <w:jc w:val="center"/>
@@ -2162,7 +2162,7 @@
           </w:p>
         </w:tc>
       </w:tr>
-      <w:tr>
+      <w:tr ns2:paraId="20E8D106" ns2:textId="77777777">
         <w:tc>
           <w:tcPr>
             <w:tcW w:w="0" w:type="auto"/>
@@ -2180,7 +2180,7 @@
             </w:tcMar>
             <w:hideMark/>
           </w:tcPr>
-          <w:p>
+          <w:p ns2:paraId="1F9CAEE0" ns2:textId="77777777">
             <w:pPr>
               <w:spacing w:before="200" w:after="280"/>
               <w:rPr>
@@ -2218,7 +2218,7 @@
             </w:tcMar>
             <w:hideMark/>
           </w:tcPr>
-          <w:p>
+          <w:p ns2:paraId="58ED9B12" ns2:textId="77777777">
             <w:pPr>
               <w:spacing w:before="200" w:after="280"/>
               <w:rPr>
@@ -2292,7 +2292,7 @@
             </w:tcMar>
             <w:hideMark/>
           </w:tcPr>
-          <w:p>
+          <w:p ns2:paraId="2E62D742" ns2:textId="77777777">
             <w:pPr>
               <w:spacing w:before="200" w:after="280"/>
               <w:rPr>
@@ -2321,7 +2321,7 @@
           </w:p>
         </w:tc>
       </w:tr>
-      <w:tr>
+      <w:tr ns2:paraId="16F1E9F4" ns2:textId="77777777">
         <w:tc>
           <w:tcPr>
             <w:tcW w:w="0" w:type="auto"/>
@@ -2339,7 +2339,7 @@
             </w:tcMar>
             <w:hideMark/>
           </w:tcPr>
-          <w:p>
+          <w:p ns2:paraId="1EA7A90D" ns2:textId="77777777">
             <w:pPr>
               <w:spacing w:before="200" w:after="280"/>
               <w:rPr>
@@ -2377,7 +2377,7 @@
             </w:tcMar>
             <w:hideMark/>
           </w:tcPr>
-          <w:p>
+          <w:p ns2:paraId="210D1158" ns2:textId="77777777">
             <w:pPr>
               <w:spacing w:before="200" w:after="280"/>
               <w:rPr>
@@ -2415,7 +2415,7 @@
             </w:tcMar>
             <w:hideMark/>
           </w:tcPr>
-          <w:p>
+          <w:p ns2:paraId="0D5F2A99" ns2:textId="77777777">
             <w:pPr>
               <w:spacing w:before="200" w:after="280"/>
               <w:rPr>
@@ -2471,7 +2471,7 @@
           </w:p>
         </w:tc>
       </w:tr>
-      <w:tr>
+      <w:tr ns2:paraId="61571CE4" ns2:textId="77777777">
         <w:tc>
           <w:tcPr>
             <w:tcW w:w="0" w:type="auto"/>
@@ -2489,7 +2489,7 @@
             </w:tcMar>
             <w:hideMark/>
           </w:tcPr>
-          <w:p>
+          <w:p ns2:paraId="59A8FC39" ns2:textId="77777777">
             <w:pPr>
               <w:spacing w:before="200" w:after="280"/>
               <w:rPr>
@@ -2527,7 +2527,7 @@
             </w:tcMar>
             <w:hideMark/>
           </w:tcPr>
-          <w:p>
+          <w:p ns2:paraId="42E0F498" ns2:textId="77777777">
             <w:pPr>
               <w:spacing w:before="200" w:after="280"/>
               <w:rPr>
@@ -2565,7 +2565,7 @@
             </w:tcMar>
             <w:hideMark/>
           </w:tcPr>
-          <w:p>
+          <w:p ns2:paraId="4B14358C" ns2:textId="77777777">
             <w:pPr>
               <w:spacing w:before="200" w:after="280"/>
               <w:rPr>
@@ -2601,7 +2601,7 @@
           </w:p>
         </w:tc>
       </w:tr>
-      <w:tr>
+      <w:tr ns2:paraId="7658CE41" ns2:textId="77777777">
         <w:tc>
           <w:tcPr>
             <w:tcW w:w="0" w:type="auto"/>
@@ -2619,7 +2619,7 @@
             </w:tcMar>
             <w:hideMark/>
           </w:tcPr>
-          <w:p>
+          <w:p ns2:paraId="65FC3948" ns2:textId="77777777">
             <w:pPr>
               <w:spacing w:before="200" w:after="280"/>
               <w:rPr>
@@ -2657,7 +2657,7 @@
             </w:tcMar>
             <w:hideMark/>
           </w:tcPr>
-          <w:p>
+          <w:p ns2:paraId="182E72EC" ns2:textId="77777777">
             <w:pPr>
               <w:spacing w:before="200" w:after="280"/>
               <w:rPr>
@@ -2695,7 +2695,7 @@
             </w:tcMar>
             <w:hideMark/>
           </w:tcPr>
-          <w:p>
+          <w:p ns2:paraId="48FB9390" ns2:textId="77777777">
             <w:pPr>
               <w:spacing w:before="200" w:after="280"/>
               <w:rPr>
@@ -2724,7 +2724,7 @@
           </w:p>
         </w:tc>
       </w:tr>
-      <w:tr>
+      <w:tr ns2:paraId="57BC725F" ns2:textId="77777777">
         <w:tc>
           <w:tcPr>
             <w:tcW w:w="0" w:type="auto"/>
@@ -2742,7 +2742,7 @@
             </w:tcMar>
             <w:hideMark/>
           </w:tcPr>
-          <w:p>
+          <w:p ns2:paraId="47ED96BD" ns2:textId="77777777">
             <w:pPr>
               <w:spacing w:before="200" w:after="280"/>
               <w:rPr>
@@ -2780,7 +2780,7 @@
             </w:tcMar>
             <w:hideMark/>
           </w:tcPr>
-          <w:p>
+          <w:p ns2:paraId="00BCA5B5" ns2:textId="77777777">
             <w:pPr>
               <w:spacing w:before="200" w:after="280"/>
               <w:rPr>
@@ -2845,7 +2845,7 @@
             </w:tcMar>
             <w:hideMark/>
           </w:tcPr>
-          <w:p>
+          <w:p ns2:paraId="602DCA72" ns2:textId="77777777">
             <w:pPr>
               <w:spacing w:before="200" w:after="280"/>
               <w:rPr>
@@ -2883,7 +2883,7 @@
           </w:p>
         </w:tc>
       </w:tr>
-      <w:tr>
+      <w:tr ns2:paraId="50B393E2" ns2:textId="77777777">
         <w:tc>
           <w:tcPr>
             <w:tcW w:w="0" w:type="auto"/>
@@ -2901,7 +2901,7 @@
             </w:tcMar>
             <w:hideMark/>
           </w:tcPr>
-          <w:p>
+          <w:p ns2:paraId="737C8E96" ns2:textId="77777777">
             <w:pPr>
               <w:spacing w:before="200" w:after="280"/>
               <w:rPr>
@@ -2939,7 +2939,7 @@
             </w:tcMar>
             <w:hideMark/>
           </w:tcPr>
-          <w:p>
+          <w:p ns2:paraId="0C76F5CC" ns2:textId="77777777">
             <w:pPr>
               <w:spacing w:before="200" w:after="280"/>
               <w:rPr>
@@ -2995,7 +2995,7 @@
             </w:tcMar>
             <w:hideMark/>
           </w:tcPr>
-          <w:p>
+          <w:p ns2:paraId="4AC05CC3" ns2:textId="77777777">
             <w:pPr>
               <w:spacing w:before="200" w:after="280"/>
               <w:rPr>
@@ -3031,7 +3031,7 @@
           </w:p>
         </w:tc>
       </w:tr>
-      <w:tr>
+      <w:tr ns2:paraId="0B64D22F" ns2:textId="77777777">
         <w:tc>
           <w:tcPr>
             <w:tcW w:w="0" w:type="auto"/>
@@ -3049,7 +3049,7 @@
             </w:tcMar>
             <w:hideMark/>
           </w:tcPr>
-          <w:p>
+          <w:p ns2:paraId="143D2649" ns2:textId="77777777">
             <w:pPr>
               <w:spacing w:before="200" w:after="280"/>
               <w:rPr>
@@ -3087,7 +3087,7 @@
             </w:tcMar>
             <w:hideMark/>
           </w:tcPr>
-          <w:p>
+          <w:p ns2:paraId="08F2888D" ns2:textId="77777777">
             <w:pPr>
               <w:spacing w:before="200" w:after="280"/>
               <w:rPr>
@@ -3125,7 +3125,7 @@
             </w:tcMar>
             <w:hideMark/>
           </w:tcPr>
-          <w:p>
+          <w:p ns2:paraId="5B6D4E61" ns2:textId="77777777">
             <w:pPr>
               <w:spacing w:before="200" w:after="280"/>
               <w:rPr>
@@ -3148,7 +3148,7 @@
         </w:tc>
       </w:tr>
     </w:tbl>
-    <w:p>
+    <w:p ns2:paraId="35DFFA9D" ns2:textId="77777777">
       <w:pPr>
         <w:pStyle w:val="3"/>
         <w:rPr>
@@ -3184,7 +3184,7 @@
         <w:gridCol w:w="2926"/>
         <w:gridCol w:w="4697"/>
       </w:tblGrid>
-      <w:tr>
+      <w:tr ns2:paraId="7EF26A0C" ns2:textId="77777777">
         <w:trPr>
           <w:tblHeader/>
         </w:trPr>
@@ -3207,7 +3207,7 @@
             <w:vAlign w:val="center"/>
             <w:hideMark/>
           </w:tcPr>
-          <w:p>
+          <w:p ns2:paraId="6C9E32F2" ns2:textId="77777777">
             <w:pPr>
               <w:spacing w:before="200" w:after="280"/>
               <w:jc w:val="center"/>
@@ -3252,7 +3252,7 @@
             <w:vAlign w:val="center"/>
             <w:hideMark/>
           </w:tcPr>
-          <w:p>
+          <w:p ns2:paraId="0C156CEC" ns2:textId="77777777">
             <w:pPr>
               <w:spacing w:before="200" w:after="280"/>
               <w:jc w:val="center"/>
@@ -3297,7 +3297,7 @@
             <w:vAlign w:val="center"/>
             <w:hideMark/>
           </w:tcPr>
-          <w:p>
+          <w:p ns2:paraId="2D0048B7" ns2:textId="77777777">
             <w:pPr>
               <w:spacing w:before="200" w:after="280"/>
               <w:jc w:val="center"/>
@@ -3324,7 +3324,7 @@
           </w:p>
         </w:tc>
       </w:tr>
-      <w:tr>
+      <w:tr ns2:paraId="6659D380" ns2:textId="77777777">
         <w:tc>
           <w:tcPr>
             <w:tcW w:w="0" w:type="auto"/>
@@ -3342,7 +3342,7 @@
             </w:tcMar>
             <w:hideMark/>
           </w:tcPr>
-          <w:p>
+          <w:p ns2:paraId="34DB38D5" ns2:textId="77777777">
             <w:pPr>
               <w:spacing w:before="200" w:after="280"/>
               <w:rPr>
@@ -3380,7 +3380,7 @@
             </w:tcMar>
             <w:hideMark/>
           </w:tcPr>
-          <w:p>
+          <w:p ns2:paraId="59202190" ns2:textId="77777777">
             <w:pPr>
               <w:spacing w:before="200" w:after="280"/>
               <w:rPr>
@@ -3418,7 +3418,7 @@
             </w:tcMar>
             <w:hideMark/>
           </w:tcPr>
-          <w:p>
+          <w:p ns2:paraId="40B47784" ns2:textId="77777777">
             <w:pPr>
               <w:spacing w:before="200" w:after="280"/>
               <w:rPr>
@@ -3440,7 +3440,7 @@
           </w:p>
         </w:tc>
       </w:tr>
-      <w:tr>
+      <w:tr ns2:paraId="287EEBAD" ns2:textId="77777777">
         <w:tc>
           <w:tcPr>
             <w:tcW w:w="0" w:type="auto"/>
@@ -3458,7 +3458,7 @@
             </w:tcMar>
             <w:hideMark/>
           </w:tcPr>
-          <w:p>
+          <w:p ns2:paraId="1F13B975" ns2:textId="77777777">
             <w:pPr>
               <w:spacing w:before="200" w:after="280"/>
               <w:rPr>
@@ -3496,7 +3496,7 @@
             </w:tcMar>
             <w:hideMark/>
           </w:tcPr>
-          <w:p>
+          <w:p ns2:paraId="52BE7CD1" ns2:textId="77777777">
             <w:pPr>
               <w:spacing w:before="200" w:after="280"/>
               <w:rPr>
@@ -3534,7 +3534,7 @@
             </w:tcMar>
             <w:hideMark/>
           </w:tcPr>
-          <w:p>
+          <w:p ns2:paraId="70C74A6B" ns2:textId="77777777">
             <w:pPr>
               <w:spacing w:before="200" w:after="280"/>
               <w:rPr>
@@ -3556,7 +3556,7 @@
           </w:p>
         </w:tc>
       </w:tr>
-      <w:tr>
+      <w:tr ns2:paraId="2CB9E95E" ns2:textId="77777777">
         <w:tc>
           <w:tcPr>
             <w:tcW w:w="0" w:type="auto"/>
@@ -3574,7 +3574,7 @@
             </w:tcMar>
             <w:hideMark/>
           </w:tcPr>
-          <w:p>
+          <w:p ns2:paraId="2824089E" ns2:textId="77777777">
             <w:pPr>
               <w:spacing w:before="200" w:after="280"/>
               <w:rPr>
@@ -3612,7 +3612,7 @@
             </w:tcMar>
             <w:hideMark/>
           </w:tcPr>
-          <w:p>
+          <w:p ns2:paraId="096B54CB" ns2:textId="77777777">
             <w:pPr>
               <w:spacing w:before="200" w:after="280"/>
               <w:rPr>
@@ -3650,7 +3650,7 @@
             </w:tcMar>
             <w:hideMark/>
           </w:tcPr>
-          <w:p>
+          <w:p ns2:paraId="75A0967B" ns2:textId="77777777">
             <w:pPr>
               <w:spacing w:before="200" w:after="280"/>
               <w:rPr>
@@ -3672,7 +3672,7 @@
           </w:p>
         </w:tc>
       </w:tr>
-      <w:tr>
+      <w:tr ns2:paraId="10CC3E6C" ns2:textId="77777777">
         <w:tc>
           <w:tcPr>
             <w:tcW w:w="0" w:type="auto"/>
@@ -3690,7 +3690,7 @@
             </w:tcMar>
             <w:hideMark/>
           </w:tcPr>
-          <w:p>
+          <w:p ns2:paraId="733A7836" ns2:textId="77777777">
             <w:pPr>
               <w:spacing w:before="200" w:after="280"/>
               <w:rPr>
@@ -3728,7 +3728,7 @@
             </w:tcMar>
             <w:hideMark/>
           </w:tcPr>
-          <w:p>
+          <w:p ns2:paraId="2522B13F" ns2:textId="77777777">
             <w:pPr>
               <w:spacing w:before="200" w:after="280"/>
               <w:rPr>
@@ -3766,7 +3766,7 @@
             </w:tcMar>
             <w:hideMark/>
           </w:tcPr>
-          <w:p>
+          <w:p ns2:paraId="3EF67AA7" ns2:textId="77777777">
             <w:pPr>
               <w:spacing w:before="200" w:after="280"/>
               <w:rPr>
@@ -3806,7 +3806,7 @@
           </w:p>
         </w:tc>
       </w:tr>
-      <w:tr>
+      <w:tr ns2:paraId="5E819C93" ns2:textId="77777777">
         <w:tc>
           <w:tcPr>
             <w:tcW w:w="0" w:type="auto"/>
@@ -3824,7 +3824,7 @@
             </w:tcMar>
             <w:hideMark/>
           </w:tcPr>
-          <w:p>
+          <w:p ns2:paraId="06838257" ns2:textId="77777777">
             <w:pPr>
               <w:spacing w:before="200" w:after="280"/>
               <w:rPr>
@@ -3862,7 +3862,7 @@
             </w:tcMar>
             <w:hideMark/>
           </w:tcPr>
-          <w:p>
+          <w:p ns2:paraId="7E2BF38E" ns2:textId="77777777">
             <w:pPr>
               <w:spacing w:before="200" w:after="280"/>
               <w:rPr>
@@ -3900,7 +3900,7 @@
             </w:tcMar>
             <w:hideMark/>
           </w:tcPr>
-          <w:p>
+          <w:p ns2:paraId="772B9860" ns2:textId="77777777">
             <w:pPr>
               <w:spacing w:before="200" w:after="280"/>
               <w:rPr>
@@ -3922,7 +3922,7 @@
           </w:p>
         </w:tc>
       </w:tr>
-      <w:tr>
+      <w:tr ns2:paraId="41E619AF" ns2:textId="77777777">
         <w:tc>
           <w:tcPr>
             <w:tcW w:w="0" w:type="auto"/>
@@ -3940,7 +3940,7 @@
             </w:tcMar>
             <w:hideMark/>
           </w:tcPr>
-          <w:p>
+          <w:p ns2:paraId="2D609D6D" ns2:textId="77777777">
             <w:pPr>
               <w:spacing w:before="200" w:after="280"/>
               <w:rPr>
@@ -3978,7 +3978,7 @@
             </w:tcMar>
             <w:hideMark/>
           </w:tcPr>
-          <w:p>
+          <w:p ns2:paraId="6E843942" ns2:textId="77777777">
             <w:pPr>
               <w:spacing w:before="200" w:after="280"/>
               <w:rPr>
@@ -4034,7 +4034,7 @@
             </w:tcMar>
             <w:hideMark/>
           </w:tcPr>
-          <w:p>
+          <w:p ns2:paraId="619590EF" ns2:textId="77777777">
             <w:pPr>
               <w:spacing w:before="200" w:after="280"/>
               <w:rPr>
@@ -4056,7 +4056,7 @@
           </w:p>
         </w:tc>
       </w:tr>
-      <w:tr>
+      <w:tr ns2:paraId="474CA440" ns2:textId="77777777">
         <w:tc>
           <w:tcPr>
             <w:tcW w:w="0" w:type="auto"/>
@@ -4074,7 +4074,7 @@
             </w:tcMar>
             <w:hideMark/>
           </w:tcPr>
-          <w:p>
+          <w:p ns2:paraId="337427E4" ns2:textId="77777777">
             <w:pPr>
               <w:spacing w:before="200" w:after="280"/>
               <w:rPr>
@@ -4112,7 +4112,7 @@
             </w:tcMar>
             <w:hideMark/>
           </w:tcPr>
-          <w:p>
+          <w:p ns2:paraId="0A2B1D17" ns2:textId="77777777">
             <w:pPr>
               <w:spacing w:before="200" w:after="280"/>
               <w:rPr>
@@ -4150,7 +4150,7 @@
             </w:tcMar>
             <w:hideMark/>
           </w:tcPr>
-          <w:p>
+          <w:p ns2:paraId="3307A4DE" ns2:textId="77777777">
             <w:pPr>
               <w:spacing w:before="200" w:after="280"/>
               <w:rPr>
@@ -4172,7 +4172,7 @@
           </w:p>
         </w:tc>
       </w:tr>
-      <w:tr>
+      <w:tr ns2:paraId="0C8279A5" ns2:textId="77777777">
         <w:tc>
           <w:tcPr>
             <w:tcW w:w="0" w:type="auto"/>
@@ -4190,7 +4190,7 @@
             </w:tcMar>
             <w:hideMark/>
           </w:tcPr>
-          <w:p>
+          <w:p ns2:paraId="62460FA7" ns2:textId="77777777">
             <w:pPr>
               <w:spacing w:before="200" w:after="280"/>
               <w:rPr>
@@ -4228,7 +4228,7 @@
             </w:tcMar>
             <w:hideMark/>
           </w:tcPr>
-          <w:p>
+          <w:p ns2:paraId="34D362CB" ns2:textId="77777777">
             <w:pPr>
               <w:spacing w:before="200" w:after="280"/>
               <w:rPr>
@@ -4284,7 +4284,7 @@
             </w:tcMar>
             <w:hideMark/>
           </w:tcPr>
-          <w:p>
+          <w:p ns2:paraId="2C81D984" ns2:textId="77777777">
             <w:pPr>
               <w:spacing w:before="200" w:after="280"/>
               <w:rPr>
@@ -4342,7 +4342,7 @@
           </w:p>
         </w:tc>
       </w:tr>
-      <w:tr>
+      <w:tr ns2:paraId="1762EF9A" ns2:textId="77777777">
         <w:tc>
           <w:tcPr>
             <w:tcW w:w="0" w:type="auto"/>
@@ -4360,7 +4360,7 @@
             </w:tcMar>
             <w:hideMark/>
           </w:tcPr>
-          <w:p>
+          <w:p ns2:paraId="04815682" ns2:textId="77777777">
             <w:pPr>
               <w:spacing w:before="200" w:after="280"/>
               <w:rPr>
@@ -4398,7 +4398,7 @@
             </w:tcMar>
             <w:hideMark/>
           </w:tcPr>
-          <w:p>
+          <w:p ns2:paraId="70E0691A" ns2:textId="77777777">
             <w:pPr>
               <w:spacing w:before="200" w:after="280"/>
               <w:rPr>
@@ -4445,7 +4445,7 @@
             </w:tcMar>
             <w:hideMark/>
           </w:tcPr>
-          <w:p>
+          <w:p ns2:paraId="6C2D0D45" ns2:textId="77777777">
             <w:pPr>
               <w:spacing w:before="200" w:after="280"/>
               <w:rPr>
@@ -4467,7 +4467,7 @@
           </w:p>
         </w:tc>
       </w:tr>
-      <w:tr>
+      <w:tr ns2:paraId="703DDD5A" ns2:textId="77777777">
         <w:tc>
           <w:tcPr>
             <w:tcW w:w="0" w:type="auto"/>
@@ -4485,7 +4485,7 @@
             </w:tcMar>
             <w:hideMark/>
           </w:tcPr>
-          <w:p>
+          <w:p ns2:paraId="498EB133" ns2:textId="77777777">
             <w:pPr>
               <w:spacing w:before="200" w:after="280"/>
               <w:rPr>
@@ -4523,7 +4523,7 @@
             </w:tcMar>
             <w:hideMark/>
           </w:tcPr>
-          <w:p>
+          <w:p ns2:paraId="0230CB98" ns2:textId="77777777">
             <w:pPr>
               <w:spacing w:before="200" w:after="280"/>
               <w:rPr>
@@ -4579,7 +4579,7 @@
             </w:tcMar>
             <w:hideMark/>
           </w:tcPr>
-          <w:p>
+          <w:p ns2:paraId="24FF466F" ns2:textId="77777777">
             <w:pPr>
               <w:spacing w:before="200" w:after="280"/>
               <w:rPr>
@@ -4602,7 +4602,7 @@
         </w:tc>
       </w:tr>
     </w:tbl>
-    <w:p>
+    <w:p ns2:paraId="1061AC0D" ns2:textId="77777777">
       <w:pPr>
         <w:pStyle w:val="2"/>
         <w:rPr>
@@ -4622,7 +4622,7 @@
         <w:t>总体架构原则</w:t>
       </w:r>
     </w:p>
-    <w:p>
+    <w:p ns2:paraId="0E1226FF" ns2:textId="77777777">
       <w:pPr>
         <w:pStyle w:val="3"/>
         <w:rPr>
@@ -4642,7 +4642,7 @@
         <w:t>领域所有权唯一</w:t>
       </w:r>
     </w:p>
-    <w:p>
+    <w:p ns2:paraId="696EC7EC" ns2:textId="77777777">
       <w:pPr>
         <w:pStyle w:val="a6"/>
         <w:rPr>
@@ -4662,7 +4662,7 @@
         <w:t>每类事实只允许一个拥有方：</w:t>
       </w:r>
     </w:p>
-    <w:p>
+    <w:p ns2:paraId="59F886EB" ns2:textId="77777777">
       <w:pPr>
         <w:numPr>
           <w:ilvl w:val="0"/>
@@ -4687,7 +4687,7 @@
         <w:t>赛事服务拥有赛事、阶段、规则和时间窗口。</w:t>
       </w:r>
     </w:p>
-    <w:p>
+    <w:p ns2:paraId="2E5CCB93" ns2:textId="77777777">
       <w:pPr>
         <w:numPr>
           <w:ilvl w:val="0"/>
@@ -4712,7 +4712,7 @@
         <w:t>报名服务拥有报名状态、报名快照、逻辑数据集和阶段资格。</w:t>
       </w:r>
     </w:p>
-    <w:p>
+    <w:p ns2:paraId="38FA96F3" ns2:textId="77777777">
       <w:pPr>
         <w:numPr>
           <w:ilvl w:val="0"/>
@@ -4755,7 +4755,7 @@
         <w:t>项目服务拥有可编辑的团队与项目主数据。</w:t>
       </w:r>
     </w:p>
-    <w:p>
+    <w:p ns2:paraId="007DCC3C" ns2:textId="77777777">
       <w:pPr>
         <w:numPr>
           <w:ilvl w:val="0"/>
@@ -4780,7 +4780,7 @@
         <w:t>文件服务拥有文件对象、扫描状态和下载凭证。</w:t>
       </w:r>
     </w:p>
-    <w:p>
+    <w:p ns2:paraId="7510D91C" ns2:textId="77777777">
       <w:pPr>
         <w:numPr>
           <w:ilvl w:val="0"/>
@@ -4805,7 +4805,7 @@
         <w:t>支付服务拥有订单、支付与退款事实。</w:t>
       </w:r>
     </w:p>
-    <w:p>
+    <w:p ns2:paraId="2265F3AC" ns2:textId="77777777">
       <w:pPr>
         <w:numPr>
           <w:ilvl w:val="0"/>
@@ -4830,7 +4830,7 @@
         <w:t>评审服务拥有评审方案、任务、评分单、汇总和定稿。</w:t>
       </w:r>
     </w:p>
-    <w:p>
+    <w:p ns2:paraId="3C41CD19" ns2:textId="77777777">
       <w:pPr>
         <w:numPr>
           <w:ilvl w:val="0"/>
@@ -4855,7 +4855,7 @@
         <w:t>消息服务拥有通知投递。</w:t>
       </w:r>
     </w:p>
-    <w:p>
+    <w:p ns2:paraId="43661A17" ns2:textId="77777777">
       <w:pPr>
         <w:numPr>
           <w:ilvl w:val="0"/>
@@ -4880,7 +4880,7 @@
         <w:t>证书服务拥有证书模板、签发和验真。</w:t>
       </w:r>
     </w:p>
-    <w:p>
+    <w:p ns2:paraId="3F03AE4F" ns2:textId="77777777">
       <w:pPr>
         <w:pStyle w:val="a6"/>
         <w:rPr>
@@ -4918,7 +4918,7 @@
         <w:t>、事件或只读投影使用这些事实，不能直接修改拥有方数据库。</w:t>
       </w:r>
     </w:p>
-    <w:p>
+    <w:p ns2:paraId="0B42F142" ns2:textId="77777777">
       <w:pPr>
         <w:pStyle w:val="3"/>
         <w:rPr>
@@ -4938,7 +4938,7 @@
         <w:t>每场比赛一个逻辑报名数据集</w:t>
       </w:r>
     </w:p>
-    <w:p>
+    <w:p ns2:paraId="222E1B50" ns2:textId="77777777">
       <w:pPr>
         <w:pStyle w:val="a6"/>
         <w:rPr>
@@ -4976,7 +4976,7 @@
         <w:t>，而不是动态物理表：</w:t>
       </w:r>
     </w:p>
-    <w:p>
+    <w:p ns2:paraId="5DDA9797" ns2:textId="77777777">
       <w:pPr>
         <w:numPr>
           <w:ilvl w:val="0"/>
@@ -5008,7 +5008,7 @@
         <w:t>：一场比赛一条数据集定义。</w:t>
       </w:r>
     </w:p>
-    <w:p>
+    <w:p ns2:paraId="25F6594B" ns2:textId="77777777">
       <w:pPr>
         <w:numPr>
           <w:ilvl w:val="0"/>
@@ -5040,7 +5040,7 @@
         <w:t>：把报名记录绑定到数据集。</w:t>
       </w:r>
     </w:p>
-    <w:p>
+    <w:p ns2:paraId="76CC5920" ns2:textId="77777777">
       <w:pPr>
         <w:numPr>
           <w:ilvl w:val="0"/>
@@ -5099,7 +5099,7 @@
         <w:t>访问。</w:t>
       </w:r>
     </w:p>
-    <w:p>
+    <w:p ns2:paraId="18841A63" ns2:textId="77777777">
       <w:pPr>
         <w:numPr>
           <w:ilvl w:val="0"/>
@@ -5140,7 +5140,7 @@
         <w:t>可用于导出文件名、审计和归档，但不暴露连续主键。</w:t>
       </w:r>
     </w:p>
-    <w:p>
+    <w:p ns2:paraId="1EF501E3" ns2:textId="77777777">
       <w:pPr>
         <w:pStyle w:val="a6"/>
         <w:rPr>
@@ -5196,7 +5196,7 @@
         <w:t>权限逻辑分叉。</w:t>
       </w:r>
     </w:p>
-    <w:p>
+    <w:p ns2:paraId="3856249A" ns2:textId="77777777">
       <w:pPr>
         <w:pStyle w:val="3"/>
         <w:rPr>
@@ -5216,7 +5216,7 @@
         <w:t>核心事务短小，跨服务最终一致</w:t>
       </w:r>
     </w:p>
-    <w:p>
+    <w:p ns2:paraId="5BC6F831" ns2:textId="77777777">
       <w:pPr>
         <w:pStyle w:val="a6"/>
         <w:rPr>
@@ -5254,7 +5254,7 @@
         <w:t>；支付、消息、分析等后续动作通过事件完成。同步调用仅用于必须即时判定的查询，且应具备超时、熔断和明确降级。</w:t>
       </w:r>
     </w:p>
-    <w:p>
+    <w:p ns2:paraId="7B2C5E3E" ns2:textId="77777777">
       <w:pPr>
         <w:pStyle w:val="3"/>
         <w:rPr>
@@ -5274,7 +5274,7 @@
         <w:t>快照优先于跨域联表</w:t>
       </w:r>
     </w:p>
-    <w:p>
+    <w:p ns2:paraId="702866AF" ns2:textId="77777777">
       <w:pPr>
         <w:pStyle w:val="a6"/>
         <w:rPr>
@@ -5294,7 +5294,7 @@
         <w:t>报名确认时保存团队、项目、成员和配置版本快照；评审批次创建时再保存候选与材料清单快照。历史记录读取快照，不回查当前主数据拼装历史。</w:t>
       </w:r>
     </w:p>
-    <w:p>
+    <w:p ns2:paraId="58F832A5" ns2:textId="77777777">
       <w:pPr>
         <w:pStyle w:val="3"/>
         <w:rPr>
@@ -5314,7 +5314,7 @@
         <w:t>定稿与发布分离</w:t>
       </w:r>
     </w:p>
-    <w:p>
+    <w:p ns2:paraId="44BBD382" ns2:textId="77777777">
       <w:pPr>
         <w:numPr>
           <w:ilvl w:val="0"/>
@@ -5366,7 +5366,7 @@
         <w:t>：内部确认结果已锁定，后续修改必须走重开流程。</w:t>
       </w:r>
     </w:p>
-    <w:p>
+    <w:p ns2:paraId="74AE0DD2" ns2:textId="77777777">
       <w:pPr>
         <w:numPr>
           <w:ilvl w:val="0"/>
@@ -5418,7 +5418,7 @@
         <w:t>：学生可见、晋级资格生效、消息触发。</w:t>
       </w:r>
     </w:p>
-    <w:p>
+    <w:p ns2:paraId="54552B32" ns2:textId="77777777">
       <w:pPr>
         <w:numPr>
           <w:ilvl w:val="0"/>
@@ -5443,7 +5443,7 @@
         <w:t>发布前支持复核、抽查和审批；发布后必须保留版本与更正记录。</w:t>
       </w:r>
     </w:p>
-    <w:p>
+    <w:p ns2:paraId="62670B62" ns2:textId="77777777">
       <w:pPr>
         <w:pStyle w:val="2"/>
         <w:rPr>
@@ -5480,7 +5480,7 @@
         <w:gridCol w:w="2147"/>
         <w:gridCol w:w="2834"/>
       </w:tblGrid>
-      <w:tr>
+      <w:tr ns2:paraId="2468737C" ns2:textId="77777777">
         <w:trPr>
           <w:tblHeader/>
         </w:trPr>
@@ -5503,7 +5503,7 @@
             <w:vAlign w:val="center"/>
             <w:hideMark/>
           </w:tcPr>
-          <w:p>
+          <w:p ns2:paraId="262C8FDC" ns2:textId="77777777">
             <w:pPr>
               <w:spacing w:before="200" w:after="280"/>
               <w:jc w:val="center"/>
@@ -5570,7 +5570,7 @@
             <w:vAlign w:val="center"/>
             <w:hideMark/>
           </w:tcPr>
-          <w:p>
+          <w:p ns2:paraId="1697BBEC" ns2:textId="77777777">
             <w:pPr>
               <w:spacing w:before="200" w:after="280"/>
               <w:jc w:val="center"/>
@@ -5615,7 +5615,7 @@
             <w:vAlign w:val="center"/>
             <w:hideMark/>
           </w:tcPr>
-          <w:p>
+          <w:p ns2:paraId="56110DC5" ns2:textId="77777777">
             <w:pPr>
               <w:spacing w:before="200" w:after="280"/>
               <w:jc w:val="center"/>
@@ -5660,7 +5660,7 @@
             <w:vAlign w:val="center"/>
             <w:hideMark/>
           </w:tcPr>
-          <w:p>
+          <w:p ns2:paraId="674A31E1" ns2:textId="77777777">
             <w:pPr>
               <w:spacing w:before="200" w:after="280"/>
               <w:jc w:val="center"/>
@@ -5687,7 +5687,7 @@
           </w:p>
         </w:tc>
       </w:tr>
-      <w:tr>
+      <w:tr ns2:paraId="7B7B1EEA" ns2:textId="77777777">
         <w:tc>
           <w:tcPr>
             <w:tcW w:w="0" w:type="auto"/>
@@ -5705,7 +5705,7 @@
             </w:tcMar>
             <w:hideMark/>
           </w:tcPr>
-          <w:p>
+          <w:p ns2:paraId="5623215B" ns2:textId="77777777">
             <w:pPr>
               <w:spacing w:before="200" w:after="280"/>
               <w:rPr>
@@ -5743,42 +5743,42 @@
             </w:tcMar>
             <w:hideMark/>
           </w:tcPr>
-          <w:p>
-            <w:pPr>
-              <w:spacing w:before="200" w:after="280"/>
-              <w:rPr>
-                <w:rFonts w:ascii="微软雅黑" w:eastAsia="微软雅黑" w:hAnsi="微软雅黑" w:hint="eastAsia"/>
-                <w:color w:val="1F2937"/>
-                <w:sz w:val="18"/>
-                <w:szCs w:val="18"/>
-              </w:rPr>
-            </w:pPr>
-            <w:r>
-              <w:rPr>
-                <w:rFonts w:ascii="微软雅黑" w:eastAsia="微软雅黑" w:hAnsi="微软雅黑" w:hint="eastAsia"/>
-                <w:color w:val="1F2937"/>
-                <w:sz w:val="18"/>
-                <w:szCs w:val="18"/>
-              </w:rPr>
-              <w:t>登录、</w:t>
-            </w:r>
-            <w:r>
-              <w:rPr>
-                <w:rFonts w:ascii="微软雅黑" w:eastAsia="微软雅黑" w:hAnsi="微软雅黑" w:hint="eastAsia"/>
-                <w:color w:val="1F2937"/>
-                <w:sz w:val="18"/>
-                <w:szCs w:val="18"/>
-              </w:rPr>
-              <w:t>Token</w:t>
-            </w:r>
-            <w:r>
-              <w:rPr>
-                <w:rFonts w:ascii="微软雅黑" w:eastAsia="微软雅黑" w:hAnsi="微软雅黑" w:hint="eastAsia"/>
-                <w:color w:val="1F2937"/>
-                <w:sz w:val="18"/>
-                <w:szCs w:val="18"/>
-              </w:rPr>
-              <w:t>、租户、角色、权限、限流</w:t>
+          <w:p ns2:paraId="1CC37A93" ns2:textId="77777777">
+            <w:pPr>
+              <w:spacing w:before="200" w:after="280"/>
+              <w:rPr>
+                <w:rFonts w:ascii="微软雅黑" w:eastAsia="微软雅黑" w:hAnsi="微软雅黑" w:hint="eastAsia"/>
+                <w:color w:val="1F2937"/>
+                <w:sz w:val="18"/>
+                <w:szCs w:val="18"/>
+              </w:rPr>
+            </w:pPr>
+            <w:r>
+              <w:rPr>
+                <w:rFonts w:ascii="微软雅黑" w:eastAsia="微软雅黑" w:hAnsi="微软雅黑" w:hint="eastAsia"/>
+                <w:color w:val="1F2937"/>
+                <w:sz w:val="18"/>
+                <w:szCs w:val="18"/>
+              </w:rPr>
+              <w:t>登录、Token、角色、权限、限流</w:t>
+            </w:r>
+            <w:r>
+              <w:rPr>
+                <w:rFonts w:ascii="微软雅黑" w:eastAsia="微软雅黑" w:hAnsi="微软雅黑" w:hint="eastAsia"/>
+                <w:color w:val="1F2937"/>
+                <w:sz w:val="18"/>
+                <w:szCs w:val="18"/>
+              </w:rPr>
+              <w:t/>
+            </w:r>
+            <w:r>
+              <w:rPr>
+                <w:rFonts w:ascii="微软雅黑" w:eastAsia="微软雅黑" w:hAnsi="微软雅黑" w:hint="eastAsia"/>
+                <w:color w:val="1F2937"/>
+                <w:sz w:val="18"/>
+                <w:szCs w:val="18"/>
+              </w:rPr>
+              <w:t/>
             </w:r>
           </w:p>
         </w:tc>
@@ -5799,7 +5799,7 @@
             </w:tcMar>
             <w:hideMark/>
           </w:tcPr>
-          <w:p>
+          <w:p ns2:paraId="12421D11" ns2:textId="77777777">
             <w:pPr>
               <w:spacing w:before="200" w:after="280"/>
               <w:rPr>
@@ -5837,7 +5837,7 @@
             </w:tcMar>
             <w:hideMark/>
           </w:tcPr>
-          <w:p>
+          <w:p ns2:paraId="0D61C97B" ns2:textId="77777777">
             <w:pPr>
               <w:spacing w:before="200" w:after="280"/>
               <w:rPr>
@@ -5859,7 +5859,7 @@
           </w:p>
         </w:tc>
       </w:tr>
-      <w:tr>
+      <w:tr ns2:paraId="0A0E9242" ns2:textId="77777777">
         <w:tc>
           <w:tcPr>
             <w:tcW w:w="0" w:type="auto"/>
@@ -5877,7 +5877,7 @@
             </w:tcMar>
             <w:hideMark/>
           </w:tcPr>
-          <w:p>
+          <w:p ns2:paraId="3D5DEFCB" ns2:textId="77777777">
             <w:pPr>
               <w:spacing w:before="200" w:after="280"/>
               <w:rPr>
@@ -5915,7 +5915,7 @@
             </w:tcMar>
             <w:hideMark/>
           </w:tcPr>
-          <w:p>
+          <w:p ns2:paraId="57C51117" ns2:textId="77777777">
             <w:pPr>
               <w:spacing w:before="200" w:after="280"/>
               <w:rPr>
@@ -5971,7 +5971,7 @@
             </w:tcMar>
             <w:hideMark/>
           </w:tcPr>
-          <w:p>
+          <w:p ns2:paraId="3E2D9119" ns2:textId="77777777">
             <w:pPr>
               <w:spacing w:before="200" w:after="280"/>
               <w:rPr>
@@ -6045,7 +6045,7 @@
             </w:tcMar>
             <w:hideMark/>
           </w:tcPr>
-          <w:p>
+          <w:p ns2:paraId="75243B94" ns2:textId="77777777">
             <w:pPr>
               <w:spacing w:before="200" w:after="280"/>
               <w:rPr>
@@ -6085,7 +6085,7 @@
           </w:p>
         </w:tc>
       </w:tr>
-      <w:tr>
+      <w:tr ns2:paraId="7C26DAC1" ns2:textId="77777777">
         <w:tc>
           <w:tcPr>
             <w:tcW w:w="0" w:type="auto"/>
@@ -6103,7 +6103,7 @@
             </w:tcMar>
             <w:hideMark/>
           </w:tcPr>
-          <w:p>
+          <w:p ns2:paraId="6C0D9A42" ns2:textId="77777777">
             <w:pPr>
               <w:spacing w:before="200" w:after="280"/>
               <w:rPr>
@@ -6141,7 +6141,7 @@
             </w:tcMar>
             <w:hideMark/>
           </w:tcPr>
-          <w:p>
+          <w:p ns2:paraId="60E3BD3A" ns2:textId="77777777">
             <w:pPr>
               <w:spacing w:before="200" w:after="280"/>
               <w:rPr>
@@ -6179,7 +6179,7 @@
             </w:tcMar>
             <w:hideMark/>
           </w:tcPr>
-          <w:p>
+          <w:p ns2:paraId="1BDF3F9A" ns2:textId="77777777">
             <w:pPr>
               <w:spacing w:before="200" w:after="280"/>
               <w:rPr>
@@ -6271,7 +6271,7 @@
             </w:tcMar>
             <w:hideMark/>
           </w:tcPr>
-          <w:p>
+          <w:p ns2:paraId="5E97AF24" ns2:textId="77777777">
             <w:pPr>
               <w:spacing w:before="200" w:after="280"/>
               <w:rPr>
@@ -6311,7 +6311,7 @@
           </w:p>
         </w:tc>
       </w:tr>
-      <w:tr>
+      <w:tr ns2:paraId="7598376A" ns2:textId="77777777">
         <w:tc>
           <w:tcPr>
             <w:tcW w:w="0" w:type="auto"/>
@@ -6329,7 +6329,7 @@
             </w:tcMar>
             <w:hideMark/>
           </w:tcPr>
-          <w:p>
+          <w:p ns2:paraId="79A326C7" ns2:textId="77777777">
             <w:pPr>
               <w:spacing w:before="200" w:after="280"/>
               <w:rPr>
@@ -6367,7 +6367,7 @@
             </w:tcMar>
             <w:hideMark/>
           </w:tcPr>
-          <w:p>
+          <w:p ns2:paraId="0313AC7D" ns2:textId="77777777">
             <w:pPr>
               <w:spacing w:before="200" w:after="280"/>
               <w:rPr>
@@ -6405,7 +6405,7 @@
             </w:tcMar>
             <w:hideMark/>
           </w:tcPr>
-          <w:p>
+          <w:p ns2:paraId="24CCE531" ns2:textId="77777777">
             <w:pPr>
               <w:spacing w:before="200" w:after="280"/>
               <w:rPr>
@@ -6479,7 +6479,7 @@
             </w:tcMar>
             <w:hideMark/>
           </w:tcPr>
-          <w:p>
+          <w:p ns2:paraId="638161F7" ns2:textId="77777777">
             <w:pPr>
               <w:spacing w:before="200" w:after="280"/>
               <w:rPr>
@@ -6519,7 +6519,7 @@
           </w:p>
         </w:tc>
       </w:tr>
-      <w:tr>
+      <w:tr ns2:paraId="634BFF1C" ns2:textId="77777777">
         <w:tc>
           <w:tcPr>
             <w:tcW w:w="0" w:type="auto"/>
@@ -6537,7 +6537,7 @@
             </w:tcMar>
             <w:hideMark/>
           </w:tcPr>
-          <w:p>
+          <w:p ns2:paraId="6B92D2EB" ns2:textId="77777777">
             <w:pPr>
               <w:spacing w:before="200" w:after="280"/>
               <w:rPr>
@@ -6575,7 +6575,7 @@
             </w:tcMar>
             <w:hideMark/>
           </w:tcPr>
-          <w:p>
+          <w:p ns2:paraId="7AB2737C" ns2:textId="77777777">
             <w:pPr>
               <w:spacing w:before="200" w:after="280"/>
               <w:rPr>
@@ -6613,7 +6613,7 @@
             </w:tcMar>
             <w:hideMark/>
           </w:tcPr>
-          <w:p>
+          <w:p ns2:paraId="2B054E77" ns2:textId="77777777">
             <w:pPr>
               <w:spacing w:before="200" w:after="280"/>
               <w:rPr>
@@ -6669,7 +6669,7 @@
             </w:tcMar>
             <w:hideMark/>
           </w:tcPr>
-          <w:p>
+          <w:p ns2:paraId="059FECCC" ns2:textId="77777777">
             <w:pPr>
               <w:spacing w:before="200" w:after="280"/>
               <w:rPr>
@@ -6709,7 +6709,7 @@
           </w:p>
         </w:tc>
       </w:tr>
-      <w:tr>
+      <w:tr ns2:paraId="70A8F4F5" ns2:textId="77777777">
         <w:tc>
           <w:tcPr>
             <w:tcW w:w="0" w:type="auto"/>
@@ -6727,7 +6727,7 @@
             </w:tcMar>
             <w:hideMark/>
           </w:tcPr>
-          <w:p>
+          <w:p ns2:paraId="7586CD6E" ns2:textId="77777777">
             <w:pPr>
               <w:spacing w:before="200" w:after="280"/>
               <w:rPr>
@@ -6765,7 +6765,7 @@
             </w:tcMar>
             <w:hideMark/>
           </w:tcPr>
-          <w:p>
+          <w:p ns2:paraId="4F83E341" ns2:textId="77777777">
             <w:pPr>
               <w:spacing w:before="200" w:after="280"/>
               <w:rPr>
@@ -6803,7 +6803,7 @@
             </w:tcMar>
             <w:hideMark/>
           </w:tcPr>
-          <w:p>
+          <w:p ns2:paraId="11B21CD7" ns2:textId="77777777">
             <w:pPr>
               <w:spacing w:before="200" w:after="280"/>
               <w:rPr>
@@ -6859,7 +6859,7 @@
             </w:tcMar>
             <w:hideMark/>
           </w:tcPr>
-          <w:p>
+          <w:p ns2:paraId="790930FB" ns2:textId="77777777">
             <w:pPr>
               <w:spacing w:before="200" w:after="280"/>
               <w:rPr>
@@ -6899,7 +6899,7 @@
           </w:p>
         </w:tc>
       </w:tr>
-      <w:tr>
+      <w:tr ns2:paraId="63B001BA" ns2:textId="77777777">
         <w:tc>
           <w:tcPr>
             <w:tcW w:w="0" w:type="auto"/>
@@ -6917,7 +6917,7 @@
             </w:tcMar>
             <w:hideMark/>
           </w:tcPr>
-          <w:p>
+          <w:p ns2:paraId="1CCA4AE0" ns2:textId="77777777">
             <w:pPr>
               <w:spacing w:before="200" w:after="280"/>
               <w:rPr>
@@ -6955,7 +6955,7 @@
             </w:tcMar>
             <w:hideMark/>
           </w:tcPr>
-          <w:p>
+          <w:p ns2:paraId="17A72E32" ns2:textId="77777777">
             <w:pPr>
               <w:spacing w:before="200" w:after="280"/>
               <w:rPr>
@@ -6993,7 +6993,7 @@
             </w:tcMar>
             <w:hideMark/>
           </w:tcPr>
-          <w:p>
+          <w:p ns2:paraId="03A3FE32" ns2:textId="77777777">
             <w:pPr>
               <w:spacing w:before="200" w:after="280"/>
               <w:rPr>
@@ -7031,7 +7031,7 @@
             </w:tcMar>
             <w:hideMark/>
           </w:tcPr>
-          <w:p>
+          <w:p ns2:paraId="455B8953" ns2:textId="77777777">
             <w:pPr>
               <w:spacing w:before="200" w:after="280"/>
               <w:rPr>
@@ -7080,7 +7080,7 @@
           </w:p>
         </w:tc>
       </w:tr>
-      <w:tr>
+      <w:tr ns2:paraId="124EFB96" ns2:textId="77777777">
         <w:tc>
           <w:tcPr>
             <w:tcW w:w="0" w:type="auto"/>
@@ -7098,7 +7098,7 @@
             </w:tcMar>
             <w:hideMark/>
           </w:tcPr>
-          <w:p>
+          <w:p ns2:paraId="723F2ED5" ns2:textId="77777777">
             <w:pPr>
               <w:spacing w:before="200" w:after="280"/>
               <w:rPr>
@@ -7136,7 +7136,7 @@
             </w:tcMar>
             <w:hideMark/>
           </w:tcPr>
-          <w:p>
+          <w:p ns2:paraId="7CF4A1A7" ns2:textId="77777777">
             <w:pPr>
               <w:spacing w:before="200" w:after="280"/>
               <w:rPr>
@@ -7174,7 +7174,7 @@
             </w:tcMar>
             <w:hideMark/>
           </w:tcPr>
-          <w:p>
+          <w:p ns2:paraId="4FEA82AC" ns2:textId="77777777">
             <w:pPr>
               <w:spacing w:before="200" w:after="280"/>
               <w:rPr>
@@ -7248,7 +7248,7 @@
             </w:tcMar>
             <w:hideMark/>
           </w:tcPr>
-          <w:p>
+          <w:p ns2:paraId="72A3D5D3" ns2:textId="77777777">
             <w:pPr>
               <w:spacing w:before="200" w:after="280"/>
               <w:rPr>
@@ -7270,7 +7270,7 @@
           </w:p>
         </w:tc>
       </w:tr>
-      <w:tr>
+      <w:tr ns2:paraId="2147439B" ns2:textId="77777777">
         <w:tc>
           <w:tcPr>
             <w:tcW w:w="0" w:type="auto"/>
@@ -7288,7 +7288,7 @@
             </w:tcMar>
             <w:hideMark/>
           </w:tcPr>
-          <w:p>
+          <w:p ns2:paraId="7B166DC0" ns2:textId="77777777">
             <w:pPr>
               <w:spacing w:before="200" w:after="280"/>
               <w:rPr>
@@ -7326,7 +7326,7 @@
             </w:tcMar>
             <w:hideMark/>
           </w:tcPr>
-          <w:p>
+          <w:p ns2:paraId="267D4ACC" ns2:textId="77777777">
             <w:pPr>
               <w:spacing w:before="200" w:after="280"/>
               <w:rPr>
@@ -7364,7 +7364,7 @@
             </w:tcMar>
             <w:hideMark/>
           </w:tcPr>
-          <w:p>
+          <w:p ns2:paraId="2FAB4B41" ns2:textId="77777777">
             <w:pPr>
               <w:spacing w:before="200" w:after="280"/>
               <w:rPr>
@@ -7420,7 +7420,7 @@
             </w:tcMar>
             <w:hideMark/>
           </w:tcPr>
-          <w:p>
+          <w:p ns2:paraId="5972B99B" ns2:textId="77777777">
             <w:pPr>
               <w:spacing w:before="200" w:after="280"/>
               <w:rPr>
@@ -7442,7 +7442,7 @@
           </w:p>
         </w:tc>
       </w:tr>
-      <w:tr>
+      <w:tr ns2:paraId="76573E1B" ns2:textId="77777777">
         <w:tc>
           <w:tcPr>
             <w:tcW w:w="0" w:type="auto"/>
@@ -7460,7 +7460,7 @@
             </w:tcMar>
             <w:hideMark/>
           </w:tcPr>
-          <w:p>
+          <w:p ns2:paraId="45F9520C" ns2:textId="77777777">
             <w:pPr>
               <w:spacing w:before="200" w:after="280"/>
               <w:rPr>
@@ -7498,7 +7498,7 @@
             </w:tcMar>
             <w:hideMark/>
           </w:tcPr>
-          <w:p>
+          <w:p ns2:paraId="08CD6DCE" ns2:textId="77777777">
             <w:pPr>
               <w:spacing w:before="200" w:after="280"/>
               <w:rPr>
@@ -7545,7 +7545,7 @@
             </w:tcMar>
             <w:hideMark/>
           </w:tcPr>
-          <w:p>
+          <w:p ns2:paraId="4BFA2A56" ns2:textId="77777777">
             <w:pPr>
               <w:spacing w:before="200" w:after="280"/>
               <w:rPr>
@@ -7601,7 +7601,7 @@
             </w:tcMar>
             <w:hideMark/>
           </w:tcPr>
-          <w:p>
+          <w:p ns2:paraId="57370F6A" ns2:textId="77777777">
             <w:pPr>
               <w:spacing w:before="200" w:after="280"/>
               <w:rPr>
@@ -7641,7 +7641,7 @@
           </w:p>
         </w:tc>
       </w:tr>
-      <w:tr>
+      <w:tr ns2:paraId="7453F33E" ns2:textId="77777777">
         <w:tc>
           <w:tcPr>
             <w:tcW w:w="0" w:type="auto"/>
@@ -7659,7 +7659,7 @@
             </w:tcMar>
             <w:hideMark/>
           </w:tcPr>
-          <w:p>
+          <w:p ns2:paraId="0BF68188" ns2:textId="77777777">
             <w:pPr>
               <w:spacing w:before="200" w:after="280"/>
               <w:rPr>
@@ -7697,7 +7697,7 @@
             </w:tcMar>
             <w:hideMark/>
           </w:tcPr>
-          <w:p>
+          <w:p ns2:paraId="0AD3EB4B" ns2:textId="77777777">
             <w:pPr>
               <w:spacing w:before="200" w:after="280"/>
               <w:rPr>
@@ -7735,7 +7735,7 @@
             </w:tcMar>
             <w:hideMark/>
           </w:tcPr>
-          <w:p>
+          <w:p ns2:paraId="7EF64827" ns2:textId="77777777">
             <w:pPr>
               <w:spacing w:before="200" w:after="280"/>
               <w:rPr>
@@ -7773,7 +7773,7 @@
             </w:tcMar>
             <w:hideMark/>
           </w:tcPr>
-          <w:p>
+          <w:p ns2:paraId="493AEAF1" ns2:textId="77777777">
             <w:pPr>
               <w:spacing w:before="200" w:after="280"/>
               <w:rPr>
@@ -7795,7 +7795,7 @@
           </w:p>
         </w:tc>
       </w:tr>
-      <w:tr>
+      <w:tr ns2:paraId="6F75D841" ns2:textId="77777777">
         <w:tc>
           <w:tcPr>
             <w:tcW w:w="0" w:type="auto"/>
@@ -7813,7 +7813,7 @@
             </w:tcMar>
             <w:hideMark/>
           </w:tcPr>
-          <w:p>
+          <w:p ns2:paraId="53A78D9B" ns2:textId="77777777">
             <w:pPr>
               <w:spacing w:before="200" w:after="280"/>
               <w:rPr>
@@ -7851,7 +7851,7 @@
             </w:tcMar>
             <w:hideMark/>
           </w:tcPr>
-          <w:p>
+          <w:p ns2:paraId="5DF0455B" ns2:textId="77777777">
             <w:pPr>
               <w:spacing w:before="200" w:after="280"/>
               <w:rPr>
@@ -7889,7 +7889,7 @@
             </w:tcMar>
             <w:hideMark/>
           </w:tcPr>
-          <w:p>
+          <w:p ns2:paraId="65A189ED" ns2:textId="77777777">
             <w:pPr>
               <w:spacing w:before="200" w:after="280"/>
               <w:rPr>
@@ -7945,7 +7945,7 @@
             </w:tcMar>
             <w:hideMark/>
           </w:tcPr>
-          <w:p>
+          <w:p ns2:paraId="01352916" ns2:textId="77777777">
             <w:pPr>
               <w:spacing w:before="200" w:after="280"/>
               <w:rPr>
@@ -7968,7 +7968,7 @@
         </w:tc>
       </w:tr>
     </w:tbl>
-    <w:p>
+    <w:p ns2:paraId="16F6165A" ns2:textId="77777777">
       <w:pPr>
         <w:pStyle w:val="3"/>
         <w:rPr>
@@ -7988,7 +7988,7 @@
         <w:t>当前单体中的落位</w:t>
       </w:r>
     </w:p>
-    <w:p>
+    <w:p ns2:paraId="79C42686" ns2:textId="77777777">
       <w:pPr>
         <w:pStyle w:val="a6"/>
         <w:rPr>
@@ -8042,7 +8042,7 @@
         <w:t>内先形成以下包边界：</w:t>
       </w:r>
     </w:p>
-    <w:p>
+    <w:p ns2:paraId="7506ECD8" ns2:textId="77777777">
       <w:pPr>
         <w:numPr>
           <w:ilvl w:val="0"/>
@@ -8074,7 +8074,7 @@
         <w:t>：赛事与阶段配置，不再承载评审明细。</w:t>
       </w:r>
     </w:p>
-    <w:p>
+    <w:p ns2:paraId="25B91893" ns2:textId="77777777">
       <w:pPr>
         <w:numPr>
           <w:ilvl w:val="0"/>
@@ -8106,7 +8106,7 @@
         <w:t>：报名、数据集、快照、材料资格。</w:t>
       </w:r>
     </w:p>
-    <w:p>
+    <w:p ns2:paraId="48F08DDA" ns2:textId="77777777">
       <w:pPr>
         <w:numPr>
           <w:ilvl w:val="0"/>
@@ -8138,7 +8138,7 @@
         <w:t>：新增评审完整领域。</w:t>
       </w:r>
     </w:p>
-    <w:p>
+    <w:p ns2:paraId="4F7EC4DA" ns2:textId="77777777">
       <w:pPr>
         <w:numPr>
           <w:ilvl w:val="0"/>
@@ -8170,7 +8170,7 @@
         <w:t>：专家档案和回避关系。</w:t>
       </w:r>
     </w:p>
-    <w:p>
+    <w:p ns2:paraId="4D52C52C" ns2:textId="77777777">
       <w:pPr>
         <w:numPr>
           <w:ilvl w:val="0"/>
@@ -8202,7 +8202,7 @@
         <w:t>：异步导出与材料包。</w:t>
       </w:r>
     </w:p>
-    <w:p>
+    <w:p ns2:paraId="7B630AFD" ns2:textId="77777777">
       <w:pPr>
         <w:pStyle w:val="a6"/>
         <w:rPr>
@@ -8247,7 +8247,7 @@
         <w:t>。</w:t>
       </w:r>
     </w:p>
-    <w:p>
+    <w:p ns2:paraId="21A97C3B" ns2:textId="77777777">
       <w:pPr>
         <w:pStyle w:val="2"/>
         <w:rPr>
@@ -8267,7 +8267,7 @@
         <w:t>报名数据整改</w:t>
       </w:r>
     </w:p>
-    <w:p>
+    <w:p ns2:paraId="7E0FA1B2" ns2:textId="77777777">
       <w:pPr>
         <w:pStyle w:val="3"/>
         <w:rPr>
@@ -8287,7 +8287,7 @@
         <w:t>数据模型</w:t>
       </w:r>
     </w:p>
-    <w:p>
+    <w:p ns2:paraId="38BB27B2" ns2:textId="77777777">
       <w:pPr>
         <w:pStyle w:val="a6"/>
         <w:rPr>
@@ -8323,7 +8323,7 @@
         <w:gridCol w:w="926"/>
         <w:gridCol w:w="3561"/>
       </w:tblGrid>
-      <w:tr>
+      <w:tr ns2:paraId="001FC964" ns2:textId="77777777">
         <w:trPr>
           <w:tblHeader/>
         </w:trPr>
@@ -8346,7 +8346,7 @@
             <w:vAlign w:val="center"/>
             <w:hideMark/>
           </w:tcPr>
-          <w:p>
+          <w:p ns2:paraId="7EEE9F38" ns2:textId="77777777">
             <w:pPr>
               <w:spacing w:before="200" w:after="280"/>
               <w:jc w:val="center"/>
@@ -8391,7 +8391,7 @@
             <w:vAlign w:val="center"/>
             <w:hideMark/>
           </w:tcPr>
-          <w:p>
+          <w:p ns2:paraId="235F1318" ns2:textId="77777777">
             <w:pPr>
               <w:spacing w:before="200" w:after="280"/>
               <w:jc w:val="center"/>
@@ -8436,7 +8436,7 @@
             <w:vAlign w:val="center"/>
             <w:hideMark/>
           </w:tcPr>
-          <w:p>
+          <w:p ns2:paraId="116C3AFD" ns2:textId="77777777">
             <w:pPr>
               <w:spacing w:before="200" w:after="280"/>
               <w:jc w:val="center"/>
@@ -8485,7 +8485,7 @@
           </w:p>
         </w:tc>
       </w:tr>
-      <w:tr>
+      <w:tr ns2:paraId="5DCF27BB" ns2:textId="77777777">
         <w:tc>
           <w:tcPr>
             <w:tcW w:w="0" w:type="auto"/>
@@ -8503,7 +8503,7 @@
             </w:tcMar>
             <w:hideMark/>
           </w:tcPr>
-          <w:p>
+          <w:p ns2:paraId="5E7DADC2" ns2:textId="77777777">
             <w:pPr>
               <w:spacing w:before="200" w:after="280"/>
               <w:rPr>
@@ -8539,7 +8539,7 @@
             </w:tcMar>
             <w:hideMark/>
           </w:tcPr>
-          <w:p>
+          <w:p ns2:paraId="167FE0AB" ns2:textId="77777777">
             <w:pPr>
               <w:spacing w:before="200" w:after="280"/>
               <w:rPr>
@@ -8577,7 +8577,7 @@
             </w:tcMar>
             <w:hideMark/>
           </w:tcPr>
-          <w:p>
+          <w:p ns2:paraId="42DAC548" ns2:textId="77777777">
             <w:pPr>
               <w:spacing w:before="200" w:after="280"/>
               <w:rPr>
@@ -8663,7 +8663,7 @@
           </w:p>
         </w:tc>
       </w:tr>
-      <w:tr>
+      <w:tr ns2:paraId="06FC4393" ns2:textId="77777777">
         <w:tc>
           <w:tcPr>
             <w:tcW w:w="0" w:type="auto"/>
@@ -8681,7 +8681,7 @@
             </w:tcMar>
             <w:hideMark/>
           </w:tcPr>
-          <w:p>
+          <w:p ns2:paraId="6F342332" ns2:textId="77777777">
             <w:pPr>
               <w:spacing w:before="200" w:after="280"/>
               <w:rPr>
@@ -8717,7 +8717,7 @@
             </w:tcMar>
             <w:hideMark/>
           </w:tcPr>
-          <w:p>
+          <w:p ns2:paraId="3E373571" ns2:textId="77777777">
             <w:pPr>
               <w:spacing w:before="200" w:after="280"/>
               <w:rPr>
@@ -8755,7 +8755,7 @@
             </w:tcMar>
             <w:hideMark/>
           </w:tcPr>
-          <w:p>
+          <w:p ns2:paraId="670A08B0" ns2:textId="77777777">
             <w:pPr>
               <w:spacing w:before="200" w:after="280"/>
               <w:rPr>
@@ -8816,7 +8816,7 @@
           </w:p>
         </w:tc>
       </w:tr>
-      <w:tr>
+      <w:tr ns2:paraId="377E5E95" ns2:textId="77777777">
         <w:tc>
           <w:tcPr>
             <w:tcW w:w="0" w:type="auto"/>
@@ -8834,7 +8834,7 @@
             </w:tcMar>
             <w:hideMark/>
           </w:tcPr>
-          <w:p>
+          <w:p ns2:paraId="16B906A4" ns2:textId="77777777">
             <w:pPr>
               <w:spacing w:before="200" w:after="280"/>
               <w:rPr>
@@ -8870,7 +8870,7 @@
             </w:tcMar>
             <w:hideMark/>
           </w:tcPr>
-          <w:p>
+          <w:p ns2:paraId="534089CF" ns2:textId="77777777">
             <w:pPr>
               <w:spacing w:before="200" w:after="280"/>
               <w:rPr>
@@ -8908,7 +8908,7 @@
             </w:tcMar>
             <w:hideMark/>
           </w:tcPr>
-          <w:p>
+          <w:p ns2:paraId="6DF3A7EF" ns2:textId="77777777">
             <w:pPr>
               <w:spacing w:before="200" w:after="280"/>
               <w:rPr>
@@ -9008,7 +9008,7 @@
           </w:p>
         </w:tc>
       </w:tr>
-      <w:tr>
+      <w:tr ns2:paraId="588C61CD" ns2:textId="77777777">
         <w:tc>
           <w:tcPr>
             <w:tcW w:w="0" w:type="auto"/>
@@ -9026,7 +9026,7 @@
             </w:tcMar>
             <w:hideMark/>
           </w:tcPr>
-          <w:p>
+          <w:p ns2:paraId="05FF3D32" ns2:textId="77777777">
             <w:pPr>
               <w:spacing w:before="200" w:after="280"/>
               <w:rPr>
@@ -9062,7 +9062,7 @@
             </w:tcMar>
             <w:hideMark/>
           </w:tcPr>
-          <w:p>
+          <w:p ns2:paraId="2BDB4A15" ns2:textId="77777777">
             <w:pPr>
               <w:spacing w:before="200" w:after="280"/>
               <w:rPr>
@@ -9100,7 +9100,7 @@
             </w:tcMar>
             <w:hideMark/>
           </w:tcPr>
-          <w:p>
+          <w:p ns2:paraId="16B5D3D5" ns2:textId="77777777">
             <w:pPr>
               <w:spacing w:before="200" w:after="280"/>
               <w:rPr>
@@ -9194,7 +9194,7 @@
           </w:p>
         </w:tc>
       </w:tr>
-      <w:tr>
+      <w:tr ns2:paraId="342E4034" ns2:textId="77777777">
         <w:tc>
           <w:tcPr>
             <w:tcW w:w="0" w:type="auto"/>
@@ -9212,7 +9212,7 @@
             </w:tcMar>
             <w:hideMark/>
           </w:tcPr>
-          <w:p>
+          <w:p ns2:paraId="1C90E3FF" ns2:textId="77777777">
             <w:pPr>
               <w:spacing w:before="200" w:after="280"/>
               <w:rPr>
@@ -9248,7 +9248,7 @@
             </w:tcMar>
             <w:hideMark/>
           </w:tcPr>
-          <w:p>
+          <w:p ns2:paraId="7D875E09" ns2:textId="77777777">
             <w:pPr>
               <w:spacing w:before="200" w:after="280"/>
               <w:rPr>
@@ -9286,7 +9286,7 @@
             </w:tcMar>
             <w:hideMark/>
           </w:tcPr>
-          <w:p>
+          <w:p ns2:paraId="4D2F8C82" ns2:textId="77777777">
             <w:pPr>
               <w:spacing w:before="200" w:after="280"/>
               <w:rPr>
@@ -9354,7 +9354,7 @@
           </w:p>
         </w:tc>
       </w:tr>
-      <w:tr>
+      <w:tr ns2:paraId="4D5504FC" ns2:textId="77777777">
         <w:tc>
           <w:tcPr>
             <w:tcW w:w="0" w:type="auto"/>
@@ -9372,7 +9372,7 @@
             </w:tcMar>
             <w:hideMark/>
           </w:tcPr>
-          <w:p>
+          <w:p ns2:paraId="6D61D0B9" ns2:textId="77777777">
             <w:pPr>
               <w:spacing w:before="200" w:after="280"/>
               <w:rPr>
@@ -9408,7 +9408,7 @@
             </w:tcMar>
             <w:hideMark/>
           </w:tcPr>
-          <w:p>
+          <w:p ns2:paraId="5C912E22" ns2:textId="77777777">
             <w:pPr>
               <w:spacing w:before="200" w:after="280"/>
               <w:rPr>
@@ -9446,7 +9446,7 @@
             </w:tcMar>
             <w:hideMark/>
           </w:tcPr>
-          <w:p>
+          <w:p ns2:paraId="48A3C1F7" ns2:textId="77777777">
             <w:pPr>
               <w:spacing w:before="200" w:after="280"/>
               <w:rPr>
@@ -9507,7 +9507,7 @@
           </w:p>
         </w:tc>
       </w:tr>
-      <w:tr>
+      <w:tr ns2:paraId="581A8E42" ns2:textId="77777777">
         <w:tc>
           <w:tcPr>
             <w:tcW w:w="0" w:type="auto"/>
@@ -9525,7 +9525,7 @@
             </w:tcMar>
             <w:hideMark/>
           </w:tcPr>
-          <w:p>
+          <w:p ns2:paraId="51AD12BC" ns2:textId="77777777">
             <w:pPr>
               <w:spacing w:before="200" w:after="280"/>
               <w:rPr>
@@ -9561,7 +9561,7 @@
             </w:tcMar>
             <w:hideMark/>
           </w:tcPr>
-          <w:p>
+          <w:p ns2:paraId="77B4924E" ns2:textId="77777777">
             <w:pPr>
               <w:spacing w:before="200" w:after="280"/>
               <w:rPr>
@@ -9599,7 +9599,7 @@
             </w:tcMar>
             <w:hideMark/>
           </w:tcPr>
-          <w:p>
+          <w:p ns2:paraId="655DBCA2" ns2:textId="77777777">
             <w:pPr>
               <w:spacing w:before="200" w:after="280"/>
               <w:rPr>
@@ -9668,7 +9668,7 @@
         </w:tc>
       </w:tr>
     </w:tbl>
-    <w:p>
+    <w:p ns2:paraId="0DD05A0A" ns2:textId="77777777">
       <w:pPr>
         <w:pStyle w:val="3"/>
         <w:rPr>
@@ -9688,7 +9688,7 @@
         <w:t>状态机</w:t>
       </w:r>
     </w:p>
-    <w:p>
+    <w:p ns2:paraId="0D1ADFDE" ns2:textId="77777777">
       <w:pPr>
         <w:pStyle w:val="a6"/>
         <w:rPr>
@@ -9708,7 +9708,7 @@
         <w:t>报名主状态建议统一为：</w:t>
       </w:r>
     </w:p>
-    <w:p>
+    <w:p ns2:paraId="5B0AFDE5" ns2:textId="77777777">
       <w:pPr>
         <w:pStyle w:val="a6"/>
         <w:rPr>
@@ -9726,7 +9726,7 @@
         <w:t>DRAFT → SUBMITTED → PENDING_PAYMENT → PAID → CONFIRMED → FROZEN → COMPLETED</w:t>
       </w:r>
     </w:p>
-    <w:p>
+    <w:p ns2:paraId="4FBB2783" ns2:textId="77777777">
       <w:pPr>
         <w:pStyle w:val="a6"/>
         <w:rPr>
@@ -9746,7 +9746,7 @@
         <w:t>旁路状态：</w:t>
       </w:r>
     </w:p>
-    <w:p>
+    <w:p ns2:paraId="59E7A6F4" ns2:textId="77777777">
       <w:pPr>
         <w:numPr>
           <w:ilvl w:val="0"/>
@@ -9778,7 +9778,7 @@
         <w:t>：资格审核不通过。</w:t>
       </w:r>
     </w:p>
-    <w:p>
+    <w:p ns2:paraId="26FCBABB" ns2:textId="77777777">
       <w:pPr>
         <w:numPr>
           <w:ilvl w:val="0"/>
@@ -9810,7 +9810,7 @@
         <w:t>：用户或管理员取消。</w:t>
       </w:r>
     </w:p>
-    <w:p>
+    <w:p ns2:paraId="4894547A" ns2:textId="77777777">
       <w:pPr>
         <w:numPr>
           <w:ilvl w:val="0"/>
@@ -9842,7 +9842,7 @@
         <w:t>：退款过程作为支付投影，不覆盖报名主状态。</w:t>
       </w:r>
     </w:p>
-    <w:p>
+    <w:p ns2:paraId="7D799D2A" ns2:textId="77777777">
       <w:pPr>
         <w:pStyle w:val="a6"/>
         <w:rPr>
@@ -9862,7 +9862,7 @@
         <w:t>每个状态转换必须记录操作者、原因、来源、时间和幂等键；禁止前端直接提交任意目标状态。</w:t>
       </w:r>
     </w:p>
-    <w:p>
+    <w:p ns2:paraId="3D8F5416" ns2:textId="77777777">
       <w:pPr>
         <w:pStyle w:val="3"/>
         <w:rPr>
@@ -9882,7 +9882,7 @@
         <w:t>统一资料页面</w:t>
       </w:r>
     </w:p>
-    <w:p>
+    <w:p ns2:paraId="3E99A556" ns2:textId="77777777">
       <w:pPr>
         <w:pStyle w:val="a6"/>
         <w:rPr>
@@ -9927,7 +9927,7 @@
         <w:t>，主要功能：</w:t>
       </w:r>
     </w:p>
-    <w:p>
+    <w:p ns2:paraId="2768A9D0" ns2:textId="77777777">
       <w:pPr>
         <w:numPr>
           <w:ilvl w:val="0"/>
@@ -10011,7 +10011,7 @@
         <w:t>。</w:t>
       </w:r>
     </w:p>
-    <w:p>
+    <w:p ns2:paraId="754754AB" ns2:textId="77777777">
       <w:pPr>
         <w:numPr>
           <w:ilvl w:val="0"/>
@@ -10036,7 +10036,7 @@
         <w:t>列表展示报名编号、参赛编号、团队、项目、学生人数、材料数量、支付和报名状态。</w:t>
       </w:r>
     </w:p>
-    <w:p>
+    <w:p ns2:paraId="4C882898" ns2:textId="77777777">
       <w:pPr>
         <w:numPr>
           <w:ilvl w:val="0"/>
@@ -10079,7 +10079,7 @@
         <w:t>独立详情展示报名快照、团队快照、项目快照、成员快照、阶段材料和操作轨迹。</w:t>
       </w:r>
     </w:p>
-    <w:p>
+    <w:p ns2:paraId="1E8A2E74" ns2:textId="77777777">
       <w:pPr>
         <w:numPr>
           <w:ilvl w:val="0"/>
@@ -10104,7 +10104,7 @@
         <w:t>支持导出所选团队、导出当前筛选结果、生成全赛事材料包。</w:t>
       </w:r>
     </w:p>
-    <w:p>
+    <w:p ns2:paraId="3624ECCF" ns2:textId="77777777">
       <w:pPr>
         <w:numPr>
           <w:ilvl w:val="0"/>
@@ -10165,7 +10165,7 @@
         <w:t>）自动转异步导出任务。</w:t>
       </w:r>
     </w:p>
-    <w:p>
+    <w:p ns2:paraId="419DA4C7" ns2:textId="77777777">
       <w:pPr>
         <w:numPr>
           <w:ilvl w:val="0"/>
@@ -10226,7 +10226,7 @@
         <w:t>小时，下载写审计。</w:t>
       </w:r>
     </w:p>
-    <w:p>
+    <w:p ns2:paraId="57C74F7E" ns2:textId="77777777">
       <w:pPr>
         <w:pStyle w:val="3"/>
         <w:rPr>
@@ -10262,7 +10262,7 @@
         <w:gridCol w:w="3100"/>
         <w:gridCol w:w="3909"/>
       </w:tblGrid>
-      <w:tr>
+      <w:tr ns2:paraId="08D9CF1A" ns2:textId="77777777">
         <w:trPr>
           <w:tblHeader/>
         </w:trPr>
@@ -10285,7 +10285,7 @@
             <w:vAlign w:val="center"/>
             <w:hideMark/>
           </w:tcPr>
-          <w:p>
+          <w:p ns2:paraId="14416F84" ns2:textId="77777777">
             <w:pPr>
               <w:spacing w:before="200" w:after="280"/>
               <w:jc w:val="center"/>
@@ -10330,7 +10330,7 @@
             <w:vAlign w:val="center"/>
             <w:hideMark/>
           </w:tcPr>
-          <w:p>
+          <w:p ns2:paraId="2D5FCD28" ns2:textId="77777777">
             <w:pPr>
               <w:spacing w:before="200" w:after="280"/>
               <w:jc w:val="center"/>
@@ -10375,7 +10375,7 @@
             <w:vAlign w:val="center"/>
             <w:hideMark/>
           </w:tcPr>
-          <w:p>
+          <w:p ns2:paraId="4F4E45D5" ns2:textId="77777777">
             <w:pPr>
               <w:spacing w:before="200" w:after="280"/>
               <w:jc w:val="center"/>
@@ -10402,7 +10402,7 @@
           </w:p>
         </w:tc>
       </w:tr>
-      <w:tr>
+      <w:tr ns2:paraId="2CACCE5D" ns2:textId="77777777">
         <w:tc>
           <w:tcPr>
             <w:tcW w:w="0" w:type="auto"/>
@@ -10420,7 +10420,7 @@
             </w:tcMar>
             <w:hideMark/>
           </w:tcPr>
-          <w:p>
+          <w:p ns2:paraId="26EAE04E" ns2:textId="77777777">
             <w:pPr>
               <w:spacing w:before="200" w:after="280"/>
               <w:rPr>
@@ -10458,7 +10458,7 @@
             </w:tcMar>
             <w:hideMark/>
           </w:tcPr>
-          <w:p>
+          <w:p ns2:paraId="1BABCB3B" ns2:textId="77777777">
             <w:pPr>
               <w:spacing w:before="200" w:after="280"/>
               <w:rPr>
@@ -10496,7 +10496,7 @@
             </w:tcMar>
             <w:hideMark/>
           </w:tcPr>
-          <w:p>
+          <w:p ns2:paraId="28A0676F" ns2:textId="77777777">
             <w:pPr>
               <w:spacing w:before="200" w:after="280"/>
               <w:rPr>
@@ -10518,7 +10518,7 @@
           </w:p>
         </w:tc>
       </w:tr>
-      <w:tr>
+      <w:tr ns2:paraId="02CE3698" ns2:textId="77777777">
         <w:tc>
           <w:tcPr>
             <w:tcW w:w="0" w:type="auto"/>
@@ -10536,7 +10536,7 @@
             </w:tcMar>
             <w:hideMark/>
           </w:tcPr>
-          <w:p>
+          <w:p ns2:paraId="7C7592BC" ns2:textId="77777777">
             <w:pPr>
               <w:spacing w:before="200" w:after="280"/>
               <w:rPr>
@@ -10574,7 +10574,7 @@
             </w:tcMar>
             <w:hideMark/>
           </w:tcPr>
-          <w:p>
+          <w:p ns2:paraId="458B250A" ns2:textId="77777777">
             <w:pPr>
               <w:spacing w:before="200" w:after="280"/>
               <w:rPr>
@@ -10612,7 +10612,7 @@
             </w:tcMar>
             <w:hideMark/>
           </w:tcPr>
-          <w:p>
+          <w:p ns2:paraId="0618DC75" ns2:textId="77777777">
             <w:pPr>
               <w:spacing w:before="200" w:after="280"/>
               <w:rPr>
@@ -10634,7 +10634,7 @@
           </w:p>
         </w:tc>
       </w:tr>
-      <w:tr>
+      <w:tr ns2:paraId="718F7504" ns2:textId="77777777">
         <w:tc>
           <w:tcPr>
             <w:tcW w:w="0" w:type="auto"/>
@@ -10652,7 +10652,7 @@
             </w:tcMar>
             <w:hideMark/>
           </w:tcPr>
-          <w:p>
+          <w:p ns2:paraId="3C1120A3" ns2:textId="77777777">
             <w:pPr>
               <w:spacing w:before="200" w:after="280"/>
               <w:rPr>
@@ -10690,7 +10690,7 @@
             </w:tcMar>
             <w:hideMark/>
           </w:tcPr>
-          <w:p>
+          <w:p ns2:paraId="781DE8A0" ns2:textId="77777777">
             <w:pPr>
               <w:spacing w:before="200" w:after="280"/>
               <w:rPr>
@@ -10728,7 +10728,7 @@
             </w:tcMar>
             <w:hideMark/>
           </w:tcPr>
-          <w:p>
+          <w:p ns2:paraId="2E724A0C" ns2:textId="77777777">
             <w:pPr>
               <w:spacing w:before="200" w:after="280"/>
               <w:rPr>
@@ -10750,7 +10750,7 @@
           </w:p>
         </w:tc>
       </w:tr>
-      <w:tr>
+      <w:tr ns2:paraId="39E47AA7" ns2:textId="77777777">
         <w:tc>
           <w:tcPr>
             <w:tcW w:w="0" w:type="auto"/>
@@ -10768,7 +10768,7 @@
             </w:tcMar>
             <w:hideMark/>
           </w:tcPr>
-          <w:p>
+          <w:p ns2:paraId="2788FF4F" ns2:textId="77777777">
             <w:pPr>
               <w:spacing w:before="200" w:after="280"/>
               <w:rPr>
@@ -10806,7 +10806,7 @@
             </w:tcMar>
             <w:hideMark/>
           </w:tcPr>
-          <w:p>
+          <w:p ns2:paraId="4DB7400E" ns2:textId="77777777">
             <w:pPr>
               <w:spacing w:before="200" w:after="280"/>
               <w:rPr>
@@ -10844,7 +10844,7 @@
             </w:tcMar>
             <w:hideMark/>
           </w:tcPr>
-          <w:p>
+          <w:p ns2:paraId="0A21486F" ns2:textId="77777777">
             <w:pPr>
               <w:spacing w:before="200" w:after="280"/>
               <w:rPr>
@@ -10866,7 +10866,7 @@
           </w:p>
         </w:tc>
       </w:tr>
-      <w:tr>
+      <w:tr ns2:paraId="14392891" ns2:textId="77777777">
         <w:tc>
           <w:tcPr>
             <w:tcW w:w="0" w:type="auto"/>
@@ -10884,7 +10884,7 @@
             </w:tcMar>
             <w:hideMark/>
           </w:tcPr>
-          <w:p>
+          <w:p ns2:paraId="0D423894" ns2:textId="77777777">
             <w:pPr>
               <w:spacing w:before="200" w:after="280"/>
               <w:rPr>
@@ -10922,24 +10922,24 @@
             </w:tcMar>
             <w:hideMark/>
           </w:tcPr>
-          <w:p>
-            <w:pPr>
-              <w:spacing w:before="200" w:after="280"/>
-              <w:rPr>
-                <w:rFonts w:ascii="微软雅黑" w:eastAsia="微软雅黑" w:hAnsi="微软雅黑" w:hint="eastAsia"/>
-                <w:color w:val="1F2937"/>
-                <w:sz w:val="18"/>
-                <w:szCs w:val="18"/>
-              </w:rPr>
-            </w:pPr>
-            <w:r>
-              <w:rPr>
-                <w:rFonts w:ascii="微软雅黑" w:eastAsia="微软雅黑" w:hAnsi="微软雅黑" w:hint="eastAsia"/>
-                <w:color w:val="1F2937"/>
-                <w:sz w:val="18"/>
-                <w:szCs w:val="18"/>
-              </w:rPr>
-              <w:t>全租户或授权租户</w:t>
+          <w:p ns2:paraId="40814C6C" ns2:textId="77777777">
+            <w:pPr>
+              <w:spacing w:before="200" w:after="280"/>
+              <w:rPr>
+                <w:rFonts w:ascii="微软雅黑" w:eastAsia="微软雅黑" w:hAnsi="微软雅黑" w:hint="eastAsia"/>
+                <w:color w:val="1F2937"/>
+                <w:sz w:val="18"/>
+                <w:szCs w:val="18"/>
+              </w:rPr>
+            </w:pPr>
+            <w:r>
+              <w:rPr>
+                <w:rFonts w:ascii="微软雅黑" w:eastAsia="微软雅黑" w:hAnsi="微软雅黑" w:hint="eastAsia"/>
+                <w:color w:val="1F2937"/>
+                <w:sz w:val="18"/>
+                <w:szCs w:val="18"/>
+              </w:rPr>
+              <w:t>当前部署内全部赛事或授权赛事</w:t>
             </w:r>
           </w:p>
         </w:tc>
@@ -10960,7 +10960,7 @@
             </w:tcMar>
             <w:hideMark/>
           </w:tcPr>
-          <w:p>
+          <w:p ns2:paraId="3B5DB017" ns2:textId="77777777">
             <w:pPr>
               <w:spacing w:before="200" w:after="280"/>
               <w:rPr>
@@ -10983,7 +10983,7 @@
         </w:tc>
       </w:tr>
     </w:tbl>
-    <w:p>
+    <w:p ns2:paraId="6FD5FDB7" ns2:textId="77777777">
       <w:pPr>
         <w:pStyle w:val="a6"/>
         <w:rPr>
@@ -11046,7 +11046,7 @@
         <w:t>。</w:t>
       </w:r>
     </w:p>
-    <w:p>
+    <w:p ns2:paraId="7F735AC6" ns2:textId="77777777">
       <w:pPr>
         <w:pStyle w:val="2"/>
         <w:rPr>
@@ -11066,7 +11066,7 @@
         <w:t>评审领域完整设计</w:t>
       </w:r>
     </w:p>
-    <w:p>
+    <w:p ns2:paraId="076E6388" ns2:textId="77777777">
       <w:pPr>
         <w:pStyle w:val="3"/>
         <w:rPr>
@@ -11086,7 +11086,7 @@
         <w:t>评审方案</w:t>
       </w:r>
     </w:p>
-    <w:p>
+    <w:p ns2:paraId="30ED06CA" ns2:textId="77777777">
       <w:pPr>
         <w:pStyle w:val="a6"/>
         <w:rPr>
@@ -11106,7 +11106,7 @@
         <w:t>每个赛事阶段创建一个评审方案，包含：</w:t>
       </w:r>
     </w:p>
-    <w:p>
+    <w:p ns2:paraId="102A3792" ns2:textId="77777777">
       <w:pPr>
         <w:numPr>
           <w:ilvl w:val="0"/>
@@ -11131,7 +11131,7 @@
         <w:t>评审模式：单审、多人独立评审、会评、混合评审。</w:t>
       </w:r>
     </w:p>
-    <w:p>
+    <w:p ns2:paraId="3EA29AC1" ns2:textId="77777777">
       <w:pPr>
         <w:numPr>
           <w:ilvl w:val="0"/>
@@ -11156,7 +11156,7 @@
         <w:t>是否盲审、匿名字段规则和材料水印策略。</w:t>
       </w:r>
     </w:p>
-    <w:p>
+    <w:p ns2:paraId="7F17B939" ns2:textId="77777777">
       <w:pPr>
         <w:numPr>
           <w:ilvl w:val="0"/>
@@ -11199,7 +11199,7 @@
         <w:t>目标专家数。</w:t>
       </w:r>
     </w:p>
-    <w:p>
+    <w:p ns2:paraId="4C29BB1D" ns2:textId="77777777">
       <w:pPr>
         <w:numPr>
           <w:ilvl w:val="0"/>
@@ -11224,7 +11224,7 @@
         <w:t>评分表版本与各评分项权重。</w:t>
       </w:r>
     </w:p>
-    <w:p>
+    <w:p ns2:paraId="77FC27AA" ns2:textId="77777777">
       <w:pPr>
         <w:numPr>
           <w:ilvl w:val="0"/>
@@ -11249,7 +11249,7 @@
         <w:t>汇总算法：平均值、中位数、加权平均、去最高最低。</w:t>
       </w:r>
     </w:p>
-    <w:p>
+    <w:p ns2:paraId="1F8AA6B0" ns2:textId="77777777">
       <w:pPr>
         <w:numPr>
           <w:ilvl w:val="0"/>
@@ -11292,7 +11292,7 @@
         <w:t>满分比例。</w:t>
       </w:r>
     </w:p>
-    <w:p>
+    <w:p ns2:paraId="25296037" ns2:textId="77777777">
       <w:pPr>
         <w:numPr>
           <w:ilvl w:val="0"/>
@@ -11317,7 +11317,7 @@
         <w:t>晋级规则：固定人数、分数线、比例、分组名额、同分处理。</w:t>
       </w:r>
     </w:p>
-    <w:p>
+    <w:p ns2:paraId="3F5CF340" ns2:textId="77777777">
       <w:pPr>
         <w:numPr>
           <w:ilvl w:val="0"/>
@@ -11342,7 +11342,7 @@
         <w:t>接单截止、评分截止、补评截止和结果发布时间。</w:t>
       </w:r>
     </w:p>
-    <w:p>
+    <w:p ns2:paraId="6BECACD9" ns2:textId="77777777">
       <w:pPr>
         <w:pStyle w:val="a6"/>
         <w:rPr>
@@ -11362,7 +11362,7 @@
         <w:t>方案状态：</w:t>
       </w:r>
     </w:p>
-    <w:p>
+    <w:p ns2:paraId="71AFEF6C" ns2:textId="77777777">
       <w:pPr>
         <w:pStyle w:val="a6"/>
         <w:rPr>
@@ -11380,7 +11380,7 @@
         <w:t>DRAFT → READY → ASSIGNING → IN_REVIEW → AGGREGATING → FINALIZED → PUBLISHED → ARCHIVED</w:t>
       </w:r>
     </w:p>
-    <w:p>
+    <w:p ns2:paraId="05810656" ns2:textId="77777777">
       <w:pPr>
         <w:pStyle w:val="3"/>
         <w:rPr>
@@ -11400,7 +11400,7 @@
         <w:t>评分标准版本</w:t>
       </w:r>
     </w:p>
-    <w:p>
+    <w:p ns2:paraId="41DCCDB6" ns2:textId="77777777">
       <w:pPr>
         <w:pStyle w:val="a6"/>
         <w:rPr>
@@ -11420,7 +11420,7 @@
         <w:t>评分表必须版本化。发布评审批次时锁定版本，后续修改产生新版本，不能改变已创建批次。</w:t>
       </w:r>
     </w:p>
-    <w:p>
+    <w:p ns2:paraId="4ECC88FF" ns2:textId="77777777">
       <w:pPr>
         <w:pStyle w:val="a6"/>
         <w:rPr>
@@ -11440,7 +11440,7 @@
         <w:t>评分项字段至少包括：</w:t>
       </w:r>
     </w:p>
-    <w:p>
+    <w:p ns2:paraId="17B07C3A" ns2:textId="77777777">
       <w:pPr>
         <w:numPr>
           <w:ilvl w:val="0"/>
@@ -11465,7 +11465,7 @@
         <w:t>名称、说明、满分、权重、排序。</w:t>
       </w:r>
     </w:p>
-    <w:p>
+    <w:p ns2:paraId="689A6B86" ns2:textId="77777777">
       <w:pPr>
         <w:numPr>
           <w:ilvl w:val="0"/>
@@ -11490,7 +11490,7 @@
         <w:t>是否必填、允许小数位。</w:t>
       </w:r>
     </w:p>
-    <w:p>
+    <w:p ns2:paraId="071BE533" ns2:textId="77777777">
       <w:pPr>
         <w:numPr>
           <w:ilvl w:val="0"/>
@@ -11533,7 +11533,7 @@
         <w:t>分对应描述）。</w:t>
       </w:r>
     </w:p>
-    <w:p>
+    <w:p ns2:paraId="5434901F" ns2:textId="77777777">
       <w:pPr>
         <w:numPr>
           <w:ilvl w:val="0"/>
@@ -11558,7 +11558,7 @@
         <w:t>是否允许专家备注、是否对参赛者公开。</w:t>
       </w:r>
     </w:p>
-    <w:p>
+    <w:p ns2:paraId="7F89D0BF" ns2:textId="77777777">
       <w:pPr>
         <w:numPr>
           <w:ilvl w:val="0"/>
@@ -11583,7 +11583,7 @@
         <w:t>否决项或合规项。</w:t>
       </w:r>
     </w:p>
-    <w:p>
+    <w:p ns2:paraId="651A2745" ns2:textId="77777777">
       <w:pPr>
         <w:pStyle w:val="3"/>
         <w:rPr>
@@ -11603,7 +11603,7 @@
         <w:t>候选冻结</w:t>
       </w:r>
     </w:p>
-    <w:p>
+    <w:p ns2:paraId="376173E2" ns2:textId="77777777">
       <w:pPr>
         <w:pStyle w:val="a6"/>
         <w:rPr>
@@ -11623,7 +11623,7 @@
         <w:t>报名截止或运营点击“生成候选”时，报名服务产生不可变候选快照：</w:t>
       </w:r>
     </w:p>
-    <w:p>
+    <w:p ns2:paraId="30A77B92" ns2:textId="77777777">
       <w:pPr>
         <w:numPr>
           <w:ilvl w:val="0"/>
@@ -11648,7 +11648,7 @@
         <w:t>报名编号、匿名候选编号。</w:t>
       </w:r>
     </w:p>
-    <w:p>
+    <w:p ns2:paraId="243C5B0B" ns2:textId="77777777">
       <w:pPr>
         <w:numPr>
           <w:ilvl w:val="0"/>
@@ -11673,7 +11673,7 @@
         <w:t>赛事、阶段、组别、赛道。</w:t>
       </w:r>
     </w:p>
-    <w:p>
+    <w:p ns2:paraId="3A7D8804" ns2:textId="77777777">
       <w:pPr>
         <w:numPr>
           <w:ilvl w:val="0"/>
@@ -11734,7 +11734,7 @@
         <w:t>成员快照哈希。</w:t>
       </w:r>
     </w:p>
-    <w:p>
+    <w:p ns2:paraId="7CD7E52E" ns2:textId="77777777">
       <w:pPr>
         <w:numPr>
           <w:ilvl w:val="0"/>
@@ -11795,7 +11795,7 @@
         <w:t>。</w:t>
       </w:r>
     </w:p>
-    <w:p>
+    <w:p ns2:paraId="01800CDA" ns2:textId="77777777">
       <w:pPr>
         <w:numPr>
           <w:ilvl w:val="0"/>
@@ -11820,7 +11820,7 @@
         <w:t>资格状态、支付确认状态。</w:t>
       </w:r>
     </w:p>
-    <w:p>
+    <w:p ns2:paraId="2879B37B" ns2:textId="77777777">
       <w:pPr>
         <w:numPr>
           <w:ilvl w:val="0"/>
@@ -11845,7 +11845,7 @@
         <w:t>快照生成时间和来源事件。</w:t>
       </w:r>
     </w:p>
-    <w:p>
+    <w:p ns2:paraId="5FE73692" ns2:textId="77777777">
       <w:pPr>
         <w:pStyle w:val="a6"/>
         <w:rPr>
@@ -11937,7 +11937,7 @@
         <w:t>重新分配或保留原任务”的审计流程。</w:t>
       </w:r>
     </w:p>
-    <w:p>
+    <w:p ns2:paraId="44256FEB" ns2:textId="77777777">
       <w:pPr>
         <w:pStyle w:val="3"/>
         <w:rPr>
@@ -11957,7 +11957,7 @@
         <w:t>专家分配与回避</w:t>
       </w:r>
     </w:p>
-    <w:p>
+    <w:p ns2:paraId="6B4369AD" ns2:textId="77777777">
       <w:pPr>
         <w:pStyle w:val="a6"/>
         <w:rPr>
@@ -11977,7 +11977,7 @@
         <w:t>分配算法输入：</w:t>
       </w:r>
     </w:p>
-    <w:p>
+    <w:p ns2:paraId="143A13DA" ns2:textId="77777777">
       <w:pPr>
         <w:numPr>
           <w:ilvl w:val="0"/>
@@ -12002,7 +12002,7 @@
         <w:t>专家领域标签、赛道匹配度、历史评审质量。</w:t>
       </w:r>
     </w:p>
-    <w:p>
+    <w:p ns2:paraId="13184B5E" ns2:textId="77777777">
       <w:pPr>
         <w:numPr>
           <w:ilvl w:val="0"/>
@@ -12027,7 +12027,7 @@
         <w:t>专家可用时段、最大任务量、当前未完成任务。</w:t>
       </w:r>
     </w:p>
-    <w:p>
+    <w:p ns2:paraId="26101F54" ns2:textId="77777777">
       <w:pPr>
         <w:numPr>
           <w:ilvl w:val="0"/>
@@ -12070,7 +12070,7 @@
         <w:t>单位、团队、导师、项目的利益冲突关系。</w:t>
       </w:r>
     </w:p>
-    <w:p>
+    <w:p ns2:paraId="538EAC9C" ns2:textId="77777777">
       <w:pPr>
         <w:numPr>
           <w:ilvl w:val="0"/>
@@ -12095,7 +12095,7 @@
         <w:t>同一候选的专家多样性要求。</w:t>
       </w:r>
     </w:p>
-    <w:p>
+    <w:p ns2:paraId="2380C75F" ns2:textId="77777777">
       <w:pPr>
         <w:numPr>
           <w:ilvl w:val="0"/>
@@ -12120,7 +12120,7 @@
         <w:t>历史改派和拒绝次数。</w:t>
       </w:r>
     </w:p>
-    <w:p>
+    <w:p ns2:paraId="1E6D542A" ns2:textId="77777777">
       <w:pPr>
         <w:pStyle w:val="a6"/>
         <w:rPr>
@@ -12140,7 +12140,7 @@
         <w:t>专家任务状态：</w:t>
       </w:r>
     </w:p>
-    <w:p>
+    <w:p ns2:paraId="6342A220" ns2:textId="77777777">
       <w:pPr>
         <w:pStyle w:val="a6"/>
         <w:rPr>
@@ -12158,7 +12158,7 @@
         <w:t>ASSIGNED → ACCEPTED → DRAFT → SUBMITTED</w:t>
       </w:r>
     </w:p>
-    <w:p>
+    <w:p ns2:paraId="0E52A1C9" ns2:textId="77777777">
       <w:pPr>
         <w:pStyle w:val="a6"/>
         <w:rPr>
@@ -12178,7 +12178,7 @@
         <w:t>异常分支：</w:t>
       </w:r>
     </w:p>
-    <w:p>
+    <w:p ns2:paraId="13154EAD" ns2:textId="77777777">
       <w:pPr>
         <w:pStyle w:val="a6"/>
         <w:rPr>
@@ -12196,7 +12196,7 @@
         <w:t>DECLINED / EXPIRED / REVOKED → REASSIGNED</w:t>
       </w:r>
     </w:p>
-    <w:p>
+    <w:p ns2:paraId="3377EE3B" ns2:textId="77777777">
       <w:pPr>
         <w:pStyle w:val="a6"/>
         <w:rPr>
@@ -12216,7 +12216,7 @@
         <w:t>系统自动分配后由运营确认；回避命中必须阻止分配。紧急人工覆盖需要填写原因并进入审计。</w:t>
       </w:r>
     </w:p>
-    <w:p>
+    <w:p ns2:paraId="1AFB2DCB" ns2:textId="77777777">
       <w:pPr>
         <w:pStyle w:val="3"/>
         <w:rPr>
@@ -12236,7 +12236,7 @@
         <w:t>评分与提交</w:t>
       </w:r>
     </w:p>
-    <w:p>
+    <w:p ns2:paraId="31188EDA" ns2:textId="77777777">
       <w:pPr>
         <w:numPr>
           <w:ilvl w:val="0"/>
@@ -12261,7 +12261,7 @@
         <w:t>专家只能访问自己的任务和经过匿名化的候选快照。</w:t>
       </w:r>
     </w:p>
-    <w:p>
+    <w:p ns2:paraId="162D0D53" ns2:textId="77777777">
       <w:pPr>
         <w:numPr>
           <w:ilvl w:val="0"/>
@@ -12286,7 +12286,7 @@
         <w:t>评分单自动保存草稿，提交前校验所有必填项、合规项和总分。</w:t>
       </w:r>
     </w:p>
-    <w:p>
+    <w:p ns2:paraId="5964F19B" ns2:textId="77777777">
       <w:pPr>
         <w:numPr>
           <w:ilvl w:val="0"/>
@@ -12311,7 +12311,7 @@
         <w:t>提交后默认锁定；在截止前允许“申请撤回”，由评审管理员批准。</w:t>
       </w:r>
     </w:p>
-    <w:p>
+    <w:p ns2:paraId="1095B9F4" ns2:textId="77777777">
       <w:pPr>
         <w:numPr>
           <w:ilvl w:val="0"/>
@@ -12336,7 +12336,7 @@
         <w:t>评审管理员可以查看完成率和异常，不应直接修改专家原始分。</w:t>
       </w:r>
     </w:p>
-    <w:p>
+    <w:p ns2:paraId="5B0B75AB" ns2:textId="77777777">
       <w:pPr>
         <w:numPr>
           <w:ilvl w:val="0"/>
@@ -12361,7 +12361,7 @@
         <w:t>如果必须更正，应保留原评分单版本和更正原因。</w:t>
       </w:r>
     </w:p>
-    <w:p>
+    <w:p ns2:paraId="61AE0B84" ns2:textId="77777777">
       <w:pPr>
         <w:pStyle w:val="3"/>
         <w:rPr>
@@ -12381,7 +12381,7 @@
         <w:t>聚合、异常与仲裁</w:t>
       </w:r>
     </w:p>
-    <w:p>
+    <w:p ns2:paraId="6CFCC475" ns2:textId="77777777">
       <w:pPr>
         <w:pStyle w:val="a6"/>
         <w:rPr>
@@ -12401,7 +12401,7 @@
         <w:t>聚合过程先校验最少有效评分数，再按方案计算：</w:t>
       </w:r>
     </w:p>
-    <w:p>
+    <w:p ns2:paraId="38099FDC" ns2:textId="77777777">
       <w:pPr>
         <w:numPr>
           <w:ilvl w:val="0"/>
@@ -12426,7 +12426,7 @@
         <w:t>排除已撤销、冲突或无效评分单。</w:t>
       </w:r>
     </w:p>
-    <w:p>
+    <w:p ns2:paraId="64468F5D" ns2:textId="77777777">
       <w:pPr>
         <w:numPr>
           <w:ilvl w:val="0"/>
@@ -12451,7 +12451,7 @@
         <w:t>计算每项分数和总分的均值、中位数、极差、标准差。</w:t>
       </w:r>
     </w:p>
-    <w:p>
+    <w:p ns2:paraId="01F6D7D4" ns2:textId="77777777">
       <w:pPr>
         <w:numPr>
           <w:ilvl w:val="0"/>
@@ -12494,7 +12494,7 @@
         <w:t>最低分，或采用稳健中位数。</w:t>
       </w:r>
     </w:p>
-    <w:p>
+    <w:p ns2:paraId="75C288D9" ns2:textId="77777777">
       <w:pPr>
         <w:numPr>
           <w:ilvl w:val="0"/>
@@ -12519,7 +12519,7 @@
         <w:t>识别缺评、异常分、同分边界和否决项冲突。</w:t>
       </w:r>
     </w:p>
-    <w:p>
+    <w:p ns2:paraId="4308ECD0" ns2:textId="77777777">
       <w:pPr>
         <w:numPr>
           <w:ilvl w:val="0"/>
@@ -12544,7 +12544,7 @@
         <w:t>正常候选进入自动汇总；异常候选进入人工仲裁队列。</w:t>
       </w:r>
     </w:p>
-    <w:p>
+    <w:p ns2:paraId="4871BB68" ns2:textId="77777777">
       <w:pPr>
         <w:numPr>
           <w:ilvl w:val="0"/>
@@ -12569,7 +12569,7 @@
         <w:t>仲裁只生成新的仲裁结论，不覆盖专家原始评分。</w:t>
       </w:r>
     </w:p>
-    <w:p>
+    <w:p ns2:paraId="4E2F686F" ns2:textId="77777777">
       <w:pPr>
         <w:pStyle w:val="a6"/>
         <w:rPr>
@@ -12589,7 +12589,7 @@
         <w:t>建议默认规则：</w:t>
       </w:r>
     </w:p>
-    <w:p>
+    <w:p ns2:paraId="0BC65A7F" ns2:textId="77777777">
       <w:pPr>
         <w:numPr>
           <w:ilvl w:val="0"/>
@@ -12632,7 +12632,7 @@
         <w:t>名专家。</w:t>
       </w:r>
     </w:p>
-    <w:p>
+    <w:p ns2:paraId="538A6A64" ns2:textId="77777777">
       <w:pPr>
         <w:numPr>
           <w:ilvl w:val="0"/>
@@ -12675,7 +12675,7 @@
         <w:t>份不允许汇总。</w:t>
       </w:r>
     </w:p>
-    <w:p>
+    <w:p ns2:paraId="00205746" ns2:textId="77777777">
       <w:pPr>
         <w:numPr>
           <w:ilvl w:val="0"/>
@@ -12736,7 +12736,7 @@
         <w:t>分进入仲裁。</w:t>
       </w:r>
     </w:p>
-    <w:p>
+    <w:p ns2:paraId="73C0BCD8" ns2:textId="77777777">
       <w:pPr>
         <w:numPr>
           <w:ilvl w:val="0"/>
@@ -12761,7 +12761,7 @@
         <w:t>晋级边界同分不自动淘汰，进入人工确认。</w:t>
       </w:r>
     </w:p>
-    <w:p>
+    <w:p ns2:paraId="44198EF3" ns2:textId="77777777">
       <w:pPr>
         <w:pStyle w:val="3"/>
         <w:rPr>
@@ -12781,7 +12781,7 @@
         <w:t>定稿、发布与后续联动</w:t>
       </w:r>
     </w:p>
-    <w:p>
+    <w:p ns2:paraId="238DD878" ns2:textId="77777777">
       <w:pPr>
         <w:pStyle w:val="a6"/>
         <w:rPr>
@@ -12801,7 +12801,7 @@
         <w:t>定稿前检查：</w:t>
       </w:r>
     </w:p>
-    <w:p>
+    <w:p ns2:paraId="13B6456B" ns2:textId="77777777">
       <w:pPr>
         <w:numPr>
           <w:ilvl w:val="0"/>
@@ -12826,7 +12826,7 @@
         <w:t>所有候选满足最少评分数，或有豁免记录。</w:t>
       </w:r>
     </w:p>
-    <w:p>
+    <w:p ns2:paraId="5291DAD5" ns2:textId="77777777">
       <w:pPr>
         <w:numPr>
           <w:ilvl w:val="0"/>
@@ -12851,7 +12851,7 @@
         <w:t>异常和同分边界已经处理。</w:t>
       </w:r>
     </w:p>
-    <w:p>
+    <w:p ns2:paraId="408509BA" ns2:textId="77777777">
       <w:pPr>
         <w:numPr>
           <w:ilvl w:val="0"/>
@@ -12876,7 +12876,7 @@
         <w:t>晋级名额与分组规则校验通过。</w:t>
       </w:r>
     </w:p>
-    <w:p>
+    <w:p ns2:paraId="4AD2F112" ns2:textId="77777777">
       <w:pPr>
         <w:numPr>
           <w:ilvl w:val="0"/>
@@ -12901,7 +12901,7 @@
         <w:t>发布名单与批次快照哈希生成完成。</w:t>
       </w:r>
     </w:p>
-    <w:p>
+    <w:p ns2:paraId="19772AD7" ns2:textId="77777777">
       <w:pPr>
         <w:pStyle w:val="a6"/>
         <w:rPr>
@@ -12921,7 +12921,7 @@
         <w:t>定稿后写入不可变汇总，并可继续复核但不能直接改分。发布时：</w:t>
       </w:r>
     </w:p>
-    <w:p>
+    <w:p ns2:paraId="0BB331C8" ns2:textId="77777777">
       <w:pPr>
         <w:numPr>
           <w:ilvl w:val="0"/>
@@ -12964,7 +12964,7 @@
         <w:t>淘汰事件并更新阶段资格。</w:t>
       </w:r>
     </w:p>
-    <w:p>
+    <w:p ns2:paraId="7489778E" ns2:textId="77777777">
       <w:pPr>
         <w:numPr>
           <w:ilvl w:val="0"/>
@@ -13007,7 +13007,7 @@
         <w:t>成员发送结果通知。</w:t>
       </w:r>
     </w:p>
-    <w:p>
+    <w:p ns2:paraId="58BC81BD" ns2:textId="77777777">
       <w:pPr>
         <w:numPr>
           <w:ilvl w:val="0"/>
@@ -13032,7 +13032,7 @@
         <w:t>晋级团队获得下一阶段材料提交权限。</w:t>
       </w:r>
     </w:p>
-    <w:p>
+    <w:p ns2:paraId="52CA12F0" ns2:textId="77777777">
       <w:pPr>
         <w:numPr>
           <w:ilvl w:val="0"/>
@@ -13057,7 +13057,7 @@
         <w:t>最终获奖结果触发证书服务生成候选批次。</w:t>
       </w:r>
     </w:p>
-    <w:p>
+    <w:p ns2:paraId="2D4574E1" ns2:textId="77777777">
       <w:pPr>
         <w:numPr>
           <w:ilvl w:val="0"/>
@@ -13082,7 +13082,7 @@
         <w:t>分析服务更新赛事漏斗和评审质量指标。</w:t>
       </w:r>
     </w:p>
-    <w:p>
+    <w:p ns2:paraId="5CA1A099" ns2:textId="77777777">
       <w:pPr>
         <w:pStyle w:val="2"/>
         <w:rPr>
@@ -13102,7 +13102,7 @@
         <w:t>评审数据模型</w:t>
       </w:r>
     </w:p>
-    <w:p>
+    <w:p ns2:paraId="3F9AE4A6" ns2:textId="77777777">
       <w:pPr>
         <w:pStyle w:val="3"/>
         <w:rPr>
@@ -13138,7 +13138,7 @@
         <w:gridCol w:w="1283"/>
         <w:gridCol w:w="3303"/>
       </w:tblGrid>
-      <w:tr>
+      <w:tr ns2:paraId="2F28914B" ns2:textId="77777777">
         <w:trPr>
           <w:tblHeader/>
         </w:trPr>
@@ -13161,7 +13161,7 @@
             <w:vAlign w:val="center"/>
             <w:hideMark/>
           </w:tcPr>
-          <w:p>
+          <w:p ns2:paraId="344290B1" ns2:textId="77777777">
             <w:pPr>
               <w:spacing w:before="200" w:after="280"/>
               <w:jc w:val="center"/>
@@ -13206,7 +13206,7 @@
             <w:vAlign w:val="center"/>
             <w:hideMark/>
           </w:tcPr>
-          <w:p>
+          <w:p ns2:paraId="78B5AEB7" ns2:textId="77777777">
             <w:pPr>
               <w:spacing w:before="200" w:after="280"/>
               <w:jc w:val="center"/>
@@ -13251,7 +13251,7 @@
             <w:vAlign w:val="center"/>
             <w:hideMark/>
           </w:tcPr>
-          <w:p>
+          <w:p ns2:paraId="6CFC8934" ns2:textId="77777777">
             <w:pPr>
               <w:spacing w:before="200" w:after="280"/>
               <w:jc w:val="center"/>
@@ -13278,7 +13278,7 @@
           </w:p>
         </w:tc>
       </w:tr>
-      <w:tr>
+      <w:tr ns2:paraId="2EC56066" ns2:textId="77777777">
         <w:tc>
           <w:tcPr>
             <w:tcW w:w="0" w:type="auto"/>
@@ -13296,7 +13296,7 @@
             </w:tcMar>
             <w:hideMark/>
           </w:tcPr>
-          <w:p>
+          <w:p ns2:paraId="425AB866" ns2:textId="77777777">
             <w:pPr>
               <w:spacing w:before="200" w:after="280"/>
               <w:rPr>
@@ -13332,7 +13332,7 @@
             </w:tcMar>
             <w:hideMark/>
           </w:tcPr>
-          <w:p>
+          <w:p ns2:paraId="2D60E5D7" ns2:textId="77777777">
             <w:pPr>
               <w:spacing w:before="200" w:after="280"/>
               <w:rPr>
@@ -13370,7 +13370,7 @@
             </w:tcMar>
             <w:hideMark/>
           </w:tcPr>
-          <w:p>
+          <w:p ns2:paraId="795E3933" ns2:textId="77777777">
             <w:pPr>
               <w:spacing w:before="200" w:after="280"/>
               <w:rPr>
@@ -13408,7 +13408,7 @@
           </w:p>
         </w:tc>
       </w:tr>
-      <w:tr>
+      <w:tr ns2:paraId="2157AD35" ns2:textId="77777777">
         <w:tc>
           <w:tcPr>
             <w:tcW w:w="0" w:type="auto"/>
@@ -13426,7 +13426,7 @@
             </w:tcMar>
             <w:hideMark/>
           </w:tcPr>
-          <w:p>
+          <w:p ns2:paraId="65100118" ns2:textId="77777777">
             <w:pPr>
               <w:spacing w:before="200" w:after="280"/>
               <w:rPr>
@@ -13462,7 +13462,7 @@
             </w:tcMar>
             <w:hideMark/>
           </w:tcPr>
-          <w:p>
+          <w:p ns2:paraId="3206DFF8" ns2:textId="77777777">
             <w:pPr>
               <w:spacing w:before="200" w:after="280"/>
               <w:rPr>
@@ -13500,7 +13500,7 @@
             </w:tcMar>
             <w:hideMark/>
           </w:tcPr>
-          <w:p>
+          <w:p ns2:paraId="4CCAF64C" ns2:textId="77777777">
             <w:pPr>
               <w:spacing w:before="200" w:after="280"/>
               <w:rPr>
@@ -13522,7 +13522,7 @@
           </w:p>
         </w:tc>
       </w:tr>
-      <w:tr>
+      <w:tr ns2:paraId="2B2CDF0A" ns2:textId="77777777">
         <w:tc>
           <w:tcPr>
             <w:tcW w:w="0" w:type="auto"/>
@@ -13540,7 +13540,7 @@
             </w:tcMar>
             <w:hideMark/>
           </w:tcPr>
-          <w:p>
+          <w:p ns2:paraId="3B9C9DCD" ns2:textId="77777777">
             <w:pPr>
               <w:spacing w:before="200" w:after="280"/>
               <w:rPr>
@@ -13576,7 +13576,7 @@
             </w:tcMar>
             <w:hideMark/>
           </w:tcPr>
-          <w:p>
+          <w:p ns2:paraId="025E8942" ns2:textId="77777777">
             <w:pPr>
               <w:spacing w:before="200" w:after="280"/>
               <w:rPr>
@@ -13614,7 +13614,7 @@
             </w:tcMar>
             <w:hideMark/>
           </w:tcPr>
-          <w:p>
+          <w:p ns2:paraId="7FC45CE6" ns2:textId="77777777">
             <w:pPr>
               <w:spacing w:before="200" w:after="280"/>
               <w:rPr>
@@ -13670,7 +13670,7 @@
           </w:p>
         </w:tc>
       </w:tr>
-      <w:tr>
+      <w:tr ns2:paraId="4F1E8C1A" ns2:textId="77777777">
         <w:tc>
           <w:tcPr>
             <w:tcW w:w="0" w:type="auto"/>
@@ -13688,7 +13688,7 @@
             </w:tcMar>
             <w:hideMark/>
           </w:tcPr>
-          <w:p>
+          <w:p ns2:paraId="73755A5F" ns2:textId="77777777">
             <w:pPr>
               <w:spacing w:before="200" w:after="280"/>
               <w:rPr>
@@ -13724,7 +13724,7 @@
             </w:tcMar>
             <w:hideMark/>
           </w:tcPr>
-          <w:p>
+          <w:p ns2:paraId="7818E33F" ns2:textId="77777777">
             <w:pPr>
               <w:spacing w:before="200" w:after="280"/>
               <w:rPr>
@@ -13762,7 +13762,7 @@
             </w:tcMar>
             <w:hideMark/>
           </w:tcPr>
-          <w:p>
+          <w:p ns2:paraId="6DD2E816" ns2:textId="77777777">
             <w:pPr>
               <w:spacing w:before="200" w:after="280"/>
               <w:rPr>
@@ -13818,7 +13818,7 @@
           </w:p>
         </w:tc>
       </w:tr>
-      <w:tr>
+      <w:tr ns2:paraId="0C9CDDDF" ns2:textId="77777777">
         <w:tc>
           <w:tcPr>
             <w:tcW w:w="0" w:type="auto"/>
@@ -13836,7 +13836,7 @@
             </w:tcMar>
             <w:hideMark/>
           </w:tcPr>
-          <w:p>
+          <w:p ns2:paraId="61F1A1E0" ns2:textId="77777777">
             <w:pPr>
               <w:spacing w:before="200" w:after="280"/>
               <w:rPr>
@@ -13872,7 +13872,7 @@
             </w:tcMar>
             <w:hideMark/>
           </w:tcPr>
-          <w:p>
+          <w:p ns2:paraId="0DDC05D0" ns2:textId="77777777">
             <w:pPr>
               <w:spacing w:before="200" w:after="280"/>
               <w:rPr>
@@ -13910,7 +13910,7 @@
             </w:tcMar>
             <w:hideMark/>
           </w:tcPr>
-          <w:p>
+          <w:p ns2:paraId="4CD7C491" ns2:textId="77777777">
             <w:pPr>
               <w:spacing w:before="200" w:after="280"/>
               <w:rPr>
@@ -13948,7 +13948,7 @@
           </w:p>
         </w:tc>
       </w:tr>
-      <w:tr>
+      <w:tr ns2:paraId="1496A272" ns2:textId="77777777">
         <w:tc>
           <w:tcPr>
             <w:tcW w:w="0" w:type="auto"/>
@@ -13966,7 +13966,7 @@
             </w:tcMar>
             <w:hideMark/>
           </w:tcPr>
-          <w:p>
+          <w:p ns2:paraId="78F87CC4" ns2:textId="77777777">
             <w:pPr>
               <w:spacing w:before="200" w:after="280"/>
               <w:rPr>
@@ -14002,7 +14002,7 @@
             </w:tcMar>
             <w:hideMark/>
           </w:tcPr>
-          <w:p>
+          <w:p ns2:paraId="6FD7535A" ns2:textId="77777777">
             <w:pPr>
               <w:spacing w:before="200" w:after="280"/>
               <w:rPr>
@@ -14040,7 +14040,7 @@
             </w:tcMar>
             <w:hideMark/>
           </w:tcPr>
-          <w:p>
+          <w:p ns2:paraId="32A5901E" ns2:textId="77777777">
             <w:pPr>
               <w:spacing w:before="200" w:after="280"/>
               <w:rPr>
@@ -14078,7 +14078,7 @@
           </w:p>
         </w:tc>
       </w:tr>
-      <w:tr>
+      <w:tr ns2:paraId="0E9450E1" ns2:textId="77777777">
         <w:tc>
           <w:tcPr>
             <w:tcW w:w="0" w:type="auto"/>
@@ -14096,7 +14096,7 @@
             </w:tcMar>
             <w:hideMark/>
           </w:tcPr>
-          <w:p>
+          <w:p ns2:paraId="71E2B731" ns2:textId="77777777">
             <w:pPr>
               <w:spacing w:before="200" w:after="280"/>
               <w:rPr>
@@ -14132,7 +14132,7 @@
             </w:tcMar>
             <w:hideMark/>
           </w:tcPr>
-          <w:p>
+          <w:p ns2:paraId="219AD374" ns2:textId="77777777">
             <w:pPr>
               <w:spacing w:before="200" w:after="280"/>
               <w:rPr>
@@ -14170,7 +14170,7 @@
             </w:tcMar>
             <w:hideMark/>
           </w:tcPr>
-          <w:p>
+          <w:p ns2:paraId="4BAEDE55" ns2:textId="77777777">
             <w:pPr>
               <w:spacing w:before="200" w:after="280"/>
               <w:rPr>
@@ -14192,7 +14192,7 @@
           </w:p>
         </w:tc>
       </w:tr>
-      <w:tr>
+      <w:tr ns2:paraId="55CFF6FE" ns2:textId="77777777">
         <w:tc>
           <w:tcPr>
             <w:tcW w:w="0" w:type="auto"/>
@@ -14210,7 +14210,7 @@
             </w:tcMar>
             <w:hideMark/>
           </w:tcPr>
-          <w:p>
+          <w:p ns2:paraId="6AEF6DBA" ns2:textId="77777777">
             <w:pPr>
               <w:spacing w:before="200" w:after="280"/>
               <w:rPr>
@@ -14246,7 +14246,7 @@
             </w:tcMar>
             <w:hideMark/>
           </w:tcPr>
-          <w:p>
+          <w:p ns2:paraId="7E5155ED" ns2:textId="77777777">
             <w:pPr>
               <w:spacing w:before="200" w:after="280"/>
               <w:rPr>
@@ -14284,7 +14284,7 @@
             </w:tcMar>
             <w:hideMark/>
           </w:tcPr>
-          <w:p>
+          <w:p ns2:paraId="115A71E4" ns2:textId="77777777">
             <w:pPr>
               <w:spacing w:before="200" w:after="280"/>
               <w:rPr>
@@ -14322,7 +14322,7 @@
           </w:p>
         </w:tc>
       </w:tr>
-      <w:tr>
+      <w:tr ns2:paraId="418308F1" ns2:textId="77777777">
         <w:tc>
           <w:tcPr>
             <w:tcW w:w="0" w:type="auto"/>
@@ -14340,7 +14340,7 @@
             </w:tcMar>
             <w:hideMark/>
           </w:tcPr>
-          <w:p>
+          <w:p ns2:paraId="26434CD6" ns2:textId="77777777">
             <w:pPr>
               <w:spacing w:before="200" w:after="280"/>
               <w:rPr>
@@ -14376,7 +14376,7 @@
             </w:tcMar>
             <w:hideMark/>
           </w:tcPr>
-          <w:p>
+          <w:p ns2:paraId="7EE76A0E" ns2:textId="77777777">
             <w:pPr>
               <w:spacing w:before="200" w:after="280"/>
               <w:rPr>
@@ -14432,7 +14432,7 @@
             </w:tcMar>
             <w:hideMark/>
           </w:tcPr>
-          <w:p>
+          <w:p ns2:paraId="0EDCA3C2" ns2:textId="77777777">
             <w:pPr>
               <w:spacing w:before="200" w:after="280"/>
               <w:rPr>
@@ -14454,7 +14454,7 @@
           </w:p>
         </w:tc>
       </w:tr>
-      <w:tr>
+      <w:tr ns2:paraId="6D1198F0" ns2:textId="77777777">
         <w:tc>
           <w:tcPr>
             <w:tcW w:w="0" w:type="auto"/>
@@ -14472,7 +14472,7 @@
             </w:tcMar>
             <w:hideMark/>
           </w:tcPr>
-          <w:p>
+          <w:p ns2:paraId="5AFAD99E" ns2:textId="77777777">
             <w:pPr>
               <w:spacing w:before="200" w:after="280"/>
               <w:rPr>
@@ -14508,7 +14508,7 @@
             </w:tcMar>
             <w:hideMark/>
           </w:tcPr>
-          <w:p>
+          <w:p ns2:paraId="647B7AF5" ns2:textId="77777777">
             <w:pPr>
               <w:spacing w:before="200" w:after="280"/>
               <w:rPr>
@@ -14546,7 +14546,7 @@
             </w:tcMar>
             <w:hideMark/>
           </w:tcPr>
-          <w:p>
+          <w:p ns2:paraId="7028ECCE" ns2:textId="77777777">
             <w:pPr>
               <w:spacing w:before="200" w:after="280"/>
               <w:rPr>
@@ -14568,7 +14568,7 @@
           </w:p>
         </w:tc>
       </w:tr>
-      <w:tr>
+      <w:tr ns2:paraId="4F50139F" ns2:textId="77777777">
         <w:tc>
           <w:tcPr>
             <w:tcW w:w="0" w:type="auto"/>
@@ -14586,7 +14586,7 @@
             </w:tcMar>
             <w:hideMark/>
           </w:tcPr>
-          <w:p>
+          <w:p ns2:paraId="57252400" ns2:textId="77777777">
             <w:pPr>
               <w:spacing w:before="200" w:after="280"/>
               <w:rPr>
@@ -14622,7 +14622,7 @@
             </w:tcMar>
             <w:hideMark/>
           </w:tcPr>
-          <w:p>
+          <w:p ns2:paraId="46E2F4BB" ns2:textId="77777777">
             <w:pPr>
               <w:spacing w:before="200" w:after="280"/>
               <w:rPr>
@@ -14660,7 +14660,7 @@
             </w:tcMar>
             <w:hideMark/>
           </w:tcPr>
-          <w:p>
+          <w:p ns2:paraId="0BD396E2" ns2:textId="77777777">
             <w:pPr>
               <w:spacing w:before="200" w:after="280"/>
               <w:rPr>
@@ -14682,7 +14682,7 @@
           </w:p>
         </w:tc>
       </w:tr>
-      <w:tr>
+      <w:tr ns2:paraId="1963009B" ns2:textId="77777777">
         <w:tc>
           <w:tcPr>
             <w:tcW w:w="0" w:type="auto"/>
@@ -14700,7 +14700,7 @@
             </w:tcMar>
             <w:hideMark/>
           </w:tcPr>
-          <w:p>
+          <w:p ns2:paraId="4E0DAB74" ns2:textId="77777777">
             <w:pPr>
               <w:spacing w:before="200" w:after="280"/>
               <w:rPr>
@@ -14736,7 +14736,7 @@
             </w:tcMar>
             <w:hideMark/>
           </w:tcPr>
-          <w:p>
+          <w:p ns2:paraId="7D77622B" ns2:textId="77777777">
             <w:pPr>
               <w:spacing w:before="200" w:after="280"/>
               <w:rPr>
@@ -14774,7 +14774,7 @@
             </w:tcMar>
             <w:hideMark/>
           </w:tcPr>
-          <w:p>
+          <w:p ns2:paraId="67FE1470" ns2:textId="77777777">
             <w:pPr>
               <w:spacing w:before="200" w:after="280"/>
               <w:rPr>
@@ -14813,7 +14813,7 @@
         </w:tc>
       </w:tr>
     </w:tbl>
-    <w:p>
+    <w:p ns2:paraId="061AEDB7" ns2:textId="77777777">
       <w:pPr>
         <w:pStyle w:val="3"/>
         <w:rPr>
@@ -14833,7 +14833,7 @@
         <w:t>现有表的处理</w:t>
       </w:r>
     </w:p>
-    <w:p>
+    <w:p ns2:paraId="521E29D2" ns2:textId="77777777">
       <w:pPr>
         <w:pStyle w:val="a6"/>
         <w:rPr>
@@ -14869,7 +14869,7 @@
         <w:t>不再承担专家原始评分。它保留为“阶段最终结果投影”或兼容旧页面的只读结果表：</w:t>
       </w:r>
     </w:p>
-    <w:p>
+    <w:p ns2:paraId="6A373ACC" ns2:textId="77777777">
       <w:pPr>
         <w:numPr>
           <w:ilvl w:val="0"/>
@@ -14937,7 +14937,7 @@
         <w:t>。</w:t>
       </w:r>
     </w:p>
-    <w:p>
+    <w:p ns2:paraId="63D79852" ns2:textId="77777777">
       <w:pPr>
         <w:numPr>
           <w:ilvl w:val="0"/>
@@ -14962,7 +14962,7 @@
         <w:t>字段保留最终分数、晋级结论、公开评语和发布时间。</w:t>
       </w:r>
     </w:p>
-    <w:p>
+    <w:p ns2:paraId="60FB776D" ns2:textId="77777777">
       <w:pPr>
         <w:numPr>
           <w:ilvl w:val="0"/>
@@ -14987,7 +14987,7 @@
         <w:t>禁止新评审流程直接在该表录入单专家原始分。</w:t>
       </w:r>
     </w:p>
-    <w:p>
+    <w:p ns2:paraId="2A21712F" ns2:textId="77777777">
       <w:pPr>
         <w:numPr>
           <w:ilvl w:val="0"/>
@@ -15046,7 +15046,7 @@
         <w:t>批次，并标记只有一份管理员评分。</w:t>
       </w:r>
     </w:p>
-    <w:p>
+    <w:p ns2:paraId="5FFFD0B8" ns2:textId="77777777">
       <w:pPr>
         <w:pStyle w:val="3"/>
         <w:rPr>
@@ -15066,7 +15066,7 @@
         <w:t>通用字段</w:t>
       </w:r>
     </w:p>
-    <w:p>
+    <w:p ns2:paraId="73F708F8" ns2:textId="77777777">
       <w:pPr>
         <w:pStyle w:val="a6"/>
         <w:rPr>
@@ -15086,7 +15086,7 @@
         <w:t>所有评审主表统一包含：</w:t>
       </w:r>
     </w:p>
-    <w:p>
+    <w:p ns2:paraId="67200209" ns2:textId="77777777">
       <w:pPr>
         <w:numPr>
           <w:ilvl w:val="0"/>
@@ -15136,7 +15136,7 @@
         <w:t>。</w:t>
       </w:r>
     </w:p>
-    <w:p>
+    <w:p ns2:paraId="51FAFB7E" ns2:textId="77777777">
       <w:pPr>
         <w:numPr>
           <w:ilvl w:val="0"/>
@@ -15156,16 +15156,16 @@
           <w:rStyle w:val="HTML"/>
           <w:color w:val="1F2937"/>
         </w:rPr>
-        <w:t>tenant_id</w:t>
-      </w:r>
-      <w:r>
-        <w:rPr>
-          <w:rFonts w:ascii="微软雅黑" w:eastAsia="微软雅黑" w:hAnsi="微软雅黑" w:hint="eastAsia"/>
-          <w:color w:val="1F2937"/>
-          <w:sz w:val="21"/>
-          <w:szCs w:val="21"/>
-        </w:rPr>
-        <w:t>、</w:t>
+        <w:t/>
+      </w:r>
+      <w:r>
+        <w:rPr>
+          <w:rFonts w:ascii="微软雅黑" w:eastAsia="微软雅黑" w:hAnsi="微软雅黑" w:hint="eastAsia"/>
+          <w:color w:val="1F2937"/>
+          <w:sz w:val="21"/>
+          <w:szCs w:val="21"/>
+        </w:rPr>
+        <w:t/>
       </w:r>
       <w:r>
         <w:rPr>
@@ -15209,7 +15209,7 @@
         <w:t>。</w:t>
       </w:r>
     </w:p>
-    <w:p>
+    <w:p ns2:paraId="248F0404" ns2:textId="77777777">
       <w:pPr>
         <w:numPr>
           <w:ilvl w:val="0"/>
@@ -15250,7 +15250,7 @@
         <w:t>乐观锁。</w:t>
       </w:r>
     </w:p>
-    <w:p>
+    <w:p ns2:paraId="1D99CEDE" ns2:textId="77777777">
       <w:pPr>
         <w:numPr>
           <w:ilvl w:val="0"/>
@@ -15298,7 +15298,7 @@
         <w:t>、时间。</w:t>
       </w:r>
     </w:p>
-    <w:p>
+    <w:p ns2:paraId="30A1E414" ns2:textId="77777777">
       <w:pPr>
         <w:numPr>
           <w:ilvl w:val="0"/>
@@ -15339,7 +15339,7 @@
         <w:t>仅用于草稿类数据；已提交评分和发布记录不物理删除。</w:t>
       </w:r>
     </w:p>
-    <w:p>
+    <w:p ns2:paraId="4DB7AD67" ns2:textId="77777777">
       <w:pPr>
         <w:numPr>
           <w:ilvl w:val="0"/>
@@ -15414,7 +15414,7 @@
         <w:t>用于关联审计。</w:t>
       </w:r>
     </w:p>
-    <w:p>
+    <w:p ns2:paraId="1A8435F7" ns2:textId="77777777">
       <w:pPr>
         <w:pStyle w:val="2"/>
         <w:rPr>
@@ -15434,7 +15434,7 @@
         <w:t>与事件契约</w:t>
       </w:r>
     </w:p>
-    <w:p>
+    <w:p ns2:paraId="5D170DA2" ns2:textId="77777777">
       <w:pPr>
         <w:pStyle w:val="3"/>
         <w:rPr>
@@ -15476,7 +15476,7 @@
         <w:gridCol w:w="4948"/>
         <w:gridCol w:w="2584"/>
       </w:tblGrid>
-      <w:tr>
+      <w:tr ns2:paraId="5EC2E080" ns2:textId="77777777">
         <w:trPr>
           <w:tblHeader/>
         </w:trPr>
@@ -15499,7 +15499,7 @@
             <w:vAlign w:val="center"/>
             <w:hideMark/>
           </w:tcPr>
-          <w:p>
+          <w:p ns2:paraId="5872F5F0" ns2:textId="77777777">
             <w:pPr>
               <w:spacing w:before="200" w:after="280"/>
               <w:jc w:val="center"/>
@@ -15544,7 +15544,7 @@
             <w:vAlign w:val="center"/>
             <w:hideMark/>
           </w:tcPr>
-          <w:p>
+          <w:p ns2:paraId="4D51DC37" ns2:textId="77777777">
             <w:pPr>
               <w:spacing w:before="200" w:after="280"/>
               <w:jc w:val="center"/>
@@ -15589,7 +15589,7 @@
             <w:vAlign w:val="center"/>
             <w:hideMark/>
           </w:tcPr>
-          <w:p>
+          <w:p ns2:paraId="587A16A0" ns2:textId="77777777">
             <w:pPr>
               <w:spacing w:before="200" w:after="280"/>
               <w:jc w:val="center"/>
@@ -15616,7 +15616,7 @@
           </w:p>
         </w:tc>
       </w:tr>
-      <w:tr>
+      <w:tr ns2:paraId="48222FCE" ns2:textId="77777777">
         <w:tc>
           <w:tcPr>
             <w:tcW w:w="0" w:type="auto"/>
@@ -15634,7 +15634,7 @@
             </w:tcMar>
             <w:hideMark/>
           </w:tcPr>
-          <w:p>
+          <w:p ns2:paraId="752B694F" ns2:textId="77777777">
             <w:pPr>
               <w:spacing w:before="200" w:after="280"/>
               <w:rPr>
@@ -15672,7 +15672,7 @@
             </w:tcMar>
             <w:hideMark/>
           </w:tcPr>
-          <w:p>
+          <w:p ns2:paraId="1D740199" ns2:textId="77777777">
             <w:pPr>
               <w:spacing w:before="200" w:after="280"/>
               <w:rPr>
@@ -15708,7 +15708,7 @@
             </w:tcMar>
             <w:hideMark/>
           </w:tcPr>
-          <w:p>
+          <w:p ns2:paraId="066E14D7" ns2:textId="77777777">
             <w:pPr>
               <w:spacing w:before="200" w:after="280"/>
               <w:rPr>
@@ -15730,7 +15730,7 @@
           </w:p>
         </w:tc>
       </w:tr>
-      <w:tr>
+      <w:tr ns2:paraId="0E64A074" ns2:textId="77777777">
         <w:tc>
           <w:tcPr>
             <w:tcW w:w="0" w:type="auto"/>
@@ -15748,7 +15748,7 @@
             </w:tcMar>
             <w:hideMark/>
           </w:tcPr>
-          <w:p>
+          <w:p ns2:paraId="6290D869" ns2:textId="77777777">
             <w:pPr>
               <w:spacing w:before="200" w:after="280"/>
               <w:rPr>
@@ -15786,7 +15786,7 @@
             </w:tcMar>
             <w:hideMark/>
           </w:tcPr>
-          <w:p>
+          <w:p ns2:paraId="69CB2788" ns2:textId="77777777">
             <w:pPr>
               <w:spacing w:before="200" w:after="280"/>
               <w:rPr>
@@ -15822,7 +15822,7 @@
             </w:tcMar>
             <w:hideMark/>
           </w:tcPr>
-          <w:p>
+          <w:p ns2:paraId="31B8821F" ns2:textId="77777777">
             <w:pPr>
               <w:spacing w:before="200" w:after="280"/>
               <w:rPr>
@@ -15844,7 +15844,7 @@
           </w:p>
         </w:tc>
       </w:tr>
-      <w:tr>
+      <w:tr ns2:paraId="02941A87" ns2:textId="77777777">
         <w:tc>
           <w:tcPr>
             <w:tcW w:w="0" w:type="auto"/>
@@ -15862,7 +15862,7 @@
             </w:tcMar>
             <w:hideMark/>
           </w:tcPr>
-          <w:p>
+          <w:p ns2:paraId="456C36AA" ns2:textId="77777777">
             <w:pPr>
               <w:spacing w:before="200" w:after="280"/>
               <w:rPr>
@@ -15900,7 +15900,7 @@
             </w:tcMar>
             <w:hideMark/>
           </w:tcPr>
-          <w:p>
+          <w:p ns2:paraId="6379FE42" ns2:textId="77777777">
             <w:pPr>
               <w:spacing w:before="200" w:after="280"/>
               <w:rPr>
@@ -15936,7 +15936,7 @@
             </w:tcMar>
             <w:hideMark/>
           </w:tcPr>
-          <w:p>
+          <w:p ns2:paraId="5A1C1666" ns2:textId="77777777">
             <w:pPr>
               <w:spacing w:before="200" w:after="280"/>
               <w:rPr>
@@ -15958,7 +15958,7 @@
           </w:p>
         </w:tc>
       </w:tr>
-      <w:tr>
+      <w:tr ns2:paraId="2BA9E69D" ns2:textId="77777777">
         <w:tc>
           <w:tcPr>
             <w:tcW w:w="0" w:type="auto"/>
@@ -15976,7 +15976,7 @@
             </w:tcMar>
             <w:hideMark/>
           </w:tcPr>
-          <w:p>
+          <w:p ns2:paraId="06CA6DDC" ns2:textId="77777777">
             <w:pPr>
               <w:spacing w:before="200" w:after="280"/>
               <w:rPr>
@@ -16014,7 +16014,7 @@
             </w:tcMar>
             <w:hideMark/>
           </w:tcPr>
-          <w:p>
+          <w:p ns2:paraId="1EE548F9" ns2:textId="77777777">
             <w:pPr>
               <w:spacing w:before="200" w:after="280"/>
               <w:rPr>
@@ -16050,7 +16050,7 @@
             </w:tcMar>
             <w:hideMark/>
           </w:tcPr>
-          <w:p>
+          <w:p ns2:paraId="5D2D3DD4" ns2:textId="77777777">
             <w:pPr>
               <w:spacing w:before="200" w:after="280"/>
               <w:rPr>
@@ -16072,7 +16072,7 @@
           </w:p>
         </w:tc>
       </w:tr>
-      <w:tr>
+      <w:tr ns2:paraId="657CC65C" ns2:textId="77777777">
         <w:tc>
           <w:tcPr>
             <w:tcW w:w="0" w:type="auto"/>
@@ -16090,7 +16090,7 @@
             </w:tcMar>
             <w:hideMark/>
           </w:tcPr>
-          <w:p>
+          <w:p ns2:paraId="3000E91B" ns2:textId="77777777">
             <w:pPr>
               <w:spacing w:before="200" w:after="280"/>
               <w:rPr>
@@ -16128,7 +16128,7 @@
             </w:tcMar>
             <w:hideMark/>
           </w:tcPr>
-          <w:p>
+          <w:p ns2:paraId="2DFB8302" ns2:textId="77777777">
             <w:pPr>
               <w:spacing w:before="200" w:after="280"/>
               <w:rPr>
@@ -16164,7 +16164,7 @@
             </w:tcMar>
             <w:hideMark/>
           </w:tcPr>
-          <w:p>
+          <w:p ns2:paraId="24DDA12B" ns2:textId="77777777">
             <w:pPr>
               <w:spacing w:before="200" w:after="280"/>
               <w:rPr>
@@ -16186,7 +16186,7 @@
           </w:p>
         </w:tc>
       </w:tr>
-      <w:tr>
+      <w:tr ns2:paraId="5006C2A6" ns2:textId="77777777">
         <w:tc>
           <w:tcPr>
             <w:tcW w:w="0" w:type="auto"/>
@@ -16204,7 +16204,7 @@
             </w:tcMar>
             <w:hideMark/>
           </w:tcPr>
-          <w:p>
+          <w:p ns2:paraId="7ED2AC28" ns2:textId="77777777">
             <w:pPr>
               <w:spacing w:before="200" w:after="280"/>
               <w:rPr>
@@ -16242,7 +16242,7 @@
             </w:tcMar>
             <w:hideMark/>
           </w:tcPr>
-          <w:p>
+          <w:p ns2:paraId="73237A95" ns2:textId="77777777">
             <w:pPr>
               <w:spacing w:before="200" w:after="280"/>
               <w:rPr>
@@ -16278,7 +16278,7 @@
             </w:tcMar>
             <w:hideMark/>
           </w:tcPr>
-          <w:p>
+          <w:p ns2:paraId="3322904E" ns2:textId="77777777">
             <w:pPr>
               <w:spacing w:before="200" w:after="280"/>
               <w:rPr>
@@ -16318,7 +16318,7 @@
           </w:p>
         </w:tc>
       </w:tr>
-      <w:tr>
+      <w:tr ns2:paraId="2A8C5E93" ns2:textId="77777777">
         <w:tc>
           <w:tcPr>
             <w:tcW w:w="0" w:type="auto"/>
@@ -16336,7 +16336,7 @@
             </w:tcMar>
             <w:hideMark/>
           </w:tcPr>
-          <w:p>
+          <w:p ns2:paraId="2E662AA1" ns2:textId="77777777">
             <w:pPr>
               <w:spacing w:before="200" w:after="280"/>
               <w:rPr>
@@ -16374,7 +16374,7 @@
             </w:tcMar>
             <w:hideMark/>
           </w:tcPr>
-          <w:p>
+          <w:p ns2:paraId="207E318A" ns2:textId="77777777">
             <w:pPr>
               <w:spacing w:before="200" w:after="280"/>
               <w:rPr>
@@ -16410,7 +16410,7 @@
             </w:tcMar>
             <w:hideMark/>
           </w:tcPr>
-          <w:p>
+          <w:p ns2:paraId="243F46D0" ns2:textId="77777777">
             <w:pPr>
               <w:spacing w:before="200" w:after="280"/>
               <w:rPr>
@@ -16432,7 +16432,7 @@
           </w:p>
         </w:tc>
       </w:tr>
-      <w:tr>
+      <w:tr ns2:paraId="75231634" ns2:textId="77777777">
         <w:tc>
           <w:tcPr>
             <w:tcW w:w="0" w:type="auto"/>
@@ -16450,7 +16450,7 @@
             </w:tcMar>
             <w:hideMark/>
           </w:tcPr>
-          <w:p>
+          <w:p ns2:paraId="6614EC0A" ns2:textId="77777777">
             <w:pPr>
               <w:spacing w:before="200" w:after="280"/>
               <w:rPr>
@@ -16488,7 +16488,7 @@
             </w:tcMar>
             <w:hideMark/>
           </w:tcPr>
-          <w:p>
+          <w:p ns2:paraId="4BB03624" ns2:textId="77777777">
             <w:pPr>
               <w:spacing w:before="200" w:after="280"/>
               <w:rPr>
@@ -16524,7 +16524,7 @@
             </w:tcMar>
             <w:hideMark/>
           </w:tcPr>
-          <w:p>
+          <w:p ns2:paraId="4219DC3E" ns2:textId="77777777">
             <w:pPr>
               <w:spacing w:before="200" w:after="280"/>
               <w:rPr>
@@ -16546,7 +16546,7 @@
           </w:p>
         </w:tc>
       </w:tr>
-      <w:tr>
+      <w:tr ns2:paraId="54ABB468" ns2:textId="77777777">
         <w:tc>
           <w:tcPr>
             <w:tcW w:w="0" w:type="auto"/>
@@ -16564,7 +16564,7 @@
             </w:tcMar>
             <w:hideMark/>
           </w:tcPr>
-          <w:p>
+          <w:p ns2:paraId="5E17C75E" ns2:textId="77777777">
             <w:pPr>
               <w:spacing w:before="200" w:after="280"/>
               <w:rPr>
@@ -16602,7 +16602,7 @@
             </w:tcMar>
             <w:hideMark/>
           </w:tcPr>
-          <w:p>
+          <w:p ns2:paraId="5148525D" ns2:textId="77777777">
             <w:pPr>
               <w:spacing w:before="200" w:after="280"/>
               <w:rPr>
@@ -16638,7 +16638,7 @@
             </w:tcMar>
             <w:hideMark/>
           </w:tcPr>
-          <w:p>
+          <w:p ns2:paraId="5E8CA53B" ns2:textId="77777777">
             <w:pPr>
               <w:spacing w:before="200" w:after="280"/>
               <w:rPr>
@@ -16660,7 +16660,7 @@
           </w:p>
         </w:tc>
       </w:tr>
-      <w:tr>
+      <w:tr ns2:paraId="0E898B26" ns2:textId="77777777">
         <w:tc>
           <w:tcPr>
             <w:tcW w:w="0" w:type="auto"/>
@@ -16678,7 +16678,7 @@
             </w:tcMar>
             <w:hideMark/>
           </w:tcPr>
-          <w:p>
+          <w:p ns2:paraId="5A34C9CE" ns2:textId="77777777">
             <w:pPr>
               <w:spacing w:before="200" w:after="280"/>
               <w:rPr>
@@ -16716,7 +16716,7 @@
             </w:tcMar>
             <w:hideMark/>
           </w:tcPr>
-          <w:p>
+          <w:p ns2:paraId="362EBD60" ns2:textId="77777777">
             <w:pPr>
               <w:spacing w:before="200" w:after="280"/>
               <w:rPr>
@@ -16752,7 +16752,7 @@
             </w:tcMar>
             <w:hideMark/>
           </w:tcPr>
-          <w:p>
+          <w:p ns2:paraId="3A23E80A" ns2:textId="77777777">
             <w:pPr>
               <w:spacing w:before="200" w:after="280"/>
               <w:rPr>
@@ -16775,7 +16775,7 @@
         </w:tc>
       </w:tr>
     </w:tbl>
-    <w:p>
+    <w:p ns2:paraId="4DABD72B" ns2:textId="77777777">
       <w:pPr>
         <w:pStyle w:val="3"/>
         <w:rPr>
@@ -16817,7 +16817,7 @@
         <w:gridCol w:w="4652"/>
         <w:gridCol w:w="2858"/>
       </w:tblGrid>
-      <w:tr>
+      <w:tr ns2:paraId="178F6BE8" ns2:textId="77777777">
         <w:trPr>
           <w:tblHeader/>
         </w:trPr>
@@ -16840,7 +16840,7 @@
             <w:vAlign w:val="center"/>
             <w:hideMark/>
           </w:tcPr>
-          <w:p>
+          <w:p ns2:paraId="546A6676" ns2:textId="77777777">
             <w:pPr>
               <w:spacing w:before="200" w:after="280"/>
               <w:jc w:val="center"/>
@@ -16885,7 +16885,7 @@
             <w:vAlign w:val="center"/>
             <w:hideMark/>
           </w:tcPr>
-          <w:p>
+          <w:p ns2:paraId="10E98E8B" ns2:textId="77777777">
             <w:pPr>
               <w:spacing w:before="200" w:after="280"/>
               <w:jc w:val="center"/>
@@ -16930,7 +16930,7 @@
             <w:vAlign w:val="center"/>
             <w:hideMark/>
           </w:tcPr>
-          <w:p>
+          <w:p ns2:paraId="6B0E1D85" ns2:textId="77777777">
             <w:pPr>
               <w:spacing w:before="200" w:after="280"/>
               <w:jc w:val="center"/>
@@ -16957,7 +16957,7 @@
           </w:p>
         </w:tc>
       </w:tr>
-      <w:tr>
+      <w:tr ns2:paraId="3D4EBED4" ns2:textId="77777777">
         <w:tc>
           <w:tcPr>
             <w:tcW w:w="0" w:type="auto"/>
@@ -16975,7 +16975,7 @@
             </w:tcMar>
             <w:hideMark/>
           </w:tcPr>
-          <w:p>
+          <w:p ns2:paraId="742B6F08" ns2:textId="77777777">
             <w:pPr>
               <w:spacing w:before="200" w:after="280"/>
               <w:rPr>
@@ -17013,7 +17013,7 @@
             </w:tcMar>
             <w:hideMark/>
           </w:tcPr>
-          <w:p>
+          <w:p ns2:paraId="414F783F" ns2:textId="77777777">
             <w:pPr>
               <w:spacing w:before="200" w:after="280"/>
               <w:rPr>
@@ -17049,7 +17049,7 @@
             </w:tcMar>
             <w:hideMark/>
           </w:tcPr>
-          <w:p>
+          <w:p ns2:paraId="20C4E9EC" ns2:textId="77777777">
             <w:pPr>
               <w:spacing w:before="200" w:after="280"/>
               <w:rPr>
@@ -17071,7 +17071,7 @@
           </w:p>
         </w:tc>
       </w:tr>
-      <w:tr>
+      <w:tr ns2:paraId="44E78A38" ns2:textId="77777777">
         <w:tc>
           <w:tcPr>
             <w:tcW w:w="0" w:type="auto"/>
@@ -17089,7 +17089,7 @@
             </w:tcMar>
             <w:hideMark/>
           </w:tcPr>
-          <w:p>
+          <w:p ns2:paraId="10FB986B" ns2:textId="77777777">
             <w:pPr>
               <w:spacing w:before="200" w:after="280"/>
               <w:rPr>
@@ -17127,7 +17127,7 @@
             </w:tcMar>
             <w:hideMark/>
           </w:tcPr>
-          <w:p>
+          <w:p ns2:paraId="1F130CB3" ns2:textId="77777777">
             <w:pPr>
               <w:spacing w:before="200" w:after="280"/>
               <w:rPr>
@@ -17163,7 +17163,7 @@
             </w:tcMar>
             <w:hideMark/>
           </w:tcPr>
-          <w:p>
+          <w:p ns2:paraId="38DB01F9" ns2:textId="77777777">
             <w:pPr>
               <w:spacing w:before="200" w:after="280"/>
               <w:rPr>
@@ -17185,7 +17185,7 @@
           </w:p>
         </w:tc>
       </w:tr>
-      <w:tr>
+      <w:tr ns2:paraId="3ACA3E24" ns2:textId="77777777">
         <w:tc>
           <w:tcPr>
             <w:tcW w:w="0" w:type="auto"/>
@@ -17203,7 +17203,7 @@
             </w:tcMar>
             <w:hideMark/>
           </w:tcPr>
-          <w:p>
+          <w:p ns2:paraId="01AE5B3E" ns2:textId="77777777">
             <w:pPr>
               <w:spacing w:before="200" w:after="280"/>
               <w:rPr>
@@ -17241,7 +17241,7 @@
             </w:tcMar>
             <w:hideMark/>
           </w:tcPr>
-          <w:p>
+          <w:p ns2:paraId="18EF0549" ns2:textId="77777777">
             <w:pPr>
               <w:spacing w:before="200" w:after="280"/>
               <w:rPr>
@@ -17277,7 +17277,7 @@
             </w:tcMar>
             <w:hideMark/>
           </w:tcPr>
-          <w:p>
+          <w:p ns2:paraId="24AA77FF" ns2:textId="77777777">
             <w:pPr>
               <w:spacing w:before="200" w:after="280"/>
               <w:rPr>
@@ -17299,7 +17299,7 @@
           </w:p>
         </w:tc>
       </w:tr>
-      <w:tr>
+      <w:tr ns2:paraId="0447237E" ns2:textId="77777777">
         <w:tc>
           <w:tcPr>
             <w:tcW w:w="0" w:type="auto"/>
@@ -17317,7 +17317,7 @@
             </w:tcMar>
             <w:hideMark/>
           </w:tcPr>
-          <w:p>
+          <w:p ns2:paraId="7BBEB002" ns2:textId="77777777">
             <w:pPr>
               <w:spacing w:before="200" w:after="280"/>
               <w:rPr>
@@ -17355,7 +17355,7 @@
             </w:tcMar>
             <w:hideMark/>
           </w:tcPr>
-          <w:p>
+          <w:p ns2:paraId="5D734120" ns2:textId="77777777">
             <w:pPr>
               <w:spacing w:before="200" w:after="280"/>
               <w:rPr>
@@ -17391,7 +17391,7 @@
             </w:tcMar>
             <w:hideMark/>
           </w:tcPr>
-          <w:p>
+          <w:p ns2:paraId="299640F8" ns2:textId="77777777">
             <w:pPr>
               <w:spacing w:before="200" w:after="280"/>
               <w:rPr>
@@ -17413,7 +17413,7 @@
           </w:p>
         </w:tc>
       </w:tr>
-      <w:tr>
+      <w:tr ns2:paraId="722BA70B" ns2:textId="77777777">
         <w:tc>
           <w:tcPr>
             <w:tcW w:w="0" w:type="auto"/>
@@ -17431,7 +17431,7 @@
             </w:tcMar>
             <w:hideMark/>
           </w:tcPr>
-          <w:p>
+          <w:p ns2:paraId="3829517F" ns2:textId="77777777">
             <w:pPr>
               <w:spacing w:before="200" w:after="280"/>
               <w:rPr>
@@ -17469,7 +17469,7 @@
             </w:tcMar>
             <w:hideMark/>
           </w:tcPr>
-          <w:p>
+          <w:p ns2:paraId="24283BDF" ns2:textId="77777777">
             <w:pPr>
               <w:spacing w:before="200" w:after="280"/>
               <w:rPr>
@@ -17505,7 +17505,7 @@
             </w:tcMar>
             <w:hideMark/>
           </w:tcPr>
-          <w:p>
+          <w:p ns2:paraId="368D9F79" ns2:textId="77777777">
             <w:pPr>
               <w:spacing w:before="200" w:after="280"/>
               <w:rPr>
@@ -17527,7 +17527,7 @@
           </w:p>
         </w:tc>
       </w:tr>
-      <w:tr>
+      <w:tr ns2:paraId="086AE12B" ns2:textId="77777777">
         <w:tc>
           <w:tcPr>
             <w:tcW w:w="0" w:type="auto"/>
@@ -17545,7 +17545,7 @@
             </w:tcMar>
             <w:hideMark/>
           </w:tcPr>
-          <w:p>
+          <w:p ns2:paraId="0FB432C8" ns2:textId="77777777">
             <w:pPr>
               <w:spacing w:before="200" w:after="280"/>
               <w:rPr>
@@ -17583,7 +17583,7 @@
             </w:tcMar>
             <w:hideMark/>
           </w:tcPr>
-          <w:p>
+          <w:p ns2:paraId="0F0CD7C9" ns2:textId="77777777">
             <w:pPr>
               <w:spacing w:before="200" w:after="280"/>
               <w:rPr>
@@ -17619,7 +17619,7 @@
             </w:tcMar>
             <w:hideMark/>
           </w:tcPr>
-          <w:p>
+          <w:p ns2:paraId="7ABEE52D" ns2:textId="77777777">
             <w:pPr>
               <w:spacing w:before="200" w:after="280"/>
               <w:rPr>
@@ -17641,7 +17641,7 @@
           </w:p>
         </w:tc>
       </w:tr>
-      <w:tr>
+      <w:tr ns2:paraId="00CE652C" ns2:textId="77777777">
         <w:tc>
           <w:tcPr>
             <w:tcW w:w="0" w:type="auto"/>
@@ -17659,7 +17659,7 @@
             </w:tcMar>
             <w:hideMark/>
           </w:tcPr>
-          <w:p>
+          <w:p ns2:paraId="074CDECE" ns2:textId="77777777">
             <w:pPr>
               <w:spacing w:before="200" w:after="280"/>
               <w:rPr>
@@ -17697,7 +17697,7 @@
             </w:tcMar>
             <w:hideMark/>
           </w:tcPr>
-          <w:p>
+          <w:p ns2:paraId="2B0C3072" ns2:textId="77777777">
             <w:pPr>
               <w:spacing w:before="200" w:after="280"/>
               <w:rPr>
@@ -17733,7 +17733,7 @@
             </w:tcMar>
             <w:hideMark/>
           </w:tcPr>
-          <w:p>
+          <w:p ns2:paraId="0DAB5451" ns2:textId="77777777">
             <w:pPr>
               <w:spacing w:before="200" w:after="280"/>
               <w:rPr>
@@ -17756,7 +17756,7 @@
         </w:tc>
       </w:tr>
     </w:tbl>
-    <w:p>
+    <w:p ns2:paraId="090BEFE0" ns2:textId="77777777">
       <w:pPr>
         <w:pStyle w:val="3"/>
         <w:rPr>
@@ -17792,7 +17792,7 @@
         <w:gridCol w:w="2102"/>
         <w:gridCol w:w="3334"/>
       </w:tblGrid>
-      <w:tr>
+      <w:tr ns2:paraId="751C0D42" ns2:textId="77777777">
         <w:trPr>
           <w:tblHeader/>
         </w:trPr>
@@ -17815,7 +17815,7 @@
             <w:vAlign w:val="center"/>
             <w:hideMark/>
           </w:tcPr>
-          <w:p>
+          <w:p ns2:paraId="29FE2245" ns2:textId="77777777">
             <w:pPr>
               <w:spacing w:before="200" w:after="280"/>
               <w:jc w:val="center"/>
@@ -17860,7 +17860,7 @@
             <w:vAlign w:val="center"/>
             <w:hideMark/>
           </w:tcPr>
-          <w:p>
+          <w:p ns2:paraId="15757165" ns2:textId="77777777">
             <w:pPr>
               <w:spacing w:before="200" w:after="280"/>
               <w:jc w:val="center"/>
@@ -17905,7 +17905,7 @@
             <w:vAlign w:val="center"/>
             <w:hideMark/>
           </w:tcPr>
-          <w:p>
+          <w:p ns2:paraId="558BF3FD" ns2:textId="77777777">
             <w:pPr>
               <w:spacing w:before="200" w:after="280"/>
               <w:jc w:val="center"/>
@@ -17932,7 +17932,7 @@
           </w:p>
         </w:tc>
       </w:tr>
-      <w:tr>
+      <w:tr ns2:paraId="38CB8031" ns2:textId="77777777">
         <w:tc>
           <w:tcPr>
             <w:tcW w:w="0" w:type="auto"/>
@@ -17950,7 +17950,7 @@
             </w:tcMar>
             <w:hideMark/>
           </w:tcPr>
-          <w:p>
+          <w:p ns2:paraId="50358520" ns2:textId="77777777">
             <w:pPr>
               <w:spacing w:before="200" w:after="280"/>
               <w:rPr>
@@ -17986,7 +17986,7 @@
             </w:tcMar>
             <w:hideMark/>
           </w:tcPr>
-          <w:p>
+          <w:p ns2:paraId="3041090C" ns2:textId="77777777">
             <w:pPr>
               <w:spacing w:before="200" w:after="280"/>
               <w:rPr>
@@ -18024,7 +18024,7 @@
             </w:tcMar>
             <w:hideMark/>
           </w:tcPr>
-          <w:p>
+          <w:p ns2:paraId="4A04E4D4" ns2:textId="77777777">
             <w:pPr>
               <w:spacing w:before="200" w:after="280"/>
               <w:rPr>
@@ -18064,7 +18064,7 @@
           </w:p>
         </w:tc>
       </w:tr>
-      <w:tr>
+      <w:tr ns2:paraId="465BD00B" ns2:textId="77777777">
         <w:tc>
           <w:tcPr>
             <w:tcW w:w="0" w:type="auto"/>
@@ -18082,7 +18082,7 @@
             </w:tcMar>
             <w:hideMark/>
           </w:tcPr>
-          <w:p>
+          <w:p ns2:paraId="7201B635" ns2:textId="77777777">
             <w:pPr>
               <w:spacing w:before="200" w:after="280"/>
               <w:rPr>
@@ -18118,7 +18118,7 @@
             </w:tcMar>
             <w:hideMark/>
           </w:tcPr>
-          <w:p>
+          <w:p ns2:paraId="46B80A5C" ns2:textId="77777777">
             <w:pPr>
               <w:spacing w:before="200" w:after="280"/>
               <w:rPr>
@@ -18156,7 +18156,7 @@
             </w:tcMar>
             <w:hideMark/>
           </w:tcPr>
-          <w:p>
+          <w:p ns2:paraId="1D72560C" ns2:textId="77777777">
             <w:pPr>
               <w:spacing w:before="200" w:after="280"/>
               <w:rPr>
@@ -18196,7 +18196,7 @@
           </w:p>
         </w:tc>
       </w:tr>
-      <w:tr>
+      <w:tr ns2:paraId="7B07D312" ns2:textId="77777777">
         <w:tc>
           <w:tcPr>
             <w:tcW w:w="0" w:type="auto"/>
@@ -18214,7 +18214,7 @@
             </w:tcMar>
             <w:hideMark/>
           </w:tcPr>
-          <w:p>
+          <w:p ns2:paraId="4B490CFD" ns2:textId="77777777">
             <w:pPr>
               <w:spacing w:before="200" w:after="280"/>
               <w:rPr>
@@ -18250,7 +18250,7 @@
             </w:tcMar>
             <w:hideMark/>
           </w:tcPr>
-          <w:p>
+          <w:p ns2:paraId="4C841B54" ns2:textId="77777777">
             <w:pPr>
               <w:spacing w:before="200" w:after="280"/>
               <w:rPr>
@@ -18288,7 +18288,7 @@
             </w:tcMar>
             <w:hideMark/>
           </w:tcPr>
-          <w:p>
+          <w:p ns2:paraId="0319420E" ns2:textId="77777777">
             <w:pPr>
               <w:spacing w:before="200" w:after="280"/>
               <w:rPr>
@@ -18310,7 +18310,7 @@
           </w:p>
         </w:tc>
       </w:tr>
-      <w:tr>
+      <w:tr ns2:paraId="5DF1B52F" ns2:textId="77777777">
         <w:tc>
           <w:tcPr>
             <w:tcW w:w="0" w:type="auto"/>
@@ -18328,7 +18328,7 @@
             </w:tcMar>
             <w:hideMark/>
           </w:tcPr>
-          <w:p>
+          <w:p ns2:paraId="76395E63" ns2:textId="77777777">
             <w:pPr>
               <w:spacing w:before="200" w:after="280"/>
               <w:rPr>
@@ -18364,7 +18364,7 @@
             </w:tcMar>
             <w:hideMark/>
           </w:tcPr>
-          <w:p>
+          <w:p ns2:paraId="11E6EEAF" ns2:textId="77777777">
             <w:pPr>
               <w:spacing w:before="200" w:after="280"/>
               <w:rPr>
@@ -18402,7 +18402,7 @@
             </w:tcMar>
             <w:hideMark/>
           </w:tcPr>
-          <w:p>
+          <w:p ns2:paraId="635F66A5" ns2:textId="77777777">
             <w:pPr>
               <w:spacing w:before="200" w:after="280"/>
               <w:rPr>
@@ -18442,7 +18442,7 @@
           </w:p>
         </w:tc>
       </w:tr>
-      <w:tr>
+      <w:tr ns2:paraId="1C6ABF8D" ns2:textId="77777777">
         <w:tc>
           <w:tcPr>
             <w:tcW w:w="0" w:type="auto"/>
@@ -18460,7 +18460,7 @@
             </w:tcMar>
             <w:hideMark/>
           </w:tcPr>
-          <w:p>
+          <w:p ns2:paraId="1CC0C5D6" ns2:textId="77777777">
             <w:pPr>
               <w:spacing w:before="200" w:after="280"/>
               <w:rPr>
@@ -18496,7 +18496,7 @@
             </w:tcMar>
             <w:hideMark/>
           </w:tcPr>
-          <w:p>
+          <w:p ns2:paraId="2A725C97" ns2:textId="77777777">
             <w:pPr>
               <w:spacing w:before="200" w:after="280"/>
               <w:rPr>
@@ -18534,7 +18534,7 @@
             </w:tcMar>
             <w:hideMark/>
           </w:tcPr>
-          <w:p>
+          <w:p ns2:paraId="0056C907" ns2:textId="77777777">
             <w:pPr>
               <w:spacing w:before="200" w:after="280"/>
               <w:rPr>
@@ -18556,7 +18556,7 @@
           </w:p>
         </w:tc>
       </w:tr>
-      <w:tr>
+      <w:tr ns2:paraId="34D62BDA" ns2:textId="77777777">
         <w:tc>
           <w:tcPr>
             <w:tcW w:w="0" w:type="auto"/>
@@ -18574,7 +18574,7 @@
             </w:tcMar>
             <w:hideMark/>
           </w:tcPr>
-          <w:p>
+          <w:p ns2:paraId="46434BEE" ns2:textId="77777777">
             <w:pPr>
               <w:spacing w:before="200" w:after="280"/>
               <w:rPr>
@@ -18610,7 +18610,7 @@
             </w:tcMar>
             <w:hideMark/>
           </w:tcPr>
-          <w:p>
+          <w:p ns2:paraId="1EC4CB2B" ns2:textId="77777777">
             <w:pPr>
               <w:spacing w:before="200" w:after="280"/>
               <w:rPr>
@@ -18648,7 +18648,7 @@
             </w:tcMar>
             <w:hideMark/>
           </w:tcPr>
-          <w:p>
+          <w:p ns2:paraId="7EB30510" ns2:textId="77777777">
             <w:pPr>
               <w:spacing w:before="200" w:after="280"/>
               <w:rPr>
@@ -18688,7 +18688,7 @@
           </w:p>
         </w:tc>
       </w:tr>
-      <w:tr>
+      <w:tr ns2:paraId="60D51B63" ns2:textId="77777777">
         <w:tc>
           <w:tcPr>
             <w:tcW w:w="0" w:type="auto"/>
@@ -18706,7 +18706,7 @@
             </w:tcMar>
             <w:hideMark/>
           </w:tcPr>
-          <w:p>
+          <w:p ns2:paraId="175D198C" ns2:textId="77777777">
             <w:pPr>
               <w:spacing w:before="200" w:after="280"/>
               <w:rPr>
@@ -18742,7 +18742,7 @@
             </w:tcMar>
             <w:hideMark/>
           </w:tcPr>
-          <w:p>
+          <w:p ns2:paraId="69A9D10B" ns2:textId="77777777">
             <w:pPr>
               <w:spacing w:before="200" w:after="280"/>
               <w:rPr>
@@ -18780,7 +18780,7 @@
             </w:tcMar>
             <w:hideMark/>
           </w:tcPr>
-          <w:p>
+          <w:p ns2:paraId="32C59440" ns2:textId="77777777">
             <w:pPr>
               <w:spacing w:before="200" w:after="280"/>
               <w:rPr>
@@ -18802,7 +18802,7 @@
           </w:p>
         </w:tc>
       </w:tr>
-      <w:tr>
+      <w:tr ns2:paraId="6BA057E8" ns2:textId="77777777">
         <w:tc>
           <w:tcPr>
             <w:tcW w:w="0" w:type="auto"/>
@@ -18820,7 +18820,7 @@
             </w:tcMar>
             <w:hideMark/>
           </w:tcPr>
-          <w:p>
+          <w:p ns2:paraId="6A889162" ns2:textId="77777777">
             <w:pPr>
               <w:spacing w:before="200" w:after="280"/>
               <w:rPr>
@@ -18856,7 +18856,7 @@
             </w:tcMar>
             <w:hideMark/>
           </w:tcPr>
-          <w:p>
+          <w:p ns2:paraId="143E5670" ns2:textId="77777777">
             <w:pPr>
               <w:spacing w:before="200" w:after="280"/>
               <w:rPr>
@@ -18894,7 +18894,7 @@
             </w:tcMar>
             <w:hideMark/>
           </w:tcPr>
-          <w:p>
+          <w:p ns2:paraId="3686C780" ns2:textId="77777777">
             <w:pPr>
               <w:spacing w:before="200" w:after="280"/>
               <w:rPr>
@@ -18952,7 +18952,7 @@
           </w:p>
         </w:tc>
       </w:tr>
-      <w:tr>
+      <w:tr ns2:paraId="40BA2097" ns2:textId="77777777">
         <w:tc>
           <w:tcPr>
             <w:tcW w:w="0" w:type="auto"/>
@@ -18970,7 +18970,7 @@
             </w:tcMar>
             <w:hideMark/>
           </w:tcPr>
-          <w:p>
+          <w:p ns2:paraId="01595A65" ns2:textId="77777777">
             <w:pPr>
               <w:spacing w:before="200" w:after="280"/>
               <w:rPr>
@@ -19006,7 +19006,7 @@
             </w:tcMar>
             <w:hideMark/>
           </w:tcPr>
-          <w:p>
+          <w:p ns2:paraId="5BED7296" ns2:textId="77777777">
             <w:pPr>
               <w:spacing w:before="200" w:after="280"/>
               <w:rPr>
@@ -19044,7 +19044,7 @@
             </w:tcMar>
             <w:hideMark/>
           </w:tcPr>
-          <w:p>
+          <w:p ns2:paraId="3F51D08A" ns2:textId="77777777">
             <w:pPr>
               <w:spacing w:before="200" w:after="280"/>
               <w:rPr>
@@ -19084,7 +19084,7 @@
           </w:p>
         </w:tc>
       </w:tr>
-      <w:tr>
+      <w:tr ns2:paraId="25C7CF6B" ns2:textId="77777777">
         <w:tc>
           <w:tcPr>
             <w:tcW w:w="0" w:type="auto"/>
@@ -19102,7 +19102,7 @@
             </w:tcMar>
             <w:hideMark/>
           </w:tcPr>
-          <w:p>
+          <w:p ns2:paraId="3F810E42" ns2:textId="77777777">
             <w:pPr>
               <w:spacing w:before="200" w:after="280"/>
               <w:rPr>
@@ -19138,7 +19138,7 @@
             </w:tcMar>
             <w:hideMark/>
           </w:tcPr>
-          <w:p>
+          <w:p ns2:paraId="550CC5CE" ns2:textId="77777777">
             <w:pPr>
               <w:spacing w:before="200" w:after="280"/>
               <w:rPr>
@@ -19176,7 +19176,7 @@
             </w:tcMar>
             <w:hideMark/>
           </w:tcPr>
-          <w:p>
+          <w:p ns2:paraId="660D42C8" ns2:textId="77777777">
             <w:pPr>
               <w:spacing w:before="200" w:after="280"/>
               <w:rPr>
@@ -19216,7 +19216,7 @@
           </w:p>
         </w:tc>
       </w:tr>
-      <w:tr>
+      <w:tr ns2:paraId="159A2AC6" ns2:textId="77777777">
         <w:tc>
           <w:tcPr>
             <w:tcW w:w="0" w:type="auto"/>
@@ -19234,7 +19234,7 @@
             </w:tcMar>
             <w:hideMark/>
           </w:tcPr>
-          <w:p>
+          <w:p ns2:paraId="7D6D10C3" ns2:textId="77777777">
             <w:pPr>
               <w:spacing w:before="200" w:after="280"/>
               <w:rPr>
@@ -19270,7 +19270,7 @@
             </w:tcMar>
             <w:hideMark/>
           </w:tcPr>
-          <w:p>
+          <w:p ns2:paraId="5C290153" ns2:textId="77777777">
             <w:pPr>
               <w:spacing w:before="200" w:after="280"/>
               <w:rPr>
@@ -19308,7 +19308,7 @@
             </w:tcMar>
             <w:hideMark/>
           </w:tcPr>
-          <w:p>
+          <w:p ns2:paraId="2C24A9FD" ns2:textId="77777777">
             <w:pPr>
               <w:spacing w:before="200" w:after="280"/>
               <w:rPr>
@@ -19349,7 +19349,7 @@
         </w:tc>
       </w:tr>
     </w:tbl>
-    <w:p>
+    <w:p ns2:paraId="5667BBEE" ns2:textId="77777777">
       <w:pPr>
         <w:pStyle w:val="a6"/>
         <w:rPr>
@@ -19462,7 +19462,23 @@
           <w:rStyle w:val="HTML"/>
           <w:color w:val="1F2937"/>
         </w:rPr>
-        <w:t>tenantId</w:t>
+        <w:t/>
+      </w:r>
+      <w:r>
+        <w:rPr>
+          <w:rFonts w:ascii="微软雅黑" w:eastAsia="微软雅黑" w:hAnsi="微软雅黑" w:hint="eastAsia"/>
+          <w:color w:val="1F2937"/>
+          <w:sz w:val="21"/>
+          <w:szCs w:val="21"/>
+        </w:rPr>
+        <w:t/>
+      </w:r>
+      <w:r>
+        <w:rPr>
+          <w:rStyle w:val="HTML"/>
+          <w:color w:val="1F2937"/>
+        </w:rPr>
+        <w:t>competitionId</w:t>
       </w:r>
       <w:r>
         <w:rPr>
@@ -19478,56 +19494,40 @@
           <w:rStyle w:val="HTML"/>
           <w:color w:val="1F2937"/>
         </w:rPr>
-        <w:t>competitionId</w:t>
-      </w:r>
-      <w:r>
-        <w:rPr>
-          <w:rFonts w:ascii="微软雅黑" w:eastAsia="微软雅黑" w:hAnsi="微软雅黑" w:hint="eastAsia"/>
-          <w:color w:val="1F2937"/>
-          <w:sz w:val="21"/>
-          <w:szCs w:val="21"/>
-        </w:rPr>
-        <w:t>、</w:t>
+        <w:t>traceId</w:t>
+      </w:r>
+      <w:r>
+        <w:rPr>
+          <w:rFonts w:ascii="微软雅黑" w:eastAsia="微软雅黑" w:hAnsi="微软雅黑" w:hint="eastAsia"/>
+          <w:color w:val="1F2937"/>
+          <w:sz w:val="21"/>
+          <w:szCs w:val="21"/>
+        </w:rPr>
+        <w:t xml:space="preserve"> </w:t>
+      </w:r>
+      <w:r>
+        <w:rPr>
+          <w:rFonts w:ascii="微软雅黑" w:eastAsia="微软雅黑" w:hAnsi="微软雅黑" w:hint="eastAsia"/>
+          <w:color w:val="1F2937"/>
+          <w:sz w:val="21"/>
+          <w:szCs w:val="21"/>
+        </w:rPr>
+        <w:t>和</w:t>
+      </w:r>
+      <w:r>
+        <w:rPr>
+          <w:rFonts w:ascii="微软雅黑" w:eastAsia="微软雅黑" w:hAnsi="微软雅黑" w:hint="eastAsia"/>
+          <w:color w:val="1F2937"/>
+          <w:sz w:val="21"/>
+          <w:szCs w:val="21"/>
+        </w:rPr>
+        <w:t xml:space="preserve"> </w:t>
       </w:r>
       <w:r>
         <w:rPr>
           <w:rStyle w:val="HTML"/>
           <w:color w:val="1F2937"/>
         </w:rPr>
-        <w:t>traceId</w:t>
-      </w:r>
-      <w:r>
-        <w:rPr>
-          <w:rFonts w:ascii="微软雅黑" w:eastAsia="微软雅黑" w:hAnsi="微软雅黑" w:hint="eastAsia"/>
-          <w:color w:val="1F2937"/>
-          <w:sz w:val="21"/>
-          <w:szCs w:val="21"/>
-        </w:rPr>
-        <w:t xml:space="preserve"> </w:t>
-      </w:r>
-      <w:r>
-        <w:rPr>
-          <w:rFonts w:ascii="微软雅黑" w:eastAsia="微软雅黑" w:hAnsi="微软雅黑" w:hint="eastAsia"/>
-          <w:color w:val="1F2937"/>
-          <w:sz w:val="21"/>
-          <w:szCs w:val="21"/>
-        </w:rPr>
-        <w:t>和</w:t>
-      </w:r>
-      <w:r>
-        <w:rPr>
-          <w:rFonts w:ascii="微软雅黑" w:eastAsia="微软雅黑" w:hAnsi="微软雅黑" w:hint="eastAsia"/>
-          <w:color w:val="1F2937"/>
-          <w:sz w:val="21"/>
-          <w:szCs w:val="21"/>
-        </w:rPr>
-        <w:t xml:space="preserve"> </w:t>
-      </w:r>
-      <w:r>
-        <w:rPr>
-          <w:rStyle w:val="HTML"/>
-          <w:color w:val="1F2937"/>
-        </w:rPr>
         <w:t>payloadVersion</w:t>
       </w:r>
       <w:r>
@@ -19540,7 +19540,7 @@
         <w:t>。</w:t>
       </w:r>
     </w:p>
-    <w:p>
+    <w:p ns2:paraId="64A176AB" ns2:textId="77777777">
       <w:pPr>
         <w:pStyle w:val="2"/>
         <w:rPr>
@@ -19560,7 +19560,7 @@
         <w:t>权限、安全与合规</w:t>
       </w:r>
     </w:p>
-    <w:p>
+    <w:p ns2:paraId="21527CD4" ns2:textId="77777777">
       <w:pPr>
         <w:pStyle w:val="3"/>
         <w:rPr>
@@ -19580,7 +19580,7 @@
         <w:t>权限点</w:t>
       </w:r>
     </w:p>
-    <w:p>
+    <w:p ns2:paraId="748B8A68" ns2:textId="77777777">
       <w:pPr>
         <w:pStyle w:val="a6"/>
         <w:rPr>
@@ -19600,7 +19600,7 @@
         <w:t>建议新增：</w:t>
       </w:r>
     </w:p>
-    <w:p>
+    <w:p ns2:paraId="2849BD3B" ns2:textId="77777777">
       <w:pPr>
         <w:pStyle w:val="HTML0"/>
         <w:rPr>
@@ -19618,7 +19618,7 @@
         <w:t>review:plan:manage</w:t>
       </w:r>
     </w:p>
-    <w:p>
+    <w:p ns2:paraId="2FED473E" ns2:textId="77777777">
       <w:pPr>
         <w:pStyle w:val="HTML0"/>
         <w:rPr>
@@ -19636,7 +19636,7 @@
         <w:t>review:batch:create</w:t>
       </w:r>
     </w:p>
-    <w:p>
+    <w:p ns2:paraId="3CD2E1F3" ns2:textId="77777777">
       <w:pPr>
         <w:pStyle w:val="HTML0"/>
         <w:rPr>
@@ -19654,7 +19654,7 @@
         <w:t>review:assignment:manage</w:t>
       </w:r>
     </w:p>
-    <w:p>
+    <w:p ns2:paraId="01330B9C" ns2:textId="77777777">
       <w:pPr>
         <w:pStyle w:val="HTML0"/>
         <w:rPr>
@@ -19672,7 +19672,7 @@
         <w:t>review:task:view</w:t>
       </w:r>
     </w:p>
-    <w:p>
+    <w:p ns2:paraId="1E511B78" ns2:textId="77777777">
       <w:pPr>
         <w:pStyle w:val="HTML0"/>
         <w:rPr>
@@ -19690,7 +19690,7 @@
         <w:t>review:score:submit</w:t>
       </w:r>
     </w:p>
-    <w:p>
+    <w:p ns2:paraId="28977C20" ns2:textId="77777777">
       <w:pPr>
         <w:pStyle w:val="HTML0"/>
         <w:rPr>
@@ -19708,7 +19708,7 @@
         <w:t>review:result:aggregate</w:t>
       </w:r>
     </w:p>
-    <w:p>
+    <w:p ns2:paraId="56819913" ns2:textId="77777777">
       <w:pPr>
         <w:pStyle w:val="HTML0"/>
         <w:rPr>
@@ -19726,7 +19726,7 @@
         <w:t>review:result:finalize</w:t>
       </w:r>
     </w:p>
-    <w:p>
+    <w:p ns2:paraId="44DA4DFF" ns2:textId="77777777">
       <w:pPr>
         <w:pStyle w:val="HTML0"/>
         <w:rPr>
@@ -19744,7 +19744,7 @@
         <w:t>review:result:publish</w:t>
       </w:r>
     </w:p>
-    <w:p>
+    <w:p ns2:paraId="05EF1AF0" ns2:textId="77777777">
       <w:pPr>
         <w:pStyle w:val="HTML0"/>
         <w:rPr>
@@ -19762,7 +19762,7 @@
         <w:t>review:audit:view</w:t>
       </w:r>
     </w:p>
-    <w:p>
+    <w:p ns2:paraId="40E920DC" ns2:textId="77777777">
       <w:pPr>
         <w:pStyle w:val="HTML0"/>
         <w:rPr>
@@ -19780,7 +19780,7 @@
         <w:t>registration:dataset:view</w:t>
       </w:r>
     </w:p>
-    <w:p>
+    <w:p ns2:paraId="4A9E7030" ns2:textId="77777777">
       <w:pPr>
         <w:pStyle w:val="HTML0"/>
         <w:rPr>
@@ -19798,7 +19798,7 @@
         <w:t>registration:dataset:export</w:t>
       </w:r>
     </w:p>
-    <w:p>
+    <w:p ns2:paraId="3B42BA3A" ns2:textId="77777777">
       <w:pPr>
         <w:pStyle w:val="HTML0"/>
         <w:rPr>
@@ -19816,7 +19816,7 @@
         <w:t>registration:material:download</w:t>
       </w:r>
     </w:p>
-    <w:p>
+    <w:p ns2:paraId="09EF2647" ns2:textId="77777777">
       <w:pPr>
         <w:pStyle w:val="a6"/>
         <w:rPr>
@@ -19836,7 +19836,7 @@
         <w:t>权限点必须进入主路由和角色权限目录，由角色管理统一授权，不能在页面内自建独立权限体系。</w:t>
       </w:r>
     </w:p>
-    <w:p>
+    <w:p ns2:paraId="369C3827" ns2:textId="77777777">
       <w:pPr>
         <w:pStyle w:val="3"/>
         <w:rPr>
@@ -19856,7 +19856,7 @@
         <w:t>数据范围</w:t>
       </w:r>
     </w:p>
-    <w:p>
+    <w:p ns2:paraId="2222F926" ns2:textId="77777777">
       <w:pPr>
         <w:pStyle w:val="a6"/>
         <w:rPr>
@@ -19876,7 +19876,7 @@
         <w:t>权限判断同时包含：</w:t>
       </w:r>
     </w:p>
-    <w:p>
+    <w:p ns2:paraId="32BCFD7F" ns2:textId="77777777">
       <w:pPr>
         <w:numPr>
           <w:ilvl w:val="0"/>
@@ -19901,7 +19901,7 @@
         <w:t>功能权限。</w:t>
       </w:r>
     </w:p>
-    <w:p>
+    <w:p ns2:paraId="1755D10C" ns2:textId="77777777">
       <w:pPr>
         <w:numPr>
           <w:ilvl w:val="0"/>
@@ -19923,10 +19923,10 @@
           <w:sz w:val="21"/>
           <w:szCs w:val="21"/>
         </w:rPr>
-        <w:t>租户范围。</w:t>
-      </w:r>
-    </w:p>
-    <w:p>
+        <w:t>赛事和数据集范围。</w:t>
+      </w:r>
+    </w:p>
+    <w:p ns2:paraId="52418004" ns2:textId="77777777">
       <w:pPr>
         <w:numPr>
           <w:ilvl w:val="0"/>
@@ -19951,7 +19951,7 @@
         <w:t>赛事范围。</w:t>
       </w:r>
     </w:p>
-    <w:p>
+    <w:p ns2:paraId="35D8FE4F" ns2:textId="77777777">
       <w:pPr>
         <w:numPr>
           <w:ilvl w:val="0"/>
@@ -19976,7 +19976,7 @@
         <w:t>数据集范围。</w:t>
       </w:r>
     </w:p>
-    <w:p>
+    <w:p ns2:paraId="60A0E2E8" ns2:textId="77777777">
       <w:pPr>
         <w:numPr>
           <w:ilvl w:val="0"/>
@@ -20019,7 +20019,7 @@
         <w:t>所有者范围。</w:t>
       </w:r>
     </w:p>
-    <w:p>
+    <w:p ns2:paraId="172DBFB1" ns2:textId="77777777">
       <w:pPr>
         <w:numPr>
           <w:ilvl w:val="0"/>
@@ -20044,7 +20044,7 @@
         <w:t>字段级脱敏规则。</w:t>
       </w:r>
     </w:p>
-    <w:p>
+    <w:p ns2:paraId="511FA1DF" ns2:textId="77777777">
       <w:pPr>
         <w:pStyle w:val="a6"/>
         <w:rPr>
@@ -20061,10 +20061,10 @@
           <w:sz w:val="21"/>
           <w:szCs w:val="21"/>
         </w:rPr>
-        <w:t>管理员“全部可见”应理解为在其租户与职责范围内全部可见；跨租户仍需平台级授权。</w:t>
-      </w:r>
-    </w:p>
-    <w:p>
+        <w:t>管理员“全部可见”应理解为在当前部署与职责范围内全部可见；不依赖跨部署授权。</w:t>
+      </w:r>
+    </w:p>
+    <w:p ns2:paraId="4591C72C" ns2:textId="77777777">
       <w:pPr>
         <w:pStyle w:val="3"/>
         <w:rPr>
@@ -20084,7 +20084,7 @@
         <w:t>盲审与隐私</w:t>
       </w:r>
     </w:p>
-    <w:p>
+    <w:p ns2:paraId="0492B0B0" ns2:textId="77777777">
       <w:pPr>
         <w:numPr>
           <w:ilvl w:val="0"/>
@@ -20109,7 +20109,7 @@
         <w:t>候选使用批次内匿名编号，专家端不返回团队、学校、导师、手机号、身份证等身份字段。</w:t>
       </w:r>
     </w:p>
-    <w:p>
+    <w:p ns2:paraId="0A911147" ns2:textId="77777777">
       <w:pPr>
         <w:numPr>
           <w:ilvl w:val="0"/>
@@ -20170,7 +20170,7 @@
         <w:t>；下载时可增加专家编号水印。</w:t>
       </w:r>
     </w:p>
-    <w:p>
+    <w:p ns2:paraId="7A509340" ns2:textId="77777777">
       <w:pPr>
         <w:numPr>
           <w:ilvl w:val="0"/>
@@ -20195,7 +20195,7 @@
         <w:t>手机号、证件号等导出字段按权限脱敏；完整导出需要更高权限和用途说明。</w:t>
       </w:r>
     </w:p>
-    <w:p>
+    <w:p ns2:paraId="002E02E1" ns2:textId="77777777">
       <w:pPr>
         <w:numPr>
           <w:ilvl w:val="0"/>
@@ -20220,7 +20220,7 @@
         <w:t>记录查看、下载、导出、评分、改派、定稿和发布审计。</w:t>
       </w:r>
     </w:p>
-    <w:p>
+    <w:p ns2:paraId="00311256" ns2:textId="77777777">
       <w:pPr>
         <w:numPr>
           <w:ilvl w:val="0"/>
@@ -20245,7 +20245,7 @@
         <w:t>文件下载凭证一次性或短时有效，不暴露存储真实路径。</w:t>
       </w:r>
     </w:p>
-    <w:p>
+    <w:p ns2:paraId="7599213E" ns2:textId="77777777">
       <w:pPr>
         <w:pStyle w:val="2"/>
         <w:rPr>
@@ -20265,7 +20265,7 @@
         <w:t>一致性、可靠性与性能</w:t>
       </w:r>
     </w:p>
-    <w:p>
+    <w:p ns2:paraId="0E9D31FD" ns2:textId="77777777">
       <w:pPr>
         <w:pStyle w:val="3"/>
         <w:rPr>
@@ -20291,7 +20291,7 @@
         <w:t xml:space="preserve"> Outbox</w:t>
       </w:r>
     </w:p>
-    <w:p>
+    <w:p ns2:paraId="3F93690A" ns2:textId="77777777">
       <w:pPr>
         <w:pStyle w:val="a6"/>
         <w:rPr>
@@ -20363,7 +20363,7 @@
         <w:t>幂等。失败重试采用指数退避，超过阈值进入死信队列并告警。</w:t>
       </w:r>
     </w:p>
-    <w:p>
+    <w:p ns2:paraId="15316BF8" ns2:textId="77777777">
       <w:pPr>
         <w:pStyle w:val="3"/>
         <w:rPr>
@@ -20383,7 +20383,7 @@
         <w:t>幂等</w:t>
       </w:r>
     </w:p>
-    <w:p>
+    <w:p ns2:paraId="2407B993" ns2:textId="77777777">
       <w:pPr>
         <w:numPr>
           <w:ilvl w:val="0"/>
@@ -20433,7 +20433,7 @@
         <w:t>。</w:t>
       </w:r>
     </w:p>
-    <w:p>
+    <w:p ns2:paraId="576703E2" ns2:textId="77777777">
       <w:pPr>
         <w:numPr>
           <w:ilvl w:val="0"/>
@@ -20476,7 +20476,7 @@
         <w:t>锁。</w:t>
       </w:r>
     </w:p>
-    <w:p>
+    <w:p ns2:paraId="260CD9E2" ns2:textId="77777777">
       <w:pPr>
         <w:numPr>
           <w:ilvl w:val="0"/>
@@ -20501,7 +20501,7 @@
         <w:t>重复事件返回已有结果，不重复发送通知或签发证书。</w:t>
       </w:r>
     </w:p>
-    <w:p>
+    <w:p ns2:paraId="560F7257" ns2:textId="77777777">
       <w:pPr>
         <w:pStyle w:val="3"/>
         <w:rPr>
@@ -20521,7 +20521,7 @@
         <w:t>并发控制</w:t>
       </w:r>
     </w:p>
-    <w:p>
+    <w:p ns2:paraId="29A25923" ns2:textId="77777777">
       <w:pPr>
         <w:numPr>
           <w:ilvl w:val="0"/>
@@ -20571,7 +20571,7 @@
         <w:t>。</w:t>
       </w:r>
     </w:p>
-    <w:p>
+    <w:p ns2:paraId="54424BE9" ns2:textId="77777777">
       <w:pPr>
         <w:numPr>
           <w:ilvl w:val="0"/>
@@ -20596,7 +20596,7 @@
         <w:t>评审提交使用状态条件更新，避免重复提交。</w:t>
       </w:r>
     </w:p>
-    <w:p>
+    <w:p ns2:paraId="0E670C54" ns2:textId="77777777">
       <w:pPr>
         <w:numPr>
           <w:ilvl w:val="0"/>
@@ -20621,7 +20621,7 @@
         <w:t>定稿和发布使用批次级互斥与数据库条件更新。</w:t>
       </w:r>
     </w:p>
-    <w:p>
+    <w:p ns2:paraId="2250AE76" ns2:textId="77777777">
       <w:pPr>
         <w:numPr>
           <w:ilvl w:val="0"/>
@@ -20646,7 +20646,7 @@
         <w:t>汇总结果记录算法版本和输入评分单版本集合。</w:t>
       </w:r>
     </w:p>
-    <w:p>
+    <w:p ns2:paraId="0C41A456" ns2:textId="77777777">
       <w:pPr>
         <w:pStyle w:val="3"/>
         <w:rPr>
@@ -20666,7 +20666,7 @@
         <w:t>性能策略</w:t>
       </w:r>
     </w:p>
-    <w:p>
+    <w:p ns2:paraId="4D4A24F3" ns2:textId="77777777">
       <w:pPr>
         <w:numPr>
           <w:ilvl w:val="0"/>
@@ -20707,7 +20707,7 @@
         <w:t>。</w:t>
       </w:r>
     </w:p>
-    <w:p>
+    <w:p ns2:paraId="3078507A" ns2:textId="77777777">
       <w:pPr>
         <w:numPr>
           <w:ilvl w:val="0"/>
@@ -20750,7 +20750,7 @@
         <w:t>懒加载。</w:t>
       </w:r>
     </w:p>
-    <w:p>
+    <w:p ns2:paraId="12B415C4" ns2:textId="77777777">
       <w:pPr>
         <w:numPr>
           <w:ilvl w:val="0"/>
@@ -20793,7 +20793,7 @@
         <w:t>使用异步任务、分片读取和对象存储，禁止一次性加载全量到内存。</w:t>
       </w:r>
     </w:p>
-    <w:p>
+    <w:p ns2:paraId="21B3B195" ns2:textId="77777777">
       <w:pPr>
         <w:numPr>
           <w:ilvl w:val="0"/>
@@ -20852,7 +20852,7 @@
         <w:t>索引。</w:t>
       </w:r>
     </w:p>
-    <w:p>
+    <w:p ns2:paraId="05B06F82" ns2:textId="77777777">
       <w:pPr>
         <w:numPr>
           <w:ilvl w:val="0"/>
@@ -20877,7 +20877,7 @@
         <w:t>统计报表使用事件构建只读投影，不在核心表上做跨服务重查询。</w:t>
       </w:r>
     </w:p>
-    <w:p>
+    <w:p ns2:paraId="5CB2818D" ns2:textId="77777777">
       <w:pPr>
         <w:pStyle w:val="3"/>
         <w:rPr>
@@ -20918,7 +20918,7 @@
         <w:gridCol w:w="3586"/>
         <w:gridCol w:w="4704"/>
       </w:tblGrid>
-      <w:tr>
+      <w:tr ns2:paraId="6BC1C3B5" ns2:textId="77777777">
         <w:trPr>
           <w:tblHeader/>
         </w:trPr>
@@ -20941,7 +20941,7 @@
             <w:vAlign w:val="center"/>
             <w:hideMark/>
           </w:tcPr>
-          <w:p>
+          <w:p ns2:paraId="4720E852" ns2:textId="77777777">
             <w:pPr>
               <w:spacing w:before="200" w:after="280"/>
               <w:jc w:val="center"/>
@@ -20986,7 +20986,7 @@
             <w:vAlign w:val="center"/>
             <w:hideMark/>
           </w:tcPr>
-          <w:p>
+          <w:p ns2:paraId="547D736B" ns2:textId="77777777">
             <w:pPr>
               <w:spacing w:before="200" w:after="280"/>
               <w:jc w:val="center"/>
@@ -21013,7 +21013,7 @@
           </w:p>
         </w:tc>
       </w:tr>
-      <w:tr>
+      <w:tr ns2:paraId="1F015263" ns2:textId="77777777">
         <w:tc>
           <w:tcPr>
             <w:tcW w:w="0" w:type="auto"/>
@@ -21031,7 +21031,7 @@
             </w:tcMar>
             <w:hideMark/>
           </w:tcPr>
-          <w:p>
+          <w:p ns2:paraId="037DEFEB" ns2:textId="77777777">
             <w:pPr>
               <w:spacing w:before="200" w:after="280"/>
               <w:rPr>
@@ -21087,7 +21087,7 @@
             </w:tcMar>
             <w:hideMark/>
           </w:tcPr>
-          <w:p>
+          <w:p ns2:paraId="1169B2E9" ns2:textId="77777777">
             <w:pPr>
               <w:spacing w:before="200" w:after="280"/>
               <w:rPr>
@@ -21136,7 +21136,7 @@
           </w:p>
         </w:tc>
       </w:tr>
-      <w:tr>
+      <w:tr ns2:paraId="1AEFC7FD" ns2:textId="77777777">
         <w:tc>
           <w:tcPr>
             <w:tcW w:w="0" w:type="auto"/>
@@ -21154,7 +21154,7 @@
             </w:tcMar>
             <w:hideMark/>
           </w:tcPr>
-          <w:p>
+          <w:p ns2:paraId="10C26D38" ns2:textId="77777777">
             <w:pPr>
               <w:spacing w:before="200" w:after="280"/>
               <w:rPr>
@@ -21210,7 +21210,7 @@
             </w:tcMar>
             <w:hideMark/>
           </w:tcPr>
-          <w:p>
+          <w:p ns2:paraId="0DE4BB3D" ns2:textId="77777777">
             <w:pPr>
               <w:spacing w:before="200" w:after="280"/>
               <w:rPr>
@@ -21259,7 +21259,7 @@
           </w:p>
         </w:tc>
       </w:tr>
-      <w:tr>
+      <w:tr ns2:paraId="47C21882" ns2:textId="77777777">
         <w:tc>
           <w:tcPr>
             <w:tcW w:w="0" w:type="auto"/>
@@ -21277,7 +21277,7 @@
             </w:tcMar>
             <w:hideMark/>
           </w:tcPr>
-          <w:p>
+          <w:p ns2:paraId="7BD7EA8E" ns2:textId="77777777">
             <w:pPr>
               <w:spacing w:before="200" w:after="280"/>
               <w:rPr>
@@ -21324,7 +21324,7 @@
             </w:tcMar>
             <w:hideMark/>
           </w:tcPr>
-          <w:p>
+          <w:p ns2:paraId="254E4BE3" ns2:textId="77777777">
             <w:pPr>
               <w:spacing w:before="200" w:after="280"/>
               <w:rPr>
@@ -21364,7 +21364,7 @@
           </w:p>
         </w:tc>
       </w:tr>
-      <w:tr>
+      <w:tr ns2:paraId="6012B138" ns2:textId="77777777">
         <w:tc>
           <w:tcPr>
             <w:tcW w:w="0" w:type="auto"/>
@@ -21382,7 +21382,7 @@
             </w:tcMar>
             <w:hideMark/>
           </w:tcPr>
-          <w:p>
+          <w:p ns2:paraId="7C331348" ns2:textId="77777777">
             <w:pPr>
               <w:spacing w:before="200" w:after="280"/>
               <w:rPr>
@@ -21420,7 +21420,7 @@
             </w:tcMar>
             <w:hideMark/>
           </w:tcPr>
-          <w:p>
+          <w:p ns2:paraId="4E77AC1D" ns2:textId="77777777">
             <w:pPr>
               <w:spacing w:before="200" w:after="280"/>
               <w:rPr>
@@ -21469,7 +21469,7 @@
           </w:p>
         </w:tc>
       </w:tr>
-      <w:tr>
+      <w:tr ns2:paraId="05398B2F" ns2:textId="77777777">
         <w:tc>
           <w:tcPr>
             <w:tcW w:w="0" w:type="auto"/>
@@ -21487,7 +21487,7 @@
             </w:tcMar>
             <w:hideMark/>
           </w:tcPr>
-          <w:p>
+          <w:p ns2:paraId="4825A5A2" ns2:textId="77777777">
             <w:pPr>
               <w:spacing w:before="200" w:after="280"/>
               <w:rPr>
@@ -21525,7 +21525,7 @@
             </w:tcMar>
             <w:hideMark/>
           </w:tcPr>
-          <w:p>
+          <w:p ns2:paraId="67500E18" ns2:textId="77777777">
             <w:pPr>
               <w:spacing w:before="200" w:after="280"/>
               <w:rPr>
@@ -21556,7 +21556,7 @@
           </w:p>
         </w:tc>
       </w:tr>
-      <w:tr>
+      <w:tr ns2:paraId="1848957E" ns2:textId="77777777">
         <w:tc>
           <w:tcPr>
             <w:tcW w:w="0" w:type="auto"/>
@@ -21574,7 +21574,7 @@
             </w:tcMar>
             <w:hideMark/>
           </w:tcPr>
-          <w:p>
+          <w:p ns2:paraId="0B9D4319" ns2:textId="77777777">
             <w:pPr>
               <w:spacing w:before="200" w:after="280"/>
               <w:rPr>
@@ -21612,7 +21612,7 @@
             </w:tcMar>
             <w:hideMark/>
           </w:tcPr>
-          <w:p>
+          <w:p ns2:paraId="2B23D253" ns2:textId="77777777">
             <w:pPr>
               <w:spacing w:before="200" w:after="280"/>
               <w:rPr>
@@ -21635,7 +21635,7 @@
         </w:tc>
       </w:tr>
     </w:tbl>
-    <w:p>
+    <w:p ns2:paraId="339BC65C" ns2:textId="77777777">
       <w:pPr>
         <w:pStyle w:val="2"/>
         <w:rPr>
@@ -21655,7 +21655,7 @@
         <w:t>页面与用户流程整改</w:t>
       </w:r>
     </w:p>
-    <w:p>
+    <w:p ns2:paraId="7A158B1D" ns2:textId="77777777">
       <w:pPr>
         <w:pStyle w:val="3"/>
         <w:rPr>
@@ -21675,7 +21675,7 @@
         <w:t>赛事运营端</w:t>
       </w:r>
     </w:p>
-    <w:p>
+    <w:p ns2:paraId="2786D39E" ns2:textId="77777777">
       <w:pPr>
         <w:pStyle w:val="a6"/>
         <w:rPr>
@@ -21695,7 +21695,7 @@
         <w:t>建议在“赛事报名”或“数据管理”下保留以下页面：</w:t>
       </w:r>
     </w:p>
-    <w:p>
+    <w:p ns2:paraId="7A712671" ns2:textId="77777777">
       <w:pPr>
         <w:numPr>
           <w:ilvl w:val="0"/>
@@ -21783,7 +21783,7 @@
         <w:t>材料、导出。</w:t>
       </w:r>
     </w:p>
-    <w:p>
+    <w:p ns2:paraId="61DCB948" ns2:textId="77777777">
       <w:pPr>
         <w:numPr>
           <w:ilvl w:val="0"/>
@@ -21817,7 +21817,7 @@
         <w:t>：评分标准、专家数、算法、时间窗。</w:t>
       </w:r>
     </w:p>
-    <w:p>
+    <w:p ns2:paraId="6BBCDF49" ns2:textId="77777777">
       <w:pPr>
         <w:numPr>
           <w:ilvl w:val="0"/>
@@ -21851,7 +21851,7 @@
         <w:t>：候选冻结、分配、进度、异常、定稿、发布。</w:t>
       </w:r>
     </w:p>
-    <w:p>
+    <w:p ns2:paraId="47CEF572" ns2:textId="77777777">
       <w:pPr>
         <w:numPr>
           <w:ilvl w:val="0"/>
@@ -21885,7 +21885,7 @@
         <w:t>：发布版本、晋级名单、后续材料权限。</w:t>
       </w:r>
     </w:p>
-    <w:p>
+    <w:p ns2:paraId="69AAEF0D" ns2:textId="77777777">
       <w:pPr>
         <w:pStyle w:val="a6"/>
         <w:rPr>
@@ -21905,7 +21905,7 @@
         <w:t>删除重复的项目管理、团队管理和查询中心孤立页面后，相关信息应回归赛事报名详情与统一资料页面，不丢失管理能力。</w:t>
       </w:r>
     </w:p>
-    <w:p>
+    <w:p ns2:paraId="5DA1C15A" ns2:textId="77777777">
       <w:pPr>
         <w:pStyle w:val="3"/>
         <w:rPr>
@@ -21925,7 +21925,7 @@
         <w:t>专家端</w:t>
       </w:r>
     </w:p>
-    <w:p>
+    <w:p ns2:paraId="21838EA9" ns2:textId="77777777">
       <w:pPr>
         <w:numPr>
           <w:ilvl w:val="0"/>
@@ -21950,7 +21950,7 @@
         <w:t>我的任务：首页显示待接受、评审中、即将到期、已提交。</w:t>
       </w:r>
     </w:p>
-    <w:p>
+    <w:p ns2:paraId="4F04B1A0" ns2:textId="77777777">
       <w:pPr>
         <w:numPr>
           <w:ilvl w:val="0"/>
@@ -21975,7 +21975,7 @@
         <w:t>评分工作台：左侧材料目录，中间预览，右侧评分项和自动保存状态。</w:t>
       </w:r>
     </w:p>
-    <w:p>
+    <w:p ns2:paraId="021F24DD" ns2:textId="77777777">
       <w:pPr>
         <w:numPr>
           <w:ilvl w:val="0"/>
@@ -22000,7 +22000,7 @@
         <w:t>提交确认：列出未填项、总分、回避声明和不可直接修改提示。</w:t>
       </w:r>
     </w:p>
-    <w:p>
+    <w:p ns2:paraId="7FD5EEAC" ns2:textId="77777777">
       <w:pPr>
         <w:numPr>
           <w:ilvl w:val="0"/>
@@ -22025,7 +22025,7 @@
         <w:t>历史任务：只读查看已提交评分和处理状态。</w:t>
       </w:r>
     </w:p>
-    <w:p>
+    <w:p ns2:paraId="4D324C20" ns2:textId="77777777">
       <w:pPr>
         <w:pStyle w:val="3"/>
         <w:rPr>
@@ -22045,7 +22045,7 @@
         <w:t>学生端</w:t>
       </w:r>
     </w:p>
-    <w:p>
+    <w:p ns2:paraId="1D9F39F9" ns2:textId="77777777">
       <w:pPr>
         <w:numPr>
           <w:ilvl w:val="0"/>
@@ -22070,7 +22070,7 @@
         <w:t>报名进度：资料、支付、审核、各阶段材料、评审结果。</w:t>
       </w:r>
     </w:p>
-    <w:p>
+    <w:p ns2:paraId="007FD0D7" ns2:textId="77777777">
       <w:pPr>
         <w:numPr>
           <w:ilvl w:val="0"/>
@@ -22113,7 +22113,7 @@
         <w:t>知情同意，在同一版本下不反复要求阅读；条款版本变化时重新确认。</w:t>
       </w:r>
     </w:p>
-    <w:p>
+    <w:p ns2:paraId="427B713E" ns2:textId="77777777">
       <w:pPr>
         <w:numPr>
           <w:ilvl w:val="0"/>
@@ -22138,7 +22138,7 @@
         <w:t>团队成员移除、报名取消、材料替换等高影响操作必须二次确认。</w:t>
       </w:r>
     </w:p>
-    <w:p>
+    <w:p ns2:paraId="14B426A7" ns2:textId="77777777">
       <w:pPr>
         <w:numPr>
           <w:ilvl w:val="0"/>
@@ -22163,7 +22163,7 @@
         <w:t>结果发布前不展示内部评分或晋级草稿。</w:t>
       </w:r>
     </w:p>
-    <w:p>
+    <w:p ns2:paraId="5E3B8C6A" ns2:textId="77777777">
       <w:pPr>
         <w:pStyle w:val="2"/>
         <w:rPr>
@@ -22183,7 +22183,7 @@
         <w:t>迁移与上线方案</w:t>
       </w:r>
     </w:p>
-    <w:p>
+    <w:p ns2:paraId="2D869DBE" ns2:textId="77777777">
       <w:pPr>
         <w:pStyle w:val="3"/>
         <w:rPr>
@@ -22215,7 +22215,7 @@
         <w:t>：边界加固</w:t>
       </w:r>
     </w:p>
-    <w:p>
+    <w:p ns2:paraId="205E56B2" ns2:textId="77777777">
       <w:pPr>
         <w:numPr>
           <w:ilvl w:val="0"/>
@@ -22258,7 +22258,7 @@
         <w:t>。</w:t>
       </w:r>
     </w:p>
-    <w:p>
+    <w:p ns2:paraId="5E30A7E1" ns2:textId="77777777">
       <w:pPr>
         <w:numPr>
           <w:ilvl w:val="0"/>
@@ -22283,7 +22283,7 @@
         <w:t>为现有逻辑数据集执行幂等回填脚本，校验一赛一数据集、一报名一数据集行。</w:t>
       </w:r>
     </w:p>
-    <w:p>
+    <w:p ns2:paraId="0BA54BF1" ns2:textId="77777777">
       <w:pPr>
         <w:numPr>
           <w:ilvl w:val="0"/>
@@ -22308,7 +22308,7 @@
         <w:t>文件下载增加业务引用授权。</w:t>
       </w:r>
     </w:p>
-    <w:p>
+    <w:p ns2:paraId="5F5F10ED" ns2:textId="77777777">
       <w:pPr>
         <w:numPr>
           <w:ilvl w:val="0"/>
@@ -22333,7 +22333,7 @@
         <w:t>保留现有评审页面，但限制为兼容入口并增加审计。</w:t>
       </w:r>
     </w:p>
-    <w:p>
+    <w:p ns2:paraId="5D192CA9" ns2:textId="77777777">
       <w:pPr>
         <w:pStyle w:val="3"/>
         <w:rPr>
@@ -22371,7 +22371,7 @@
         <w:t xml:space="preserve"> MVP</w:t>
       </w:r>
     </w:p>
-    <w:p>
+    <w:p ns2:paraId="29D3440F" ns2:textId="77777777">
       <w:pPr>
         <w:numPr>
           <w:ilvl w:val="0"/>
@@ -22396,7 +22396,7 @@
         <w:t>新建评审方案、评分项版本、批次、候选、任务、评分单和汇总表。</w:t>
       </w:r>
     </w:p>
-    <w:p>
+    <w:p ns2:paraId="28E6C62C" ns2:textId="77777777">
       <w:pPr>
         <w:numPr>
           <w:ilvl w:val="0"/>
@@ -22439,7 +22439,7 @@
         <w:t>专家独立评分、自动分配、回避、超时改派。</w:t>
       </w:r>
     </w:p>
-    <w:p>
+    <w:p ns2:paraId="384D4DD7" ns2:textId="77777777">
       <w:pPr>
         <w:numPr>
           <w:ilvl w:val="0"/>
@@ -22482,7 +22482,7 @@
         <w:t>中位数、异常检测、人工仲裁。</w:t>
       </w:r>
     </w:p>
-    <w:p>
+    <w:p ns2:paraId="08B0125E" ns2:textId="77777777">
       <w:pPr>
         <w:numPr>
           <w:ilvl w:val="0"/>
@@ -22507,7 +22507,7 @@
         <w:t>实现定稿与发布分离，以及晋级事件。</w:t>
       </w:r>
     </w:p>
-    <w:p>
+    <w:p ns2:paraId="65BD4AC8" ns2:textId="77777777">
       <w:pPr>
         <w:pStyle w:val="3"/>
         <w:rPr>
@@ -22539,7 +22539,7 @@
         <w:t>：双轨与迁移</w:t>
       </w:r>
     </w:p>
-    <w:p>
+    <w:p ns2:paraId="29EAC20F" ns2:textId="77777777">
       <w:pPr>
         <w:numPr>
           <w:ilvl w:val="0"/>
@@ -22564,7 +22564,7 @@
         <w:t>新赛事使用新评审流程。</w:t>
       </w:r>
     </w:p>
-    <w:p>
+    <w:p ns2:paraId="2E238667" ns2:textId="77777777">
       <w:pPr>
         <w:numPr>
           <w:ilvl w:val="0"/>
@@ -22589,7 +22589,7 @@
         <w:t>历史未完成赛事可选择继续旧流程或一次性导入新批次。</w:t>
       </w:r>
     </w:p>
-    <w:p>
+    <w:p ns2:paraId="23E7E5CD" ns2:textId="77777777">
       <w:pPr>
         <w:numPr>
           <w:ilvl w:val="0"/>
@@ -22648,7 +22648,7 @@
         <w:t>由新发布结果同步生成只读投影。</w:t>
       </w:r>
     </w:p>
-    <w:p>
+    <w:p ns2:paraId="1267AEC9" ns2:textId="77777777">
       <w:pPr>
         <w:numPr>
           <w:ilvl w:val="0"/>
@@ -22673,7 +22673,7 @@
         <w:t>运行一个完整赛事周期后关闭旧写入口。</w:t>
       </w:r>
     </w:p>
-    <w:p>
+    <w:p ns2:paraId="2EA9092C" ns2:textId="77777777">
       <w:pPr>
         <w:pStyle w:val="3"/>
         <w:rPr>
@@ -22705,7 +22705,7 @@
         <w:t>：服务拆分</w:t>
       </w:r>
     </w:p>
-    <w:p>
+    <w:p ns2:paraId="25D1A0A6" ns2:textId="77777777">
       <w:pPr>
         <w:pStyle w:val="a6"/>
         <w:rPr>
@@ -22743,7 +22743,7 @@
         <w:t>：</w:t>
       </w:r>
     </w:p>
-    <w:p>
+    <w:p ns2:paraId="760CB49A" ns2:textId="77777777">
       <w:pPr>
         <w:numPr>
           <w:ilvl w:val="0"/>
@@ -22786,7 +22786,7 @@
         <w:t>。</w:t>
       </w:r>
     </w:p>
-    <w:p>
+    <w:p ns2:paraId="60796FE7" ns2:textId="77777777">
       <w:pPr>
         <w:numPr>
           <w:ilvl w:val="0"/>
@@ -22820,7 +22820,7 @@
         <w:t>事件契约稳定并有契约测试。</w:t>
       </w:r>
     </w:p>
-    <w:p>
+    <w:p ns2:paraId="2DC6E9C7" ns2:textId="77777777">
       <w:pPr>
         <w:numPr>
           <w:ilvl w:val="0"/>
@@ -22854,7 +22854,7 @@
         <w:t>、幂等、监控、配置和发布流水线已经通用化。</w:t>
       </w:r>
     </w:p>
-    <w:p>
+    <w:p ns2:paraId="4303509C" ns2:textId="77777777">
       <w:pPr>
         <w:numPr>
           <w:ilvl w:val="0"/>
@@ -22879,7 +22879,7 @@
         <w:t>数据量或发布节奏需要独立扩缩容。</w:t>
       </w:r>
     </w:p>
-    <w:p>
+    <w:p ns2:paraId="713837ED" ns2:textId="77777777">
       <w:pPr>
         <w:pStyle w:val="a6"/>
         <w:rPr>
@@ -22989,7 +22989,7 @@
         <w:t>继续使用既有独立边界，不允许评审拆分时复制其主数据。</w:t>
       </w:r>
     </w:p>
-    <w:p>
+    <w:p ns2:paraId="14C67556" ns2:textId="77777777">
       <w:pPr>
         <w:pStyle w:val="3"/>
         <w:rPr>
@@ -23009,7 +23009,7 @@
         <w:t>回滚策略</w:t>
       </w:r>
     </w:p>
-    <w:p>
+    <w:p ns2:paraId="1C902FFF" ns2:textId="77777777">
       <w:pPr>
         <w:numPr>
           <w:ilvl w:val="0"/>
@@ -23052,7 +23052,7 @@
         <w:t>加列，禁止同版本删除旧字段。</w:t>
       </w:r>
     </w:p>
-    <w:p>
+    <w:p ns2:paraId="628E159D" ns2:textId="77777777">
       <w:pPr>
         <w:numPr>
           <w:ilvl w:val="0"/>
@@ -23095,7 +23095,7 @@
         <w:t>切换。</w:t>
       </w:r>
     </w:p>
-    <w:p>
+    <w:p ns2:paraId="7FE008EA" ns2:textId="77777777">
       <w:pPr>
         <w:numPr>
           <w:ilvl w:val="0"/>
@@ -23138,7 +23138,7 @@
         <w:t>，不回滚已生成的审计数据。</w:t>
       </w:r>
     </w:p>
-    <w:p>
+    <w:p ns2:paraId="50C2F3E4" ns2:textId="77777777">
       <w:pPr>
         <w:numPr>
           <w:ilvl w:val="0"/>
@@ -23181,7 +23181,7 @@
         <w:t>记录不得在回滚时删除。</w:t>
       </w:r>
     </w:p>
-    <w:p>
+    <w:p ns2:paraId="62134778" ns2:textId="77777777">
       <w:pPr>
         <w:numPr>
           <w:ilvl w:val="0"/>
@@ -23206,7 +23206,7 @@
         <w:t>新流程结果未发布前可以作废批次；已发布只能创建更正版本。</w:t>
       </w:r>
     </w:p>
-    <w:p>
+    <w:p ns2:paraId="18A9B80A" ns2:textId="77777777">
       <w:pPr>
         <w:pStyle w:val="2"/>
         <w:rPr>
@@ -23243,7 +23243,7 @@
         <w:gridCol w:w="3498"/>
         <w:gridCol w:w="1931"/>
       </w:tblGrid>
-      <w:tr>
+      <w:tr ns2:paraId="1480332B" ns2:textId="77777777">
         <w:trPr>
           <w:tblHeader/>
         </w:trPr>
@@ -23266,7 +23266,7 @@
             <w:vAlign w:val="center"/>
             <w:hideMark/>
           </w:tcPr>
-          <w:p>
+          <w:p ns2:paraId="42060B42" ns2:textId="77777777">
             <w:pPr>
               <w:spacing w:before="200" w:after="280"/>
               <w:jc w:val="center"/>
@@ -23311,7 +23311,7 @@
             <w:vAlign w:val="center"/>
             <w:hideMark/>
           </w:tcPr>
-          <w:p>
+          <w:p ns2:paraId="7CEAC295" ns2:textId="77777777">
             <w:pPr>
               <w:spacing w:before="200" w:after="280"/>
               <w:jc w:val="right"/>
@@ -23356,7 +23356,7 @@
             <w:vAlign w:val="center"/>
             <w:hideMark/>
           </w:tcPr>
-          <w:p>
+          <w:p ns2:paraId="5537C5A3" ns2:textId="77777777">
             <w:pPr>
               <w:spacing w:before="200" w:after="280"/>
               <w:jc w:val="center"/>
@@ -23401,7 +23401,7 @@
             <w:vAlign w:val="center"/>
             <w:hideMark/>
           </w:tcPr>
-          <w:p>
+          <w:p ns2:paraId="57A5F3A0" ns2:textId="77777777">
             <w:pPr>
               <w:spacing w:before="200" w:after="280"/>
               <w:jc w:val="center"/>
@@ -23428,7 +23428,7 @@
           </w:p>
         </w:tc>
       </w:tr>
-      <w:tr>
+      <w:tr ns2:paraId="4FAABA74" ns2:textId="77777777">
         <w:tc>
           <w:tcPr>
             <w:tcW w:w="0" w:type="auto"/>
@@ -23446,7 +23446,7 @@
             </w:tcMar>
             <w:hideMark/>
           </w:tcPr>
-          <w:p>
+          <w:p ns2:paraId="1537BDA2" ns2:textId="77777777">
             <w:pPr>
               <w:spacing w:before="200" w:after="280"/>
               <w:rPr>
@@ -23493,7 +23493,7 @@
             </w:tcMar>
             <w:hideMark/>
           </w:tcPr>
-          <w:p>
+          <w:p ns2:paraId="1672AE7F" ns2:textId="77777777">
             <w:pPr>
               <w:spacing w:before="200" w:after="280"/>
               <w:jc w:val="right"/>
@@ -23541,7 +23541,7 @@
             </w:tcMar>
             <w:hideMark/>
           </w:tcPr>
-          <w:p>
+          <w:p ns2:paraId="489CEBEB" ns2:textId="77777777">
             <w:pPr>
               <w:spacing w:before="200" w:after="280"/>
               <w:rPr>
@@ -23579,7 +23579,7 @@
             </w:tcMar>
             <w:hideMark/>
           </w:tcPr>
-          <w:p>
+          <w:p ns2:paraId="47136F89" ns2:textId="77777777">
             <w:pPr>
               <w:spacing w:before="200" w:after="280"/>
               <w:rPr>
@@ -23637,7 +23637,7 @@
           </w:p>
         </w:tc>
       </w:tr>
-      <w:tr>
+      <w:tr ns2:paraId="68381C34" ns2:textId="77777777">
         <w:tc>
           <w:tcPr>
             <w:tcW w:w="0" w:type="auto"/>
@@ -23655,7 +23655,7 @@
             </w:tcMar>
             <w:hideMark/>
           </w:tcPr>
-          <w:p>
+          <w:p ns2:paraId="63BFCC41" ns2:textId="77777777">
             <w:pPr>
               <w:spacing w:before="200" w:after="280"/>
               <w:rPr>
@@ -23702,7 +23702,7 @@
             </w:tcMar>
             <w:hideMark/>
           </w:tcPr>
-          <w:p>
+          <w:p ns2:paraId="500BCAD4" ns2:textId="77777777">
             <w:pPr>
               <w:spacing w:before="200" w:after="280"/>
               <w:jc w:val="right"/>
@@ -23768,7 +23768,7 @@
             </w:tcMar>
             <w:hideMark/>
           </w:tcPr>
-          <w:p>
+          <w:p ns2:paraId="6F711276" ns2:textId="77777777">
             <w:pPr>
               <w:spacing w:before="200" w:after="280"/>
               <w:rPr>
@@ -23806,7 +23806,7 @@
             </w:tcMar>
             <w:hideMark/>
           </w:tcPr>
-          <w:p>
+          <w:p ns2:paraId="5FDE24D6" ns2:textId="77777777">
             <w:pPr>
               <w:spacing w:before="200" w:after="280"/>
               <w:rPr>
@@ -23828,7 +23828,7 @@
           </w:p>
         </w:tc>
       </w:tr>
-      <w:tr>
+      <w:tr ns2:paraId="0DC2D436" ns2:textId="77777777">
         <w:tc>
           <w:tcPr>
             <w:tcW w:w="0" w:type="auto"/>
@@ -23846,7 +23846,7 @@
             </w:tcMar>
             <w:hideMark/>
           </w:tcPr>
-          <w:p>
+          <w:p ns2:paraId="4B9ED766" ns2:textId="77777777">
             <w:pPr>
               <w:spacing w:before="200" w:after="280"/>
               <w:rPr>
@@ -23902,7 +23902,7 @@
             </w:tcMar>
             <w:hideMark/>
           </w:tcPr>
-          <w:p>
+          <w:p ns2:paraId="27BA3C19" ns2:textId="77777777">
             <w:pPr>
               <w:spacing w:before="200" w:after="280"/>
               <w:jc w:val="right"/>
@@ -23968,7 +23968,7 @@
             </w:tcMar>
             <w:hideMark/>
           </w:tcPr>
-          <w:p>
+          <w:p ns2:paraId="2EA04EF8" ns2:textId="77777777">
             <w:pPr>
               <w:spacing w:before="200" w:after="280"/>
               <w:rPr>
@@ -24006,7 +24006,7 @@
             </w:tcMar>
             <w:hideMark/>
           </w:tcPr>
-          <w:p>
+          <w:p ns2:paraId="5702494C" ns2:textId="77777777">
             <w:pPr>
               <w:spacing w:before="200" w:after="280"/>
               <w:rPr>
@@ -24028,7 +24028,7 @@
           </w:p>
         </w:tc>
       </w:tr>
-      <w:tr>
+      <w:tr ns2:paraId="054C5E4D" ns2:textId="77777777">
         <w:tc>
           <w:tcPr>
             <w:tcW w:w="0" w:type="auto"/>
@@ -24046,7 +24046,7 @@
             </w:tcMar>
             <w:hideMark/>
           </w:tcPr>
-          <w:p>
+          <w:p ns2:paraId="0653C8CE" ns2:textId="77777777">
             <w:pPr>
               <w:spacing w:before="200" w:after="280"/>
               <w:rPr>
@@ -24093,7 +24093,7 @@
             </w:tcMar>
             <w:hideMark/>
           </w:tcPr>
-          <w:p>
+          <w:p ns2:paraId="574B2841" ns2:textId="77777777">
             <w:pPr>
               <w:spacing w:before="200" w:after="280"/>
               <w:jc w:val="right"/>
@@ -24159,7 +24159,7 @@
             </w:tcMar>
             <w:hideMark/>
           </w:tcPr>
-          <w:p>
+          <w:p ns2:paraId="79541FE6" ns2:textId="77777777">
             <w:pPr>
               <w:spacing w:before="200" w:after="280"/>
               <w:rPr>
@@ -24206,7 +24206,7 @@
             </w:tcMar>
             <w:hideMark/>
           </w:tcPr>
-          <w:p>
+          <w:p ns2:paraId="2B58B60A" ns2:textId="77777777">
             <w:pPr>
               <w:spacing w:before="200" w:after="280"/>
               <w:rPr>
@@ -24228,7 +24228,7 @@
           </w:p>
         </w:tc>
       </w:tr>
-      <w:tr>
+      <w:tr ns2:paraId="53E99B89" ns2:textId="77777777">
         <w:tc>
           <w:tcPr>
             <w:tcW w:w="0" w:type="auto"/>
@@ -24246,7 +24246,7 @@
             </w:tcMar>
             <w:hideMark/>
           </w:tcPr>
-          <w:p>
+          <w:p ns2:paraId="5DCA5A15" ns2:textId="77777777">
             <w:pPr>
               <w:spacing w:before="200" w:after="280"/>
               <w:rPr>
@@ -24293,7 +24293,7 @@
             </w:tcMar>
             <w:hideMark/>
           </w:tcPr>
-          <w:p>
+          <w:p ns2:paraId="36EEB49E" ns2:textId="77777777">
             <w:pPr>
               <w:spacing w:before="200" w:after="280"/>
               <w:jc w:val="right"/>
@@ -24341,7 +24341,7 @@
             </w:tcMar>
             <w:hideMark/>
           </w:tcPr>
-          <w:p>
+          <w:p ns2:paraId="7E93D4D5" ns2:textId="77777777">
             <w:pPr>
               <w:spacing w:before="200" w:after="280"/>
               <w:rPr>
@@ -24379,7 +24379,7 @@
             </w:tcMar>
             <w:hideMark/>
           </w:tcPr>
-          <w:p>
+          <w:p ns2:paraId="0858DB81" ns2:textId="77777777">
             <w:pPr>
               <w:spacing w:before="200" w:after="280"/>
               <w:rPr>
@@ -24419,7 +24419,7 @@
           </w:p>
         </w:tc>
       </w:tr>
-      <w:tr>
+      <w:tr ns2:paraId="6241974F" ns2:textId="77777777">
         <w:tc>
           <w:tcPr>
             <w:tcW w:w="0" w:type="auto"/>
@@ -24437,7 +24437,7 @@
             </w:tcMar>
             <w:hideMark/>
           </w:tcPr>
-          <w:p>
+          <w:p ns2:paraId="4400AF09" ns2:textId="77777777">
             <w:pPr>
               <w:spacing w:before="200" w:after="280"/>
               <w:rPr>
@@ -24484,7 +24484,7 @@
             </w:tcMar>
             <w:hideMark/>
           </w:tcPr>
-          <w:p>
+          <w:p ns2:paraId="6947C50F" ns2:textId="77777777">
             <w:pPr>
               <w:spacing w:before="200" w:after="280"/>
               <w:jc w:val="right"/>
@@ -24577,7 +24577,7 @@
             </w:tcMar>
             <w:hideMark/>
           </w:tcPr>
-          <w:p>
+          <w:p ns2:paraId="015FB3A9" ns2:textId="77777777">
             <w:pPr>
               <w:spacing w:before="200" w:after="280"/>
               <w:rPr>
@@ -24624,7 +24624,7 @@
             </w:tcMar>
             <w:hideMark/>
           </w:tcPr>
-          <w:p>
+          <w:p ns2:paraId="4F7BFA63" ns2:textId="77777777">
             <w:pPr>
               <w:spacing w:before="200" w:after="280"/>
               <w:rPr>
@@ -24647,7 +24647,7 @@
         </w:tc>
       </w:tr>
     </w:tbl>
-    <w:p>
+    <w:p ns2:paraId="095693DC" ns2:textId="77777777">
       <w:pPr>
         <w:pStyle w:val="a6"/>
         <w:rPr>
@@ -24667,7 +24667,7 @@
         <w:t>团队建议：</w:t>
       </w:r>
     </w:p>
-    <w:p>
+    <w:p ns2:paraId="59731073" ns2:textId="77777777">
       <w:pPr>
         <w:numPr>
           <w:ilvl w:val="0"/>
@@ -24746,7 +24746,7 @@
         <w:t>人。</w:t>
       </w:r>
     </w:p>
-    <w:p>
+    <w:p ns2:paraId="2E4AE817" ns2:textId="77777777">
       <w:pPr>
         <w:numPr>
           <w:ilvl w:val="0"/>
@@ -24807,7 +24807,7 @@
         <w:t>人（报名、评审、基础设施）。</w:t>
       </w:r>
     </w:p>
-    <w:p>
+    <w:p ns2:paraId="0AB68BCE" ns2:textId="77777777">
       <w:pPr>
         <w:numPr>
           <w:ilvl w:val="0"/>
@@ -24868,7 +24868,7 @@
         <w:t>学生端）。</w:t>
       </w:r>
     </w:p>
-    <w:p>
+    <w:p ns2:paraId="181E2253" ns2:textId="77777777">
       <w:pPr>
         <w:numPr>
           <w:ilvl w:val="0"/>
@@ -24929,7 +24929,7 @@
         <w:t>安全）。</w:t>
       </w:r>
     </w:p>
-    <w:p>
+    <w:p ns2:paraId="57177E60" ns2:textId="77777777">
       <w:pPr>
         <w:numPr>
           <w:ilvl w:val="0"/>
@@ -24990,7 +24990,7 @@
         <w:t>人。</w:t>
       </w:r>
     </w:p>
-    <w:p>
+    <w:p ns2:paraId="3B5819DE" ns2:textId="77777777">
       <w:pPr>
         <w:pStyle w:val="2"/>
         <w:rPr>
@@ -25010,7 +25010,7 @@
         <w:t>测试与验收</w:t>
       </w:r>
     </w:p>
-    <w:p>
+    <w:p ns2:paraId="3DE53031" ns2:textId="77777777">
       <w:pPr>
         <w:pStyle w:val="3"/>
         <w:rPr>
@@ -25030,7 +25030,7 @@
         <w:t>自动化测试</w:t>
       </w:r>
     </w:p>
-    <w:p>
+    <w:p ns2:paraId="1C7699C6" ns2:textId="77777777">
       <w:pPr>
         <w:numPr>
           <w:ilvl w:val="0"/>
@@ -25055,7 +25055,7 @@
         <w:t>领域状态机单元测试：所有允许和禁止的转换。</w:t>
       </w:r>
     </w:p>
-    <w:p>
+    <w:p ns2:paraId="0CF60FD5" ns2:textId="77777777">
       <w:pPr>
         <w:numPr>
           <w:ilvl w:val="0"/>
@@ -25089,7 +25089,7 @@
         <w:t>集成测试：唯一键、隔离谓词、并发更新。</w:t>
       </w:r>
     </w:p>
-    <w:p>
+    <w:p ns2:paraId="56CA1C1E" ns2:textId="77777777">
       <w:pPr>
         <w:numPr>
           <w:ilvl w:val="0"/>
@@ -25123,7 +25123,7 @@
         <w:t>契约测试：版本兼容、错误码、幂等。</w:t>
       </w:r>
     </w:p>
-    <w:p>
+    <w:p ns2:paraId="22A59E84" ns2:textId="77777777">
       <w:pPr>
         <w:numPr>
           <w:ilvl w:val="0"/>
@@ -25148,7 +25148,7 @@
         <w:t>事件契约测试：字段、版本、重复投递、乱序投递。</w:t>
       </w:r>
     </w:p>
-    <w:p>
+    <w:p ns2:paraId="46BEEBD8" ns2:textId="77777777">
       <w:pPr>
         <w:numPr>
           <w:ilvl w:val="0"/>
@@ -25173,7 +25173,7 @@
         <w:t>权限测试：学生、负责人、专家、赛事运营、平台管理员。</w:t>
       </w:r>
     </w:p>
-    <w:p>
+    <w:p ns2:paraId="256A98A9" ns2:textId="77777777">
       <w:pPr>
         <w:numPr>
           <w:ilvl w:val="0"/>
@@ -25234,7 +25234,7 @@
         <w:t>、越权下载。</w:t>
       </w:r>
     </w:p>
-    <w:p>
+    <w:p ns2:paraId="056F410C" ns2:textId="77777777">
       <w:pPr>
         <w:numPr>
           <w:ilvl w:val="0"/>
@@ -25259,7 +25259,7 @@
         <w:t>聚合算法金丝雀数据集：均值、中位数、去极值、同分和异常。</w:t>
       </w:r>
     </w:p>
-    <w:p>
+    <w:p ns2:paraId="181F1EF0" ns2:textId="77777777">
       <w:pPr>
         <w:numPr>
           <w:ilvl w:val="0"/>
@@ -25284,7 +25284,7 @@
         <w:t>导出测试：中文、公式注入、超大数据、断点与重试。</w:t>
       </w:r>
     </w:p>
-    <w:p>
+    <w:p ns2:paraId="7CF28BCA" ns2:textId="77777777">
       <w:pPr>
         <w:pStyle w:val="3"/>
         <w:rPr>
@@ -25304,7 +25304,7 @@
         <w:t>业务验收场景</w:t>
       </w:r>
     </w:p>
-    <w:p>
+    <w:p ns2:paraId="7FE9C3D5" ns2:textId="77777777">
       <w:pPr>
         <w:numPr>
           <w:ilvl w:val="0"/>
@@ -25329,7 +25329,7 @@
         <w:t>创建赛事后自动生成唯一逻辑报名数据集。</w:t>
       </w:r>
     </w:p>
-    <w:p>
+    <w:p ns2:paraId="460AC188" ns2:textId="77777777">
       <w:pPr>
         <w:numPr>
           <w:ilvl w:val="0"/>
@@ -25354,7 +25354,7 @@
         <w:t>两场赛事同一团队报名，查询与导出互不混淆。</w:t>
       </w:r>
     </w:p>
-    <w:p>
+    <w:p ns2:paraId="25AF61B0" ns2:textId="77777777">
       <w:pPr>
         <w:numPr>
           <w:ilvl w:val="0"/>
@@ -25379,7 +25379,7 @@
         <w:t>普通学生无法读取或下载其他团队资料。</w:t>
       </w:r>
     </w:p>
-    <w:p>
+    <w:p ns2:paraId="54436A43" ns2:textId="77777777">
       <w:pPr>
         <w:numPr>
           <w:ilvl w:val="0"/>
@@ -25404,7 +25404,7 @@
         <w:t>报名截止后生成候选快照；主资料变化不改变已冻结批次。</w:t>
       </w:r>
     </w:p>
-    <w:p>
+    <w:p ns2:paraId="39507790" ns2:textId="77777777">
       <w:pPr>
         <w:numPr>
           <w:ilvl w:val="0"/>
@@ -25429,7 +25429,7 @@
         <w:t>有冲突关系的专家不能被分配。</w:t>
       </w:r>
     </w:p>
-    <w:p>
+    <w:p ns2:paraId="5F07A661" ns2:textId="77777777">
       <w:pPr>
         <w:numPr>
           <w:ilvl w:val="0"/>
@@ -25463,7 +25463,7 @@
         <w:t>名专家独立评分，彼此不可见原始分。</w:t>
       </w:r>
     </w:p>
-    <w:p>
+    <w:p ns2:paraId="4386B3A0" ns2:textId="77777777">
       <w:pPr>
         <w:numPr>
           <w:ilvl w:val="0"/>
@@ -25488,7 +25488,7 @@
         <w:t>一名专家超时后可改派，旧任务失效。</w:t>
       </w:r>
     </w:p>
-    <w:p>
+    <w:p ns2:paraId="21A5D98B" ns2:textId="77777777">
       <w:pPr>
         <w:numPr>
           <w:ilvl w:val="0"/>
@@ -25513,7 +25513,7 @@
         <w:t>异常分进入仲裁，原始评分保持不变。</w:t>
       </w:r>
     </w:p>
-    <w:p>
+    <w:p ns2:paraId="729769DB" ns2:textId="77777777">
       <w:pPr>
         <w:numPr>
           <w:ilvl w:val="0"/>
@@ -25538,7 +25538,7 @@
         <w:t>定稿后不可直接改分；发布前学生不可见。</w:t>
       </w:r>
     </w:p>
-    <w:p>
+    <w:p ns2:paraId="35C4F7E3" ns2:textId="77777777">
       <w:pPr>
         <w:numPr>
           <w:ilvl w:val="0"/>
@@ -25563,7 +25563,7 @@
         <w:t>发布后晋级团队自动获得下一阶段材料权限。</w:t>
       </w:r>
     </w:p>
-    <w:p>
+    <w:p ns2:paraId="606686B8" ns2:textId="77777777">
       <w:pPr>
         <w:numPr>
           <w:ilvl w:val="0"/>
@@ -25588,7 +25588,7 @@
         <w:t>结果事件重复投递不会重复通知或签发证书。</w:t>
       </w:r>
     </w:p>
-    <w:p>
+    <w:p ns2:paraId="584B3714" ns2:textId="77777777">
       <w:pPr>
         <w:numPr>
           <w:ilvl w:val="0"/>
@@ -25613,7 +25613,7 @@
         <w:t>大批量导出异步完成，下载可审计且会过期。</w:t>
       </w:r>
     </w:p>
-    <w:p>
+    <w:p ns2:paraId="588CEC3B" ns2:textId="77777777">
       <w:pPr>
         <w:pStyle w:val="3"/>
         <w:rPr>
@@ -25633,7 +25633,7 @@
         <w:t>上线门槛</w:t>
       </w:r>
     </w:p>
-    <w:p>
+    <w:p ns2:paraId="314F77D7" ns2:textId="77777777">
       <w:pPr>
         <w:numPr>
           <w:ilvl w:val="0"/>
@@ -25685,7 +25685,7 @@
         <w:t>。</w:t>
       </w:r>
     </w:p>
-    <w:p>
+    <w:p ns2:paraId="50B535DE" ns2:textId="77777777">
       <w:pPr>
         <w:numPr>
           <w:ilvl w:val="0"/>
@@ -25710,7 +25710,7 @@
         <w:t>权限越权测试全部通过。</w:t>
       </w:r>
     </w:p>
-    <w:p>
+    <w:p ns2:paraId="52E0596B" ns2:textId="77777777">
       <w:pPr>
         <w:numPr>
           <w:ilvl w:val="0"/>
@@ -25735,7 +25735,7 @@
         <w:t>全链路故障演练通过：消息中间件暂停、文件服务超时、消费者重复、数据库主从切换。</w:t>
       </w:r>
     </w:p>
-    <w:p>
+    <w:p ns2:paraId="03D33A90" ns2:textId="77777777">
       <w:pPr>
         <w:numPr>
           <w:ilvl w:val="0"/>
@@ -25796,7 +25796,7 @@
         <w:t>。</w:t>
       </w:r>
     </w:p>
-    <w:p>
+    <w:p ns2:paraId="597A4DE0" ns2:textId="77777777">
       <w:pPr>
         <w:numPr>
           <w:ilvl w:val="0"/>
@@ -25821,7 +25821,7 @@
         <w:t>回滚脚本、开关、值班表和运营手册齐备。</w:t>
       </w:r>
     </w:p>
-    <w:p>
+    <w:p ns2:paraId="440A609E" ns2:textId="77777777">
       <w:pPr>
         <w:pStyle w:val="2"/>
         <w:rPr>
@@ -25841,7 +25841,7 @@
         <w:t>监控与运营指标</w:t>
       </w:r>
     </w:p>
-    <w:p>
+    <w:p ns2:paraId="5D2969DC" ns2:textId="77777777">
       <w:pPr>
         <w:pStyle w:val="3"/>
         <w:rPr>
@@ -25861,7 +25861,7 @@
         <w:t>技术指标</w:t>
       </w:r>
     </w:p>
-    <w:p>
+    <w:p ns2:paraId="18CEFC4F" ns2:textId="77777777">
       <w:pPr>
         <w:numPr>
           <w:ilvl w:val="0"/>
@@ -25886,7 +25886,7 @@
         <w:t>报名确认成功率、支付回调延迟、数据集孤儿行数量。</w:t>
       </w:r>
     </w:p>
-    <w:p>
+    <w:p ns2:paraId="57B21EF1" ns2:textId="77777777">
       <w:pPr>
         <w:numPr>
           <w:ilvl w:val="0"/>
@@ -25920,7 +25920,7 @@
         <w:t>待发送数量、最大滞留时间、死信数量。</w:t>
       </w:r>
     </w:p>
-    <w:p>
+    <w:p ns2:paraId="6759DEE3" ns2:textId="77777777">
       <w:pPr>
         <w:numPr>
           <w:ilvl w:val="0"/>
@@ -25963,7 +25963,7 @@
         <w:t>延迟、并发冲突率。</w:t>
       </w:r>
     </w:p>
-    <w:p>
+    <w:p ns2:paraId="7DC89469" ns2:textId="77777777">
       <w:pPr>
         <w:numPr>
           <w:ilvl w:val="0"/>
@@ -25988,7 +25988,7 @@
         <w:t>导出队列长度、任务耗时、失败率、产物大小。</w:t>
       </w:r>
     </w:p>
-    <w:p>
+    <w:p ns2:paraId="12F27A35" ns2:textId="77777777">
       <w:pPr>
         <w:numPr>
           <w:ilvl w:val="0"/>
@@ -26013,7 +26013,7 @@
         <w:t>文件扫描失败率、下载拒绝率、越权拦截数。</w:t>
       </w:r>
     </w:p>
-    <w:p>
+    <w:p ns2:paraId="7B46F2AE" ns2:textId="77777777">
       <w:pPr>
         <w:pStyle w:val="3"/>
         <w:rPr>
@@ -26033,7 +26033,7 @@
         <w:t>业务指标</w:t>
       </w:r>
     </w:p>
-    <w:p>
+    <w:p ns2:paraId="6BD8FC96" ns2:textId="77777777">
       <w:pPr>
         <w:numPr>
           <w:ilvl w:val="0"/>
@@ -26058,7 +26058,7 @@
         <w:t>报名漏斗：创建草稿、提交、支付、确认、冻结。</w:t>
       </w:r>
     </w:p>
-    <w:p>
+    <w:p ns2:paraId="7E5EFE99" ns2:textId="77777777">
       <w:pPr>
         <w:numPr>
           <w:ilvl w:val="0"/>
@@ -26083,7 +26083,7 @@
         <w:t>各阶段材料完成率。</w:t>
       </w:r>
     </w:p>
-    <w:p>
+    <w:p ns2:paraId="1D5A3A61" ns2:textId="77777777">
       <w:pPr>
         <w:numPr>
           <w:ilvl w:val="0"/>
@@ -26108,7 +26108,7 @@
         <w:t>专家接单率、按时完成率、平均任务量。</w:t>
       </w:r>
     </w:p>
-    <w:p>
+    <w:p ns2:paraId="297E6C63" ns2:textId="77777777">
       <w:pPr>
         <w:numPr>
           <w:ilvl w:val="0"/>
@@ -26133,7 +26133,7 @@
         <w:t>每候选有效评分数、异常分率、仲裁率。</w:t>
       </w:r>
     </w:p>
-    <w:p>
+    <w:p ns2:paraId="7210E0F0" ns2:textId="77777777">
       <w:pPr>
         <w:numPr>
           <w:ilvl w:val="0"/>
@@ -26158,7 +26158,7 @@
         <w:t>评审批次定稿耗时、发布撤回次数。</w:t>
       </w:r>
     </w:p>
-    <w:p>
+    <w:p ns2:paraId="0C924243" ns2:textId="77777777">
       <w:pPr>
         <w:numPr>
           <w:ilvl w:val="0"/>
@@ -26183,7 +26183,7 @@
         <w:t>晋级率、申诉率、证书签发成功率。</w:t>
       </w:r>
     </w:p>
-    <w:p>
+    <w:p ns2:paraId="6204CD8B" ns2:textId="77777777">
       <w:pPr>
         <w:pStyle w:val="a6"/>
         <w:rPr>
@@ -26216,7 +26216,23 @@
           <w:rStyle w:val="HTML"/>
           <w:color w:val="1F2937"/>
         </w:rPr>
-        <w:t>tenantId</w:t>
+        <w:t/>
+      </w:r>
+      <w:r>
+        <w:rPr>
+          <w:rFonts w:ascii="微软雅黑" w:eastAsia="微软雅黑" w:hAnsi="微软雅黑" w:hint="eastAsia"/>
+          <w:color w:val="1F2937"/>
+          <w:sz w:val="21"/>
+          <w:szCs w:val="21"/>
+        </w:rPr>
+        <w:t/>
+      </w:r>
+      <w:r>
+        <w:rPr>
+          <w:rStyle w:val="HTML"/>
+          <w:color w:val="1F2937"/>
+        </w:rPr>
+        <w:t>competitionId</w:t>
       </w:r>
       <w:r>
         <w:rPr>
@@ -26232,56 +26248,40 @@
           <w:rStyle w:val="HTML"/>
           <w:color w:val="1F2937"/>
         </w:rPr>
-        <w:t>competitionId</w:t>
-      </w:r>
-      <w:r>
-        <w:rPr>
-          <w:rFonts w:ascii="微软雅黑" w:eastAsia="微软雅黑" w:hAnsi="微软雅黑" w:hint="eastAsia"/>
-          <w:color w:val="1F2937"/>
-          <w:sz w:val="21"/>
-          <w:szCs w:val="21"/>
-        </w:rPr>
-        <w:t>、</w:t>
+        <w:t>batchId</w:t>
+      </w:r>
+      <w:r>
+        <w:rPr>
+          <w:rFonts w:ascii="微软雅黑" w:eastAsia="微软雅黑" w:hAnsi="微软雅黑" w:hint="eastAsia"/>
+          <w:color w:val="1F2937"/>
+          <w:sz w:val="21"/>
+          <w:szCs w:val="21"/>
+        </w:rPr>
+        <w:t xml:space="preserve"> </w:t>
+      </w:r>
+      <w:r>
+        <w:rPr>
+          <w:rFonts w:ascii="微软雅黑" w:eastAsia="微软雅黑" w:hAnsi="微软雅黑" w:hint="eastAsia"/>
+          <w:color w:val="1F2937"/>
+          <w:sz w:val="21"/>
+          <w:szCs w:val="21"/>
+        </w:rPr>
+        <w:t>和</w:t>
+      </w:r>
+      <w:r>
+        <w:rPr>
+          <w:rFonts w:ascii="微软雅黑" w:eastAsia="微软雅黑" w:hAnsi="微软雅黑" w:hint="eastAsia"/>
+          <w:color w:val="1F2937"/>
+          <w:sz w:val="21"/>
+          <w:szCs w:val="21"/>
+        </w:rPr>
+        <w:t xml:space="preserve"> </w:t>
       </w:r>
       <w:r>
         <w:rPr>
           <w:rStyle w:val="HTML"/>
           <w:color w:val="1F2937"/>
         </w:rPr>
-        <w:t>batchId</w:t>
-      </w:r>
-      <w:r>
-        <w:rPr>
-          <w:rFonts w:ascii="微软雅黑" w:eastAsia="微软雅黑" w:hAnsi="微软雅黑" w:hint="eastAsia"/>
-          <w:color w:val="1F2937"/>
-          <w:sz w:val="21"/>
-          <w:szCs w:val="21"/>
-        </w:rPr>
-        <w:t xml:space="preserve"> </w:t>
-      </w:r>
-      <w:r>
-        <w:rPr>
-          <w:rFonts w:ascii="微软雅黑" w:eastAsia="微软雅黑" w:hAnsi="微软雅黑" w:hint="eastAsia"/>
-          <w:color w:val="1F2937"/>
-          <w:sz w:val="21"/>
-          <w:szCs w:val="21"/>
-        </w:rPr>
-        <w:t>和</w:t>
-      </w:r>
-      <w:r>
-        <w:rPr>
-          <w:rFonts w:ascii="微软雅黑" w:eastAsia="微软雅黑" w:hAnsi="微软雅黑" w:hint="eastAsia"/>
-          <w:color w:val="1F2937"/>
-          <w:sz w:val="21"/>
-          <w:szCs w:val="21"/>
-        </w:rPr>
-        <w:t xml:space="preserve"> </w:t>
-      </w:r>
-      <w:r>
-        <w:rPr>
-          <w:rStyle w:val="HTML"/>
-          <w:color w:val="1F2937"/>
-        </w:rPr>
         <w:t>traceId</w:t>
       </w:r>
       <w:r>
@@ -26294,7 +26294,7 @@
         <w:t>，便于赛事级定位。</w:t>
       </w:r>
     </w:p>
-    <w:p>
+    <w:p ns2:paraId="6D4E3917" ns2:textId="77777777">
       <w:pPr>
         <w:pStyle w:val="2"/>
         <w:rPr>
@@ -26330,7 +26330,7 @@
         <w:gridCol w:w="2402"/>
         <w:gridCol w:w="3994"/>
       </w:tblGrid>
-      <w:tr>
+      <w:tr ns2:paraId="05E6B233" ns2:textId="77777777">
         <w:trPr>
           <w:tblHeader/>
         </w:trPr>
@@ -26353,7 +26353,7 @@
             <w:vAlign w:val="center"/>
             <w:hideMark/>
           </w:tcPr>
-          <w:p>
+          <w:p ns2:paraId="6CF12143" ns2:textId="77777777">
             <w:pPr>
               <w:spacing w:before="200" w:after="280"/>
               <w:jc w:val="center"/>
@@ -26398,7 +26398,7 @@
             <w:vAlign w:val="center"/>
             <w:hideMark/>
           </w:tcPr>
-          <w:p>
+          <w:p ns2:paraId="7995F58E" ns2:textId="77777777">
             <w:pPr>
               <w:spacing w:before="200" w:after="280"/>
               <w:jc w:val="center"/>
@@ -26443,7 +26443,7 @@
             <w:vAlign w:val="center"/>
             <w:hideMark/>
           </w:tcPr>
-          <w:p>
+          <w:p ns2:paraId="08FA5049" ns2:textId="77777777">
             <w:pPr>
               <w:spacing w:before="200" w:after="280"/>
               <w:jc w:val="center"/>
@@ -26470,7 +26470,7 @@
           </w:p>
         </w:tc>
       </w:tr>
-      <w:tr>
+      <w:tr ns2:paraId="0C6789E6" ns2:textId="77777777">
         <w:tc>
           <w:tcPr>
             <w:tcW w:w="0" w:type="auto"/>
@@ -26488,7 +26488,7 @@
             </w:tcMar>
             <w:hideMark/>
           </w:tcPr>
-          <w:p>
+          <w:p ns2:paraId="7E4F1269" ns2:textId="77777777">
             <w:pPr>
               <w:spacing w:before="200" w:after="280"/>
               <w:rPr>
@@ -26526,7 +26526,7 @@
             </w:tcMar>
             <w:hideMark/>
           </w:tcPr>
-          <w:p>
+          <w:p ns2:paraId="3A8235B7" ns2:textId="77777777">
             <w:pPr>
               <w:spacing w:before="200" w:after="280"/>
               <w:rPr>
@@ -26564,7 +26564,7 @@
             </w:tcMar>
             <w:hideMark/>
           </w:tcPr>
-          <w:p>
+          <w:p ns2:paraId="305372CA" ns2:textId="77777777">
             <w:pPr>
               <w:spacing w:before="200" w:after="280"/>
               <w:rPr>
@@ -26586,7 +26586,7 @@
           </w:p>
         </w:tc>
       </w:tr>
-      <w:tr>
+      <w:tr ns2:paraId="405E974C" ns2:textId="77777777">
         <w:tc>
           <w:tcPr>
             <w:tcW w:w="0" w:type="auto"/>
@@ -26604,7 +26604,7 @@
             </w:tcMar>
             <w:hideMark/>
           </w:tcPr>
-          <w:p>
+          <w:p ns2:paraId="7B220036" ns2:textId="77777777">
             <w:pPr>
               <w:spacing w:before="200" w:after="280"/>
               <w:rPr>
@@ -26642,7 +26642,7 @@
             </w:tcMar>
             <w:hideMark/>
           </w:tcPr>
-          <w:p>
+          <w:p ns2:paraId="626F18A4" ns2:textId="77777777">
             <w:pPr>
               <w:spacing w:before="200" w:after="280"/>
               <w:rPr>
@@ -26680,7 +26680,7 @@
             </w:tcMar>
             <w:hideMark/>
           </w:tcPr>
-          <w:p>
+          <w:p ns2:paraId="5B1143B0" ns2:textId="77777777">
             <w:pPr>
               <w:spacing w:before="200" w:after="280"/>
               <w:rPr>
@@ -26702,7 +26702,7 @@
           </w:p>
         </w:tc>
       </w:tr>
-      <w:tr>
+      <w:tr ns2:paraId="1ED1C345" ns2:textId="77777777">
         <w:tc>
           <w:tcPr>
             <w:tcW w:w="0" w:type="auto"/>
@@ -26720,7 +26720,7 @@
             </w:tcMar>
             <w:hideMark/>
           </w:tcPr>
-          <w:p>
+          <w:p ns2:paraId="07DF08B8" ns2:textId="77777777">
             <w:pPr>
               <w:spacing w:before="200" w:after="280"/>
               <w:rPr>
@@ -26758,7 +26758,7 @@
             </w:tcMar>
             <w:hideMark/>
           </w:tcPr>
-          <w:p>
+          <w:p ns2:paraId="125E209C" ns2:textId="77777777">
             <w:pPr>
               <w:spacing w:before="200" w:after="280"/>
               <w:rPr>
@@ -26796,7 +26796,7 @@
             </w:tcMar>
             <w:hideMark/>
           </w:tcPr>
-          <w:p>
+          <w:p ns2:paraId="4015C921" ns2:textId="77777777">
             <w:pPr>
               <w:spacing w:before="200" w:after="280"/>
               <w:rPr>
@@ -26852,7 +26852,7 @@
           </w:p>
         </w:tc>
       </w:tr>
-      <w:tr>
+      <w:tr ns2:paraId="696CD1FC" ns2:textId="77777777">
         <w:tc>
           <w:tcPr>
             <w:tcW w:w="0" w:type="auto"/>
@@ -26870,7 +26870,7 @@
             </w:tcMar>
             <w:hideMark/>
           </w:tcPr>
-          <w:p>
+          <w:p ns2:paraId="703CDE18" ns2:textId="77777777">
             <w:pPr>
               <w:spacing w:before="200" w:after="280"/>
               <w:rPr>
@@ -26908,7 +26908,7 @@
             </w:tcMar>
             <w:hideMark/>
           </w:tcPr>
-          <w:p>
+          <w:p ns2:paraId="6A21291D" ns2:textId="77777777">
             <w:pPr>
               <w:spacing w:before="200" w:after="280"/>
               <w:rPr>
@@ -26946,7 +26946,7 @@
             </w:tcMar>
             <w:hideMark/>
           </w:tcPr>
-          <w:p>
+          <w:p ns2:paraId="15333B0B" ns2:textId="77777777">
             <w:pPr>
               <w:spacing w:before="200" w:after="280"/>
               <w:rPr>
@@ -26986,7 +26986,7 @@
           </w:p>
         </w:tc>
       </w:tr>
-      <w:tr>
+      <w:tr ns2:paraId="64378058" ns2:textId="77777777">
         <w:tc>
           <w:tcPr>
             <w:tcW w:w="0" w:type="auto"/>
@@ -27004,7 +27004,7 @@
             </w:tcMar>
             <w:hideMark/>
           </w:tcPr>
-          <w:p>
+          <w:p ns2:paraId="0EC0AB35" ns2:textId="77777777">
             <w:pPr>
               <w:spacing w:before="200" w:after="280"/>
               <w:rPr>
@@ -27060,7 +27060,7 @@
             </w:tcMar>
             <w:hideMark/>
           </w:tcPr>
-          <w:p>
+          <w:p ns2:paraId="1074D0FF" ns2:textId="77777777">
             <w:pPr>
               <w:spacing w:before="200" w:after="280"/>
               <w:rPr>
@@ -27098,7 +27098,7 @@
             </w:tcMar>
             <w:hideMark/>
           </w:tcPr>
-          <w:p>
+          <w:p ns2:paraId="6C8277B6" ns2:textId="77777777">
             <w:pPr>
               <w:spacing w:before="200" w:after="280"/>
               <w:rPr>
@@ -27120,7 +27120,7 @@
           </w:p>
         </w:tc>
       </w:tr>
-      <w:tr>
+      <w:tr ns2:paraId="7A5A9153" ns2:textId="77777777">
         <w:tc>
           <w:tcPr>
             <w:tcW w:w="0" w:type="auto"/>
@@ -27138,7 +27138,7 @@
             </w:tcMar>
             <w:hideMark/>
           </w:tcPr>
-          <w:p>
+          <w:p ns2:paraId="40439A4B" ns2:textId="77777777">
             <w:pPr>
               <w:spacing w:before="200" w:after="280"/>
               <w:rPr>
@@ -27176,7 +27176,7 @@
             </w:tcMar>
             <w:hideMark/>
           </w:tcPr>
-          <w:p>
+          <w:p ns2:paraId="7C82FF6A" ns2:textId="77777777">
             <w:pPr>
               <w:spacing w:before="200" w:after="280"/>
               <w:rPr>
@@ -27214,7 +27214,7 @@
             </w:tcMar>
             <w:hideMark/>
           </w:tcPr>
-          <w:p>
+          <w:p ns2:paraId="488D9359" ns2:textId="77777777">
             <w:pPr>
               <w:spacing w:before="200" w:after="280"/>
               <w:rPr>
@@ -27236,7 +27236,7 @@
           </w:p>
         </w:tc>
       </w:tr>
-      <w:tr>
+      <w:tr ns2:paraId="0D9DAEB6" ns2:textId="77777777">
         <w:tc>
           <w:tcPr>
             <w:tcW w:w="0" w:type="auto"/>
@@ -27254,7 +27254,7 @@
             </w:tcMar>
             <w:hideMark/>
           </w:tcPr>
-          <w:p>
+          <w:p ns2:paraId="7F860EBD" ns2:textId="77777777">
             <w:pPr>
               <w:spacing w:before="200" w:after="280"/>
               <w:rPr>
@@ -27292,7 +27292,7 @@
             </w:tcMar>
             <w:hideMark/>
           </w:tcPr>
-          <w:p>
+          <w:p ns2:paraId="54F076F3" ns2:textId="77777777">
             <w:pPr>
               <w:spacing w:before="200" w:after="280"/>
               <w:rPr>
@@ -27330,7 +27330,7 @@
             </w:tcMar>
             <w:hideMark/>
           </w:tcPr>
-          <w:p>
+          <w:p ns2:paraId="28101FB8" ns2:textId="77777777">
             <w:pPr>
               <w:spacing w:before="200" w:after="280"/>
               <w:rPr>
@@ -27352,7 +27352,7 @@
           </w:p>
         </w:tc>
       </w:tr>
-      <w:tr>
+      <w:tr ns2:paraId="0EF535C6" ns2:textId="77777777">
         <w:tc>
           <w:tcPr>
             <w:tcW w:w="0" w:type="auto"/>
@@ -27370,7 +27370,7 @@
             </w:tcMar>
             <w:hideMark/>
           </w:tcPr>
-          <w:p>
+          <w:p ns2:paraId="75443FED" ns2:textId="77777777">
             <w:pPr>
               <w:spacing w:before="200" w:after="280"/>
               <w:rPr>
@@ -27408,7 +27408,7 @@
             </w:tcMar>
             <w:hideMark/>
           </w:tcPr>
-          <w:p>
+          <w:p ns2:paraId="56554FB2" ns2:textId="77777777">
             <w:pPr>
               <w:spacing w:before="200" w:after="280"/>
               <w:rPr>
@@ -27446,7 +27446,7 @@
             </w:tcMar>
             <w:hideMark/>
           </w:tcPr>
-          <w:p>
+          <w:p ns2:paraId="21DF4F62" ns2:textId="77777777">
             <w:pPr>
               <w:spacing w:before="200" w:after="280"/>
               <w:rPr>
@@ -27469,7 +27469,7 @@
         </w:tc>
       </w:tr>
     </w:tbl>
-    <w:p>
+    <w:p ns2:paraId="701CB83B" ns2:textId="77777777">
       <w:pPr>
         <w:pStyle w:val="2"/>
         <w:rPr>
@@ -27506,7 +27506,7 @@
         <w:gridCol w:w="2786"/>
         <w:gridCol w:w="1835"/>
       </w:tblGrid>
-      <w:tr>
+      <w:tr ns2:paraId="0B5FF18A" ns2:textId="77777777">
         <w:trPr>
           <w:tblHeader/>
         </w:trPr>
@@ -27529,7 +27529,7 @@
             <w:vAlign w:val="center"/>
             <w:hideMark/>
           </w:tcPr>
-          <w:p>
+          <w:p ns2:paraId="18D49E55" ns2:textId="77777777">
             <w:pPr>
               <w:spacing w:before="200" w:after="280"/>
               <w:jc w:val="center"/>
@@ -27574,7 +27574,7 @@
             <w:vAlign w:val="center"/>
             <w:hideMark/>
           </w:tcPr>
-          <w:p>
+          <w:p ns2:paraId="2FCACFC3" ns2:textId="77777777">
             <w:pPr>
               <w:spacing w:before="200" w:after="280"/>
               <w:jc w:val="center"/>
@@ -27619,7 +27619,7 @@
             <w:vAlign w:val="center"/>
             <w:hideMark/>
           </w:tcPr>
-          <w:p>
+          <w:p ns2:paraId="12913E1D" ns2:textId="77777777">
             <w:pPr>
               <w:spacing w:before="200" w:after="280"/>
               <w:jc w:val="center"/>
@@ -27664,7 +27664,7 @@
             <w:vAlign w:val="center"/>
             <w:hideMark/>
           </w:tcPr>
-          <w:p>
+          <w:p ns2:paraId="6908A2F1" ns2:textId="77777777">
             <w:pPr>
               <w:spacing w:before="200" w:after="280"/>
               <w:jc w:val="center"/>
@@ -27713,7 +27713,7 @@
           </w:p>
         </w:tc>
       </w:tr>
-      <w:tr>
+      <w:tr ns2:paraId="28BC1119" ns2:textId="77777777">
         <w:tc>
           <w:tcPr>
             <w:tcW w:w="0" w:type="auto"/>
@@ -27731,7 +27731,7 @@
             </w:tcMar>
             <w:hideMark/>
           </w:tcPr>
-          <w:p>
+          <w:p ns2:paraId="7AC1E384" ns2:textId="77777777">
             <w:pPr>
               <w:spacing w:before="200" w:after="280"/>
               <w:rPr>
@@ -27769,7 +27769,7 @@
             </w:tcMar>
             <w:hideMark/>
           </w:tcPr>
-          <w:p>
+          <w:p ns2:paraId="7B423B7B" ns2:textId="77777777">
             <w:pPr>
               <w:spacing w:before="200" w:after="280"/>
               <w:rPr>
@@ -27807,7 +27807,7 @@
             </w:tcMar>
             <w:hideMark/>
           </w:tcPr>
-          <w:p>
+          <w:p ns2:paraId="36F0D9B1" ns2:textId="77777777">
             <w:pPr>
               <w:spacing w:before="200" w:after="280"/>
               <w:rPr>
@@ -27854,7 +27854,7 @@
             </w:tcMar>
             <w:hideMark/>
           </w:tcPr>
-          <w:p>
+          <w:p ns2:paraId="50DC2674" ns2:textId="77777777">
             <w:pPr>
               <w:spacing w:before="200" w:after="280"/>
               <w:rPr>
@@ -27876,7 +27876,7 @@
           </w:p>
         </w:tc>
       </w:tr>
-      <w:tr>
+      <w:tr ns2:paraId="0C525A7E" ns2:textId="77777777">
         <w:tc>
           <w:tcPr>
             <w:tcW w:w="0" w:type="auto"/>
@@ -27894,7 +27894,7 @@
             </w:tcMar>
             <w:hideMark/>
           </w:tcPr>
-          <w:p>
+          <w:p ns2:paraId="51E8C792" ns2:textId="77777777">
             <w:pPr>
               <w:spacing w:before="200" w:after="280"/>
               <w:rPr>
@@ -27932,7 +27932,7 @@
             </w:tcMar>
             <w:hideMark/>
           </w:tcPr>
-          <w:p>
+          <w:p ns2:paraId="6A3CFD8F" ns2:textId="77777777">
             <w:pPr>
               <w:spacing w:before="200" w:after="280"/>
               <w:rPr>
@@ -27988,7 +27988,7 @@
             </w:tcMar>
             <w:hideMark/>
           </w:tcPr>
-          <w:p>
+          <w:p ns2:paraId="40D848C4" ns2:textId="77777777">
             <w:pPr>
               <w:spacing w:before="200" w:after="280"/>
               <w:rPr>
@@ -28035,7 +28035,7 @@
             </w:tcMar>
             <w:hideMark/>
           </w:tcPr>
-          <w:p>
+          <w:p ns2:paraId="446C5DAC" ns2:textId="77777777">
             <w:pPr>
               <w:spacing w:before="200" w:after="280"/>
               <w:rPr>
@@ -28057,7 +28057,7 @@
           </w:p>
         </w:tc>
       </w:tr>
-      <w:tr>
+      <w:tr ns2:paraId="7552AB5E" ns2:textId="77777777">
         <w:tc>
           <w:tcPr>
             <w:tcW w:w="0" w:type="auto"/>
@@ -28075,7 +28075,7 @@
             </w:tcMar>
             <w:hideMark/>
           </w:tcPr>
-          <w:p>
+          <w:p ns2:paraId="4E66406E" ns2:textId="77777777">
             <w:pPr>
               <w:spacing w:before="200" w:after="280"/>
               <w:rPr>
@@ -28113,7 +28113,7 @@
             </w:tcMar>
             <w:hideMark/>
           </w:tcPr>
-          <w:p>
+          <w:p ns2:paraId="43C29FB1" ns2:textId="77777777">
             <w:pPr>
               <w:spacing w:before="200" w:after="280"/>
               <w:rPr>
@@ -28151,7 +28151,7 @@
             </w:tcMar>
             <w:hideMark/>
           </w:tcPr>
-          <w:p>
+          <w:p ns2:paraId="1C751A13" ns2:textId="77777777">
             <w:pPr>
               <w:spacing w:before="200" w:after="280"/>
               <w:rPr>
@@ -28198,7 +28198,7 @@
             </w:tcMar>
             <w:hideMark/>
           </w:tcPr>
-          <w:p>
+          <w:p ns2:paraId="53761D66" ns2:textId="77777777">
             <w:pPr>
               <w:spacing w:before="200" w:after="280"/>
               <w:rPr>
@@ -28220,7 +28220,7 @@
           </w:p>
         </w:tc>
       </w:tr>
-      <w:tr>
+      <w:tr ns2:paraId="228E29C2" ns2:textId="77777777">
         <w:tc>
           <w:tcPr>
             <w:tcW w:w="0" w:type="auto"/>
@@ -28238,7 +28238,7 @@
             </w:tcMar>
             <w:hideMark/>
           </w:tcPr>
-          <w:p>
+          <w:p ns2:paraId="7F8522C4" ns2:textId="77777777">
             <w:pPr>
               <w:spacing w:before="200" w:after="280"/>
               <w:rPr>
@@ -28276,7 +28276,7 @@
             </w:tcMar>
             <w:hideMark/>
           </w:tcPr>
-          <w:p>
+          <w:p ns2:paraId="3193AF84" ns2:textId="77777777">
             <w:pPr>
               <w:spacing w:before="200" w:after="280"/>
               <w:rPr>
@@ -28314,7 +28314,7 @@
             </w:tcMar>
             <w:hideMark/>
           </w:tcPr>
-          <w:p>
+          <w:p ns2:paraId="09C12D9A" ns2:textId="77777777">
             <w:pPr>
               <w:spacing w:before="200" w:after="280"/>
               <w:rPr>
@@ -28361,7 +28361,7 @@
             </w:tcMar>
             <w:hideMark/>
           </w:tcPr>
-          <w:p>
+          <w:p ns2:paraId="52FF2DD5" ns2:textId="77777777">
             <w:pPr>
               <w:spacing w:before="200" w:after="280"/>
               <w:rPr>
@@ -28401,7 +28401,7 @@
           </w:p>
         </w:tc>
       </w:tr>
-      <w:tr>
+      <w:tr ns2:paraId="08B34E72" ns2:textId="77777777">
         <w:tc>
           <w:tcPr>
             <w:tcW w:w="0" w:type="auto"/>
@@ -28419,7 +28419,7 @@
             </w:tcMar>
             <w:hideMark/>
           </w:tcPr>
-          <w:p>
+          <w:p ns2:paraId="42E4C819" ns2:textId="77777777">
             <w:pPr>
               <w:spacing w:before="200" w:after="280"/>
               <w:rPr>
@@ -28457,7 +28457,7 @@
             </w:tcMar>
             <w:hideMark/>
           </w:tcPr>
-          <w:p>
+          <w:p ns2:paraId="5DDD5201" ns2:textId="77777777">
             <w:pPr>
               <w:spacing w:before="200" w:after="280"/>
               <w:rPr>
@@ -28495,7 +28495,7 @@
             </w:tcMar>
             <w:hideMark/>
           </w:tcPr>
-          <w:p>
+          <w:p ns2:paraId="0E9FD1EC" ns2:textId="77777777">
             <w:pPr>
               <w:spacing w:before="200" w:after="280"/>
               <w:rPr>
@@ -28542,7 +28542,7 @@
             </w:tcMar>
             <w:hideMark/>
           </w:tcPr>
-          <w:p>
+          <w:p ns2:paraId="2445113E" ns2:textId="77777777">
             <w:pPr>
               <w:spacing w:before="200" w:after="280"/>
               <w:rPr>
@@ -28564,7 +28564,7 @@
           </w:p>
         </w:tc>
       </w:tr>
-      <w:tr>
+      <w:tr ns2:paraId="7DC062BF" ns2:textId="77777777">
         <w:tc>
           <w:tcPr>
             <w:tcW w:w="0" w:type="auto"/>
@@ -28582,7 +28582,7 @@
             </w:tcMar>
             <w:hideMark/>
           </w:tcPr>
-          <w:p>
+          <w:p ns2:paraId="61D51380" ns2:textId="77777777">
             <w:pPr>
               <w:spacing w:before="200" w:after="280"/>
               <w:rPr>
@@ -28620,7 +28620,7 @@
             </w:tcMar>
             <w:hideMark/>
           </w:tcPr>
-          <w:p>
+          <w:p ns2:paraId="4659F628" ns2:textId="77777777">
             <w:pPr>
               <w:spacing w:before="200" w:after="280"/>
               <w:rPr>
@@ -28658,7 +28658,7 @@
             </w:tcMar>
             <w:hideMark/>
           </w:tcPr>
-          <w:p>
+          <w:p ns2:paraId="04454283" ns2:textId="77777777">
             <w:pPr>
               <w:spacing w:before="200" w:after="280"/>
               <w:rPr>
@@ -28705,7 +28705,7 @@
             </w:tcMar>
             <w:hideMark/>
           </w:tcPr>
-          <w:p>
+          <w:p ns2:paraId="7015573B" ns2:textId="77777777">
             <w:pPr>
               <w:spacing w:before="200" w:after="280"/>
               <w:rPr>
@@ -28727,7 +28727,7 @@
           </w:p>
         </w:tc>
       </w:tr>
-      <w:tr>
+      <w:tr ns2:paraId="7FBD8962" ns2:textId="77777777">
         <w:tc>
           <w:tcPr>
             <w:tcW w:w="0" w:type="auto"/>
@@ -28745,7 +28745,7 @@
             </w:tcMar>
             <w:hideMark/>
           </w:tcPr>
-          <w:p>
+          <w:p ns2:paraId="58994461" ns2:textId="77777777">
             <w:pPr>
               <w:spacing w:before="200" w:after="280"/>
               <w:rPr>
@@ -28783,7 +28783,7 @@
             </w:tcMar>
             <w:hideMark/>
           </w:tcPr>
-          <w:p>
+          <w:p ns2:paraId="0AE114FC" ns2:textId="77777777">
             <w:pPr>
               <w:spacing w:before="200" w:after="280"/>
               <w:rPr>
@@ -28821,7 +28821,7 @@
             </w:tcMar>
             <w:hideMark/>
           </w:tcPr>
-          <w:p>
+          <w:p ns2:paraId="77EEAF8E" ns2:textId="77777777">
             <w:pPr>
               <w:spacing w:before="200" w:after="280"/>
               <w:rPr>
@@ -28868,7 +28868,7 @@
             </w:tcMar>
             <w:hideMark/>
           </w:tcPr>
-          <w:p>
+          <w:p ns2:paraId="1AD1DAA4" ns2:textId="77777777">
             <w:pPr>
               <w:spacing w:before="200" w:after="280"/>
               <w:rPr>
@@ -28890,7 +28890,7 @@
           </w:p>
         </w:tc>
       </w:tr>
-      <w:tr>
+      <w:tr ns2:paraId="41444892" ns2:textId="77777777">
         <w:tc>
           <w:tcPr>
             <w:tcW w:w="0" w:type="auto"/>
@@ -28908,7 +28908,7 @@
             </w:tcMar>
             <w:hideMark/>
           </w:tcPr>
-          <w:p>
+          <w:p ns2:paraId="254C8391" ns2:textId="77777777">
             <w:pPr>
               <w:spacing w:before="200" w:after="280"/>
               <w:rPr>
@@ -28946,7 +28946,7 @@
             </w:tcMar>
             <w:hideMark/>
           </w:tcPr>
-          <w:p>
+          <w:p ns2:paraId="03601B09" ns2:textId="77777777">
             <w:pPr>
               <w:spacing w:before="200" w:after="280"/>
               <w:rPr>
@@ -28984,7 +28984,7 @@
             </w:tcMar>
             <w:hideMark/>
           </w:tcPr>
-          <w:p>
+          <w:p ns2:paraId="18F9D514" ns2:textId="77777777">
             <w:pPr>
               <w:spacing w:before="200" w:after="280"/>
               <w:rPr>
@@ -29022,7 +29022,7 @@
             </w:tcMar>
             <w:hideMark/>
           </w:tcPr>
-          <w:p>
+          <w:p ns2:paraId="43702B92" ns2:textId="77777777">
             <w:pPr>
               <w:spacing w:before="200" w:after="280"/>
               <w:rPr>
@@ -29045,7 +29045,7 @@
         </w:tc>
       </w:tr>
     </w:tbl>
-    <w:p>
+    <w:p ns2:paraId="73A0DC48" ns2:textId="77777777">
       <w:pPr>
         <w:pStyle w:val="2"/>
         <w:rPr>
@@ -29065,7 +29065,7 @@
         <w:t>最终交付清单</w:t>
       </w:r>
     </w:p>
-    <w:p>
+    <w:p ns2:paraId="7D2FAECA" ns2:textId="77777777">
       <w:pPr>
         <w:numPr>
           <w:ilvl w:val="0"/>
@@ -29090,7 +29090,7 @@
         <w:t>报名团队资料统一页面与赛事数据集筛选。</w:t>
       </w:r>
     </w:p>
-    <w:p>
+    <w:p ns2:paraId="2951664F" ns2:textId="77777777">
       <w:pPr>
         <w:numPr>
           <w:ilvl w:val="0"/>
@@ -29115,7 +29115,7 @@
         <w:t>团队、学生、项目、材料、支付和状态的完整详情。</w:t>
       </w:r>
     </w:p>
-    <w:p>
+    <w:p ns2:paraId="32CE9FF8" ns2:textId="77777777">
       <w:pPr>
         <w:numPr>
           <w:ilvl w:val="0"/>
@@ -29176,7 +29176,7 @@
         <w:t>整场导出以及异步材料包。</w:t>
       </w:r>
     </w:p>
-    <w:p>
+    <w:p ns2:paraId="3BDBBA92" ns2:textId="77777777">
       <w:pPr>
         <w:numPr>
           <w:ilvl w:val="0"/>
@@ -29201,7 +29201,7 @@
         <w:t>逻辑数据集回填、校验和孤儿数据修复工具。</w:t>
       </w:r>
     </w:p>
-    <w:p>
+    <w:p ns2:paraId="779145D5" ns2:textId="77777777">
       <w:pPr>
         <w:numPr>
           <w:ilvl w:val="0"/>
@@ -29226,7 +29226,7 @@
         <w:t>评审方案、评分表版本、批次、候选冻结。</w:t>
       </w:r>
     </w:p>
-    <w:p>
+    <w:p ns2:paraId="1B30F192" ns2:textId="77777777">
       <w:pPr>
         <w:numPr>
           <w:ilvl w:val="0"/>
@@ -29251,7 +29251,7 @@
         <w:t>专家档案、回避、自动分配、接单、改派。</w:t>
       </w:r>
     </w:p>
-    <w:p>
+    <w:p ns2:paraId="3FB024D0" ns2:textId="77777777">
       <w:pPr>
         <w:numPr>
           <w:ilvl w:val="0"/>
@@ -29276,7 +29276,7 @@
         <w:t>评分工作台、草稿、提交、撤回和版本审计。</w:t>
       </w:r>
     </w:p>
-    <w:p>
+    <w:p ns2:paraId="638110EF" ns2:textId="77777777">
       <w:pPr>
         <w:numPr>
           <w:ilvl w:val="0"/>
@@ -29301,7 +29301,7 @@
         <w:t>聚合算法、异常检测、仲裁、定稿和发布。</w:t>
       </w:r>
     </w:p>
-    <w:p>
+    <w:p ns2:paraId="697384B4" ns2:textId="77777777">
       <w:pPr>
         <w:numPr>
           <w:ilvl w:val="0"/>
@@ -29326,7 +29326,7 @@
         <w:t>晋级资格、下一阶段材料、消息和证书联动。</w:t>
       </w:r>
     </w:p>
-    <w:p>
+    <w:p ns2:paraId="0FB6CC1A" ns2:textId="77777777">
       <w:pPr>
         <w:numPr>
           <w:ilvl w:val="0"/>
@@ -29351,7 +29351,7 @@
         <w:t>权限目录、数据范围、盲审、文件授权与审计。</w:t>
       </w:r>
     </w:p>
-    <w:p>
+    <w:p ns2:paraId="72C0CBB2" ns2:textId="77777777">
       <w:pPr>
         <w:numPr>
           <w:ilvl w:val="0"/>
@@ -29385,7 +29385,7 @@
         <w:t>、幂等、重试、死信、监控和告警。</w:t>
       </w:r>
     </w:p>
-    <w:p>
+    <w:p ns2:paraId="69536C17" ns2:textId="77777777">
       <w:pPr>
         <w:numPr>
           <w:ilvl w:val="0"/>
@@ -29410,7 +29410,7 @@
         <w:t>数据迁移、灰度开关、回滚与运营手册。</w:t>
       </w:r>
     </w:p>
-    <w:p>
+    <w:p ns2:paraId="40669515" ns2:textId="77777777">
       <w:pPr>
         <w:numPr>
           <w:ilvl w:val="0"/>
@@ -29435,7 +29435,7 @@
         <w:t>单元、集成、契约、端到端、性能和安全测试。</w:t>
       </w:r>
     </w:p>
-    <w:p>
+    <w:p ns2:paraId="3A722198" ns2:textId="77777777">
       <w:pPr>
         <w:pStyle w:val="2"/>
         <w:rPr>
@@ -29455,7 +29455,7 @@
         <w:t>建议立即启动的十项工作</w:t>
       </w:r>
     </w:p>
-    <w:p>
+    <w:p ns2:paraId="477F8B53" ns2:textId="77777777">
       <w:pPr>
         <w:numPr>
           <w:ilvl w:val="0"/>
@@ -29480,7 +29480,7 @@
         <w:t>冻结本方案中的领域边界、状态机和权限矩阵。</w:t>
       </w:r>
     </w:p>
-    <w:p>
+    <w:p ns2:paraId="0310D775" ns2:textId="77777777">
       <w:pPr>
         <w:numPr>
           <w:ilvl w:val="0"/>
@@ -29505,7 +29505,7 @@
         <w:t>把“每场比赛一张表”的产品表述统一为“每场比赛一个逻辑报名数据集”。</w:t>
       </w:r>
     </w:p>
-    <w:p>
+    <w:p ns2:paraId="382650FC" ns2:textId="77777777">
       <w:pPr>
         <w:numPr>
           <w:ilvl w:val="0"/>
@@ -29530,7 +29530,7 @@
         <w:t>对生产报名数据运行只读盘点：孤儿报名、重复数据集、无效文件引用。</w:t>
       </w:r>
     </w:p>
-    <w:p>
+    <w:p ns2:paraId="30FDB735" ns2:textId="77777777">
       <w:pPr>
         <w:numPr>
           <w:ilvl w:val="0"/>
@@ -29555,7 +29555,7 @@
         <w:t>上线报名数据集回填脚本和统一资料页面。</w:t>
       </w:r>
     </w:p>
-    <w:p>
+    <w:p ns2:paraId="106A26B4" ns2:textId="77777777">
       <w:pPr>
         <w:numPr>
           <w:ilvl w:val="0"/>
@@ -29598,7 +29598,7 @@
         <w:t>评审任务级授权。</w:t>
       </w:r>
     </w:p>
-    <w:p>
+    <w:p ns2:paraId="535B6E94" ns2:textId="77777777">
       <w:pPr>
         <w:numPr>
           <w:ilvl w:val="0"/>
@@ -29641,7 +29641,7 @@
         <w:t>模块和评审核心表，不继续扩展旧结果表承担新职责。</w:t>
       </w:r>
     </w:p>
-    <w:p>
+    <w:p ns2:paraId="75ADFD87" ns2:textId="77777777">
       <w:pPr>
         <w:numPr>
           <w:ilvl w:val="0"/>
@@ -29684,7 +29684,7 @@
         <w:t>专家独立评分试点。</w:t>
       </w:r>
     </w:p>
-    <w:p>
+    <w:p ns2:paraId="2EE4151C" ns2:textId="77777777">
       <w:pPr>
         <w:numPr>
           <w:ilvl w:val="0"/>
@@ -29727,7 +29727,7 @@
         <w:t>、幂等和评审全链路审计。</w:t>
       </w:r>
     </w:p>
-    <w:p>
+    <w:p ns2:paraId="7F0AB0C1" ns2:textId="77777777">
       <w:pPr>
         <w:numPr>
           <w:ilvl w:val="0"/>
@@ -29752,7 +29752,7 @@
         <w:t>完成模拟赛、异常分、超时改派和结果撤回演练。</w:t>
       </w:r>
     </w:p>
-    <w:p>
+    <w:p ns2:paraId="582BD74B" ns2:textId="77777777">
       <w:pPr>
         <w:numPr>
           <w:ilvl w:val="0"/>
@@ -29813,7 +29813,7 @@
         <w:t>的独立部署时间。</w:t>
       </w:r>
     </w:p>
-    <w:p>
+    <w:p ns2:paraId="24EF49C4" ns2:textId="77777777">
       <w:pPr>
         <w:pStyle w:val="2"/>
         <w:rPr>
@@ -29839,7 +29839,7 @@
         <w:t>：关键状态枚举</w:t>
       </w:r>
     </w:p>
-    <w:p>
+    <w:p ns2:paraId="0AED9ECD" ns2:textId="77777777">
       <w:pPr>
         <w:pStyle w:val="HTML0"/>
         <w:rPr>
@@ -29857,7 +29857,7 @@
         <w:t>Registration:</w:t>
       </w:r>
     </w:p>
-    <w:p>
+    <w:p ns2:paraId="58F1D398" ns2:textId="77777777">
       <w:pPr>
         <w:pStyle w:val="HTML0"/>
         <w:rPr>
@@ -29875,7 +29875,7 @@
         <w:t>DRAFT, SUBMITTED, PENDING_PAYMENT, PAID, CONFIRMED, FROZEN,</w:t>
       </w:r>
     </w:p>
-    <w:p>
+    <w:p ns2:paraId="504F661A" ns2:textId="77777777">
       <w:pPr>
         <w:pStyle w:val="HTML0"/>
         <w:rPr>
@@ -29893,7 +29893,7 @@
         <w:t>COMPLETED, REJECTED, CANCELLED</w:t>
       </w:r>
     </w:p>
-    <w:p>
+    <w:p ns2:paraId="110CE544" ns2:textId="77777777">
       <w:pPr>
         <w:pStyle w:val="HTML0"/>
         <w:rPr>
@@ -29903,7 +29903,7 @@
         </w:rPr>
       </w:pPr>
     </w:p>
-    <w:p>
+    <w:p ns2:paraId="36C411CF" ns2:textId="77777777">
       <w:pPr>
         <w:pStyle w:val="HTML0"/>
         <w:rPr>
@@ -29921,7 +29921,7 @@
         <w:t>ReviewPlan:</w:t>
       </w:r>
     </w:p>
-    <w:p>
+    <w:p ns2:paraId="1AEBFD34" ns2:textId="77777777">
       <w:pPr>
         <w:pStyle w:val="HTML0"/>
         <w:rPr>
@@ -29939,7 +29939,7 @@
         <w:t>DRAFT, READY, ASSIGNING, IN_REVIEW, AGGREGATING,</w:t>
       </w:r>
     </w:p>
-    <w:p>
+    <w:p ns2:paraId="6A5D86E9" ns2:textId="77777777">
       <w:pPr>
         <w:pStyle w:val="HTML0"/>
         <w:rPr>
@@ -29957,7 +29957,7 @@
         <w:t>FINALIZED, PUBLISHED, ARCHIVED</w:t>
       </w:r>
     </w:p>
-    <w:p>
+    <w:p ns2:paraId="210D7C60" ns2:textId="77777777">
       <w:pPr>
         <w:pStyle w:val="HTML0"/>
         <w:rPr>
@@ -29967,7 +29967,7 @@
         </w:rPr>
       </w:pPr>
     </w:p>
-    <w:p>
+    <w:p ns2:paraId="1D693FA6" ns2:textId="77777777">
       <w:pPr>
         <w:pStyle w:val="HTML0"/>
         <w:rPr>
@@ -29985,7 +29985,7 @@
         <w:t>Assignment:</w:t>
       </w:r>
     </w:p>
-    <w:p>
+    <w:p ns2:paraId="69BB95CC" ns2:textId="77777777">
       <w:pPr>
         <w:pStyle w:val="HTML0"/>
         <w:rPr>
@@ -30003,7 +30003,7 @@
         <w:t>ASSIGNED, ACCEPTED, DRAFT, SUBMITTED,</w:t>
       </w:r>
     </w:p>
-    <w:p>
+    <w:p ns2:paraId="5C6EB2C9" ns2:textId="77777777">
       <w:pPr>
         <w:pStyle w:val="HTML0"/>
         <w:rPr>
@@ -30021,7 +30021,7 @@
         <w:t>DECLINED, EXPIRED, REVOKED, REASSIGNED</w:t>
       </w:r>
     </w:p>
-    <w:p>
+    <w:p ns2:paraId="1DCDB6A4" ns2:textId="77777777">
       <w:pPr>
         <w:pStyle w:val="HTML0"/>
         <w:rPr>
@@ -30031,7 +30031,7 @@
         </w:rPr>
       </w:pPr>
     </w:p>
-    <w:p>
+    <w:p ns2:paraId="77E48173" ns2:textId="77777777">
       <w:pPr>
         <w:pStyle w:val="HTML0"/>
         <w:rPr>
@@ -30049,7 +30049,7 @@
         <w:t>CandidateDecision:</w:t>
       </w:r>
     </w:p>
-    <w:p>
+    <w:p ns2:paraId="14470ABF" ns2:textId="77777777">
       <w:pPr>
         <w:pStyle w:val="HTML0"/>
         <w:rPr>
@@ -30067,7 +30067,7 @@
         <w:t>PENDING, ADVANCED, ELIMINATED, WAITLISTED, AWARDED</w:t>
       </w:r>
     </w:p>
-    <w:p>
+    <w:p ns2:paraId="0473FF82" ns2:textId="77777777">
       <w:pPr>
         <w:pStyle w:val="HTML0"/>
         <w:rPr>
@@ -30077,7 +30077,7 @@
         </w:rPr>
       </w:pPr>
     </w:p>
-    <w:p>
+    <w:p ns2:paraId="711DC197" ns2:textId="77777777">
       <w:pPr>
         <w:pStyle w:val="HTML0"/>
         <w:rPr>
@@ -30095,7 +30095,7 @@
         <w:t>ExportJob:</w:t>
       </w:r>
     </w:p>
-    <w:p>
+    <w:p ns2:paraId="1D98B3DF" ns2:textId="77777777">
       <w:pPr>
         <w:pStyle w:val="HTML0"/>
         <w:rPr>
@@ -30113,7 +30113,7 @@
         <w:t>PENDING, RUNNING, SUCCEEDED, FAILED, EXPIRED</w:t>
       </w:r>
     </w:p>
-    <w:p>
+    <w:p ns2:paraId="063928CA" ns2:textId="77777777">
       <w:pPr>
         <w:pStyle w:val="2"/>
         <w:rPr>
@@ -30155,7 +30155,7 @@
         <w:gridCol w:w="3059"/>
         <w:gridCol w:w="3893"/>
       </w:tblGrid>
-      <w:tr>
+      <w:tr ns2:paraId="7CD638FB" ns2:textId="77777777">
         <w:trPr>
           <w:tblHeader/>
         </w:trPr>
@@ -30178,7 +30178,7 @@
             <w:vAlign w:val="center"/>
             <w:hideMark/>
           </w:tcPr>
-          <w:p>
+          <w:p ns2:paraId="59DE7864" ns2:textId="77777777">
             <w:pPr>
               <w:spacing w:before="200" w:after="280"/>
               <w:jc w:val="center"/>
@@ -30223,7 +30223,7 @@
             <w:vAlign w:val="center"/>
             <w:hideMark/>
           </w:tcPr>
-          <w:p>
+          <w:p ns2:paraId="46BD7835" ns2:textId="77777777">
             <w:pPr>
               <w:spacing w:before="200" w:after="280"/>
               <w:jc w:val="center"/>
@@ -30268,7 +30268,7 @@
             <w:vAlign w:val="center"/>
             <w:hideMark/>
           </w:tcPr>
-          <w:p>
+          <w:p ns2:paraId="6DB967F6" ns2:textId="77777777">
             <w:pPr>
               <w:spacing w:before="200" w:after="280"/>
               <w:jc w:val="center"/>
@@ -30295,7 +30295,7 @@
           </w:p>
         </w:tc>
       </w:tr>
-      <w:tr>
+      <w:tr ns2:paraId="5C9C0962" ns2:textId="77777777">
         <w:tc>
           <w:tcPr>
             <w:tcW w:w="0" w:type="auto"/>
@@ -30313,7 +30313,7 @@
             </w:tcMar>
             <w:hideMark/>
           </w:tcPr>
-          <w:p>
+          <w:p ns2:paraId="4154F5B0" ns2:textId="77777777">
             <w:pPr>
               <w:spacing w:before="200" w:after="280"/>
               <w:rPr>
@@ -30351,7 +30351,7 @@
             </w:tcMar>
             <w:hideMark/>
           </w:tcPr>
-          <w:p>
+          <w:p ns2:paraId="73622831" ns2:textId="77777777">
             <w:pPr>
               <w:spacing w:before="200" w:after="280"/>
               <w:rPr>
@@ -30389,7 +30389,7 @@
             </w:tcMar>
             <w:hideMark/>
           </w:tcPr>
-          <w:p>
+          <w:p ns2:paraId="17ACD60A" ns2:textId="77777777">
             <w:pPr>
               <w:spacing w:before="200" w:after="280"/>
               <w:rPr>
@@ -30411,7 +30411,7 @@
           </w:p>
         </w:tc>
       </w:tr>
-      <w:tr>
+      <w:tr ns2:paraId="2EB6FE1D" ns2:textId="77777777">
         <w:tc>
           <w:tcPr>
             <w:tcW w:w="0" w:type="auto"/>
@@ -30429,7 +30429,7 @@
             </w:tcMar>
             <w:hideMark/>
           </w:tcPr>
-          <w:p>
+          <w:p ns2:paraId="6920E6F1" ns2:textId="77777777">
             <w:pPr>
               <w:spacing w:before="200" w:after="280"/>
               <w:rPr>
@@ -30467,7 +30467,7 @@
             </w:tcMar>
             <w:hideMark/>
           </w:tcPr>
-          <w:p>
+          <w:p ns2:paraId="2E488C6F" ns2:textId="77777777">
             <w:pPr>
               <w:spacing w:before="200" w:after="280"/>
               <w:rPr>
@@ -30505,7 +30505,7 @@
             </w:tcMar>
             <w:hideMark/>
           </w:tcPr>
-          <w:p>
+          <w:p ns2:paraId="304052D8" ns2:textId="77777777">
             <w:pPr>
               <w:spacing w:before="200" w:after="280"/>
               <w:rPr>
@@ -30527,7 +30527,7 @@
           </w:p>
         </w:tc>
       </w:tr>
-      <w:tr>
+      <w:tr ns2:paraId="4BDBDD88" ns2:textId="77777777">
         <w:tc>
           <w:tcPr>
             <w:tcW w:w="0" w:type="auto"/>
@@ -30545,7 +30545,7 @@
             </w:tcMar>
             <w:hideMark/>
           </w:tcPr>
-          <w:p>
+          <w:p ns2:paraId="3D3F699D" ns2:textId="77777777">
             <w:pPr>
               <w:spacing w:before="200" w:after="280"/>
               <w:rPr>
@@ -30583,7 +30583,7 @@
             </w:tcMar>
             <w:hideMark/>
           </w:tcPr>
-          <w:p>
+          <w:p ns2:paraId="44C38606" ns2:textId="77777777">
             <w:pPr>
               <w:spacing w:before="200" w:after="280"/>
               <w:rPr>
@@ -30639,7 +30639,7 @@
             </w:tcMar>
             <w:hideMark/>
           </w:tcPr>
-          <w:p>
+          <w:p ns2:paraId="1BF973CA" ns2:textId="77777777">
             <w:pPr>
               <w:spacing w:before="200" w:after="280"/>
               <w:rPr>
@@ -30661,7 +30661,7 @@
           </w:p>
         </w:tc>
       </w:tr>
-      <w:tr>
+      <w:tr ns2:paraId="433A9B6E" ns2:textId="77777777">
         <w:tc>
           <w:tcPr>
             <w:tcW w:w="0" w:type="auto"/>
@@ -30679,7 +30679,7 @@
             </w:tcMar>
             <w:hideMark/>
           </w:tcPr>
-          <w:p>
+          <w:p ns2:paraId="4CCE7961" ns2:textId="77777777">
             <w:pPr>
               <w:spacing w:before="200" w:after="280"/>
               <w:rPr>
@@ -30717,7 +30717,7 @@
             </w:tcMar>
             <w:hideMark/>
           </w:tcPr>
-          <w:p>
+          <w:p ns2:paraId="28136950" ns2:textId="77777777">
             <w:pPr>
               <w:spacing w:before="200" w:after="280"/>
               <w:rPr>
@@ -30755,7 +30755,7 @@
             </w:tcMar>
             <w:hideMark/>
           </w:tcPr>
-          <w:p>
+          <w:p ns2:paraId="0BBBEB32" ns2:textId="77777777">
             <w:pPr>
               <w:spacing w:before="200" w:after="280"/>
               <w:rPr>
@@ -30777,7 +30777,7 @@
           </w:p>
         </w:tc>
       </w:tr>
-      <w:tr>
+      <w:tr ns2:paraId="144F85BA" ns2:textId="77777777">
         <w:tc>
           <w:tcPr>
             <w:tcW w:w="0" w:type="auto"/>
@@ -30795,7 +30795,7 @@
             </w:tcMar>
             <w:hideMark/>
           </w:tcPr>
-          <w:p>
+          <w:p ns2:paraId="3A69A2A1" ns2:textId="77777777">
             <w:pPr>
               <w:spacing w:before="200" w:after="280"/>
               <w:rPr>
@@ -30833,7 +30833,7 @@
             </w:tcMar>
             <w:hideMark/>
           </w:tcPr>
-          <w:p>
+          <w:p ns2:paraId="0190C1E6" ns2:textId="77777777">
             <w:pPr>
               <w:spacing w:before="200" w:after="280"/>
               <w:rPr>
@@ -30889,7 +30889,7 @@
             </w:tcMar>
             <w:hideMark/>
           </w:tcPr>
-          <w:p>
+          <w:p ns2:paraId="296B4C01" ns2:textId="77777777">
             <w:pPr>
               <w:spacing w:before="200" w:after="280"/>
               <w:rPr>
@@ -30911,7 +30911,7 @@
           </w:p>
         </w:tc>
       </w:tr>
-      <w:tr>
+      <w:tr ns2:paraId="3372E583" ns2:textId="77777777">
         <w:tc>
           <w:tcPr>
             <w:tcW w:w="0" w:type="auto"/>
@@ -30929,7 +30929,7 @@
             </w:tcMar>
             <w:hideMark/>
           </w:tcPr>
-          <w:p>
+          <w:p ns2:paraId="49C9FADD" ns2:textId="77777777">
             <w:pPr>
               <w:spacing w:before="200" w:after="280"/>
               <w:rPr>
@@ -30967,7 +30967,7 @@
             </w:tcMar>
             <w:hideMark/>
           </w:tcPr>
-          <w:p>
+          <w:p ns2:paraId="64A9BAA6" ns2:textId="77777777">
             <w:pPr>
               <w:spacing w:before="200" w:after="280"/>
               <w:rPr>
@@ -31005,7 +31005,7 @@
             </w:tcMar>
             <w:hideMark/>
           </w:tcPr>
-          <w:p>
+          <w:p ns2:paraId="5E6A6A0A" ns2:textId="77777777">
             <w:pPr>
               <w:spacing w:before="200" w:after="280"/>
               <w:rPr>
@@ -31027,7 +31027,7 @@
           </w:p>
         </w:tc>
       </w:tr>
-      <w:tr>
+      <w:tr ns2:paraId="5337E6ED" ns2:textId="77777777">
         <w:tc>
           <w:tcPr>
             <w:tcW w:w="0" w:type="auto"/>
@@ -31045,7 +31045,7 @@
             </w:tcMar>
             <w:hideMark/>
           </w:tcPr>
-          <w:p>
+          <w:p ns2:paraId="59DBB14C" ns2:textId="77777777">
             <w:pPr>
               <w:spacing w:before="200" w:after="280"/>
               <w:rPr>
@@ -31083,7 +31083,7 @@
             </w:tcMar>
             <w:hideMark/>
           </w:tcPr>
-          <w:p>
+          <w:p ns2:paraId="5C2DA13A" ns2:textId="77777777">
             <w:pPr>
               <w:spacing w:before="200" w:after="280"/>
               <w:rPr>
@@ -31121,7 +31121,7 @@
             </w:tcMar>
             <w:hideMark/>
           </w:tcPr>
-          <w:p>
+          <w:p ns2:paraId="5D8F0822" ns2:textId="77777777">
             <w:pPr>
               <w:spacing w:before="200" w:after="280"/>
               <w:rPr>
@@ -31143,7 +31143,7 @@
           </w:p>
         </w:tc>
       </w:tr>
-      <w:tr>
+      <w:tr ns2:paraId="67262C6E" ns2:textId="77777777">
         <w:tc>
           <w:tcPr>
             <w:tcW w:w="0" w:type="auto"/>
@@ -31161,7 +31161,7 @@
             </w:tcMar>
             <w:hideMark/>
           </w:tcPr>
-          <w:p>
+          <w:p ns2:paraId="22A3057D" ns2:textId="77777777">
             <w:pPr>
               <w:spacing w:before="200" w:after="280"/>
               <w:rPr>
@@ -31199,7 +31199,7 @@
             </w:tcMar>
             <w:hideMark/>
           </w:tcPr>
-          <w:p>
+          <w:p ns2:paraId="63165BC2" ns2:textId="77777777">
             <w:pPr>
               <w:spacing w:before="200" w:after="280"/>
               <w:rPr>
@@ -31237,7 +31237,7 @@
             </w:tcMar>
             <w:hideMark/>
           </w:tcPr>
-          <w:p>
+          <w:p ns2:paraId="6BCB0906" ns2:textId="77777777">
             <w:pPr>
               <w:spacing w:before="200" w:after="280"/>
               <w:rPr>
@@ -31278,7 +31278,7 @@
         </w:tc>
       </w:tr>
     </w:tbl>
-    <w:p/>
+    <w:p ns2:paraId="3E835E8A" ns2:textId="77777777"/>
     <w:sectPr>
       <w:pgSz w:w="11906" w:h="16838"/>
       <w:pgMar w:top="1440" w:right="1800" w:bottom="1440" w:left="1800" w:header="851" w:footer="992" w:gutter="0"/>
